--- a/Отчёт лаб2 Пихуров 6311.docx
+++ b/Отчёт лаб2 Пихуров 6311.docx
@@ -236,23 +236,7 @@
           <w:szCs w:val="28"/>
         </w:rPr>
         <w:tab/>
-        <w:t xml:space="preserve">Выполнил: </w:t>
-      </w:r>
-      <w:proofErr w:type="spellStart"/>
-      <w:r>
-        <w:rPr>
-          <w:sz w:val="28"/>
-          <w:szCs w:val="28"/>
-        </w:rPr>
-        <w:t>Пихуров</w:t>
-      </w:r>
-      <w:proofErr w:type="spellEnd"/>
-      <w:r>
-        <w:rPr>
-          <w:sz w:val="28"/>
-          <w:szCs w:val="28"/>
-        </w:rPr>
-        <w:t xml:space="preserve"> М.А.</w:t>
+        <w:t>Выполнил: Пихуров М.А.</w:t>
       </w:r>
     </w:p>
     <w:p>
@@ -357,19 +341,16 @@
       </w:r>
     </w:p>
     <w:p>
+      <w:pPr>
+        <w:rPr>
+          <w:lang w:val="en-US"/>
+        </w:rPr>
+      </w:pPr>
       <w:r>
         <w:lastRenderedPageBreak/>
-        <w:t xml:space="preserve">Прикладываю ссылку на </w:t>
-      </w:r>
-      <w:proofErr w:type="spellStart"/>
-      <w:r>
-        <w:t>гитхаб</w:t>
-      </w:r>
-      <w:proofErr w:type="spellEnd"/>
-      <w:r>
-        <w:t xml:space="preserve"> с проектом: </w:t>
-      </w:r>
-      <w:hyperlink r:id="rId4" w:history="1">
+        <w:t xml:space="preserve">Прикладываю ссылку на гитхаб с проектом: </w:t>
+      </w:r>
+      <w:hyperlink r:id="rId5" w:history="1">
         <w:r>
           <w:rPr>
             <w:rStyle w:val="ac"/>
@@ -379,7 +360,3690 @@
         </w:r>
       </w:hyperlink>
     </w:p>
+    <w:p>
+      <w:pPr>
+        <w:rPr>
+          <w:bCs/>
+        </w:rPr>
+      </w:pPr>
+      <w:r>
+        <w:rPr>
+          <w:b/>
+        </w:rPr>
+        <w:t>Задача:</w:t>
+      </w:r>
+      <w:r>
+        <w:t xml:space="preserve"> </w:t>
+      </w:r>
+      <w:r>
+        <w:rPr>
+          <w:bCs/>
+        </w:rPr>
+        <w:t>Модифицировать программу из л/р №1 для параллельной работы по технологии OpenMP.</w:t>
+      </w:r>
+      <w:r>
+        <w:rPr>
+          <w:bCs/>
+        </w:rPr>
+        <w:t>.</w:t>
+      </w:r>
+    </w:p>
+    <w:p>
+      <w:pPr>
+        <w:rPr>
+          <w:bCs/>
+        </w:rPr>
+      </w:pPr>
+      <w:r>
+        <w:rPr>
+          <w:bCs/>
+        </w:rPr>
+        <w:t xml:space="preserve">Исходные данные: файл(ы) содержащие значения двух матриц. </w:t>
+      </w:r>
+      <w:r>
+        <w:rPr>
+          <w:bCs/>
+        </w:rPr>
+        <w:br/>
+        <w:t>Выходные данные: файл со значениями результирующей матрицы, время выполнения</w:t>
+      </w:r>
+    </w:p>
+    <w:p>
+      <w:pPr>
+        <w:autoSpaceDE w:val="0"/>
+        <w:autoSpaceDN w:val="0"/>
+        <w:adjustRightInd w:val="0"/>
+        <w:spacing w:after="0" w:line="240" w:lineRule="auto"/>
+      </w:pPr>
+      <w:r>
+        <w:t>Изменения по сравнению с Лр №1:</w:t>
+      </w:r>
+    </w:p>
+    <w:p>
+      <w:pPr>
+        <w:pStyle w:val="a7"/>
+        <w:numPr>
+          <w:ilvl w:val="0"/>
+          <w:numId w:val="2"/>
+        </w:numPr>
+        <w:autoSpaceDE w:val="0"/>
+        <w:autoSpaceDN w:val="0"/>
+        <w:adjustRightInd w:val="0"/>
+        <w:spacing w:after="0" w:line="240" w:lineRule="auto"/>
+        <w:rPr>
+          <w:rFonts w:ascii="Cascadia Mono" w:eastAsiaTheme="minorHAnsi" w:hAnsi="Cascadia Mono" w:cs="Cascadia Mono"/>
+          <w:color w:val="000000"/>
+          <w:sz w:val="19"/>
+          <w:szCs w:val="19"/>
+          <w14:ligatures w14:val="standardContextual"/>
+        </w:rPr>
+      </w:pPr>
+      <w:r>
+        <w:t xml:space="preserve">Добавил проверку на включение </w:t>
+      </w:r>
+      <w:r>
+        <w:rPr>
+          <w:lang w:val="en-US"/>
+        </w:rPr>
+        <w:t>OpenMP</w:t>
+      </w:r>
+    </w:p>
+    <w:p>
+      <w:pPr>
+        <w:pStyle w:val="a7"/>
+        <w:autoSpaceDE w:val="0"/>
+        <w:autoSpaceDN w:val="0"/>
+        <w:adjustRightInd w:val="0"/>
+        <w:spacing w:after="0" w:line="240" w:lineRule="auto"/>
+        <w:rPr>
+          <w:rFonts w:ascii="Cascadia Mono" w:eastAsiaTheme="minorHAnsi" w:hAnsi="Cascadia Mono" w:cs="Cascadia Mono"/>
+          <w:color w:val="000000"/>
+          <w:sz w:val="19"/>
+          <w:szCs w:val="19"/>
+          <w14:ligatures w14:val="standardContextual"/>
+        </w:rPr>
+      </w:pPr>
+      <w:r>
+        <w:rPr>
+          <w:rFonts w:ascii="Cascadia Mono" w:eastAsiaTheme="minorHAnsi" w:hAnsi="Cascadia Mono" w:cs="Cascadia Mono"/>
+          <w:color w:val="808080"/>
+          <w:sz w:val="19"/>
+          <w:szCs w:val="19"/>
+          <w14:ligatures w14:val="standardContextual"/>
+        </w:rPr>
+        <w:t>#ifdef</w:t>
+      </w:r>
+      <w:r>
+        <w:rPr>
+          <w:rFonts w:ascii="Cascadia Mono" w:eastAsiaTheme="minorHAnsi" w:hAnsi="Cascadia Mono" w:cs="Cascadia Mono"/>
+          <w:color w:val="000000"/>
+          <w:sz w:val="19"/>
+          <w:szCs w:val="19"/>
+          <w14:ligatures w14:val="standardContextual"/>
+        </w:rPr>
+        <w:t xml:space="preserve"> </w:t>
+      </w:r>
+      <w:r>
+        <w:rPr>
+          <w:rFonts w:ascii="Cascadia Mono" w:eastAsiaTheme="minorHAnsi" w:hAnsi="Cascadia Mono" w:cs="Cascadia Mono"/>
+          <w:color w:val="6F008A"/>
+          <w:sz w:val="19"/>
+          <w:szCs w:val="19"/>
+          <w14:ligatures w14:val="standardContextual"/>
+        </w:rPr>
+        <w:t>_OPENMP</w:t>
+      </w:r>
+    </w:p>
+    <w:p>
+      <w:pPr>
+        <w:autoSpaceDE w:val="0"/>
+        <w:autoSpaceDN w:val="0"/>
+        <w:adjustRightInd w:val="0"/>
+        <w:spacing w:after="0" w:line="240" w:lineRule="auto"/>
+        <w:rPr>
+          <w:rFonts w:ascii="Cascadia Mono" w:eastAsiaTheme="minorHAnsi" w:hAnsi="Cascadia Mono" w:cs="Cascadia Mono"/>
+          <w:color w:val="000000"/>
+          <w:sz w:val="19"/>
+          <w:szCs w:val="19"/>
+          <w:lang w:val="en-US"/>
+          <w14:ligatures w14:val="standardContextual"/>
+        </w:rPr>
+      </w:pPr>
+      <w:r>
+        <w:rPr>
+          <w:rFonts w:ascii="Cascadia Mono" w:eastAsiaTheme="minorHAnsi" w:hAnsi="Cascadia Mono" w:cs="Cascadia Mono"/>
+          <w:color w:val="808080"/>
+          <w:sz w:val="19"/>
+          <w:szCs w:val="19"/>
+          <w:lang w:val="en-US"/>
+          <w14:ligatures w14:val="standardContextual"/>
+        </w:rPr>
+        <w:t>#pragma</w:t>
+      </w:r>
+      <w:r>
+        <w:rPr>
+          <w:rFonts w:ascii="Cascadia Mono" w:eastAsiaTheme="minorHAnsi" w:hAnsi="Cascadia Mono" w:cs="Cascadia Mono"/>
+          <w:color w:val="000000"/>
+          <w:sz w:val="19"/>
+          <w:szCs w:val="19"/>
+          <w:lang w:val="en-US"/>
+          <w14:ligatures w14:val="standardContextual"/>
+        </w:rPr>
+        <w:t xml:space="preserve"> omp parallel</w:t>
+      </w:r>
+    </w:p>
+    <w:p>
+      <w:pPr>
+        <w:autoSpaceDE w:val="0"/>
+        <w:autoSpaceDN w:val="0"/>
+        <w:adjustRightInd w:val="0"/>
+        <w:spacing w:after="0" w:line="240" w:lineRule="auto"/>
+        <w:rPr>
+          <w:rFonts w:ascii="Cascadia Mono" w:eastAsiaTheme="minorHAnsi" w:hAnsi="Cascadia Mono" w:cs="Cascadia Mono"/>
+          <w:color w:val="000000"/>
+          <w:sz w:val="19"/>
+          <w:szCs w:val="19"/>
+          <w:lang w:val="en-US"/>
+          <w14:ligatures w14:val="standardContextual"/>
+        </w:rPr>
+      </w:pPr>
+      <w:r>
+        <w:rPr>
+          <w:rFonts w:ascii="Cascadia Mono" w:eastAsiaTheme="minorHAnsi" w:hAnsi="Cascadia Mono" w:cs="Cascadia Mono"/>
+          <w:color w:val="000000"/>
+          <w:sz w:val="19"/>
+          <w:szCs w:val="19"/>
+          <w:lang w:val="en-US"/>
+          <w14:ligatures w14:val="standardContextual"/>
+        </w:rPr>
+        <w:t xml:space="preserve">    </w:t>
+      </w:r>
+      <w:r>
+        <w:rPr>
+          <w:rFonts w:ascii="Cascadia Mono" w:eastAsiaTheme="minorHAnsi" w:hAnsi="Cascadia Mono" w:cs="Cascadia Mono"/>
+          <w:color w:val="808080"/>
+          <w:sz w:val="19"/>
+          <w:szCs w:val="19"/>
+          <w:lang w:val="en-US"/>
+          <w14:ligatures w14:val="standardContextual"/>
+        </w:rPr>
+        <w:t>#pragma</w:t>
+      </w:r>
+      <w:r>
+        <w:rPr>
+          <w:rFonts w:ascii="Cascadia Mono" w:eastAsiaTheme="minorHAnsi" w:hAnsi="Cascadia Mono" w:cs="Cascadia Mono"/>
+          <w:color w:val="000000"/>
+          <w:sz w:val="19"/>
+          <w:szCs w:val="19"/>
+          <w:lang w:val="en-US"/>
+          <w14:ligatures w14:val="standardContextual"/>
+        </w:rPr>
+        <w:t xml:space="preserve"> omp critical</w:t>
+      </w:r>
+    </w:p>
+    <w:p>
+      <w:pPr>
+        <w:autoSpaceDE w:val="0"/>
+        <w:autoSpaceDN w:val="0"/>
+        <w:adjustRightInd w:val="0"/>
+        <w:spacing w:after="0" w:line="240" w:lineRule="auto"/>
+        <w:rPr>
+          <w:rFonts w:ascii="Cascadia Mono" w:eastAsiaTheme="minorHAnsi" w:hAnsi="Cascadia Mono" w:cs="Cascadia Mono"/>
+          <w:color w:val="000000"/>
+          <w:sz w:val="19"/>
+          <w:szCs w:val="19"/>
+          <w:lang w:val="en-US"/>
+          <w14:ligatures w14:val="standardContextual"/>
+        </w:rPr>
+      </w:pPr>
+      <w:r>
+        <w:rPr>
+          <w:rFonts w:ascii="Cascadia Mono" w:eastAsiaTheme="minorHAnsi" w:hAnsi="Cascadia Mono" w:cs="Cascadia Mono"/>
+          <w:color w:val="000000"/>
+          <w:sz w:val="19"/>
+          <w:szCs w:val="19"/>
+          <w:lang w:val="en-US"/>
+          <w14:ligatures w14:val="standardContextual"/>
+        </w:rPr>
+        <w:t xml:space="preserve">        {</w:t>
+      </w:r>
+    </w:p>
+    <w:p>
+      <w:pPr>
+        <w:autoSpaceDE w:val="0"/>
+        <w:autoSpaceDN w:val="0"/>
+        <w:adjustRightInd w:val="0"/>
+        <w:spacing w:after="0" w:line="240" w:lineRule="auto"/>
+        <w:rPr>
+          <w:rFonts w:ascii="Cascadia Mono" w:eastAsiaTheme="minorHAnsi" w:hAnsi="Cascadia Mono" w:cs="Cascadia Mono"/>
+          <w:color w:val="000000"/>
+          <w:sz w:val="19"/>
+          <w:szCs w:val="19"/>
+          <w:lang w:val="en-US"/>
+          <w14:ligatures w14:val="standardContextual"/>
+        </w:rPr>
+      </w:pPr>
+      <w:r>
+        <w:rPr>
+          <w:rFonts w:ascii="Cascadia Mono" w:eastAsiaTheme="minorHAnsi" w:hAnsi="Cascadia Mono" w:cs="Cascadia Mono"/>
+          <w:color w:val="000000"/>
+          <w:sz w:val="19"/>
+          <w:szCs w:val="19"/>
+          <w:lang w:val="en-US"/>
+          <w14:ligatures w14:val="standardContextual"/>
+        </w:rPr>
+        <w:t xml:space="preserve">            </w:t>
+      </w:r>
+      <w:r>
+        <w:rPr>
+          <w:rFonts w:ascii="Cascadia Mono" w:eastAsiaTheme="minorHAnsi" w:hAnsi="Cascadia Mono" w:cs="Cascadia Mono"/>
+          <w:color w:val="0000FF"/>
+          <w:sz w:val="19"/>
+          <w:szCs w:val="19"/>
+          <w:lang w:val="en-US"/>
+          <w14:ligatures w14:val="standardContextual"/>
+        </w:rPr>
+        <w:t>if</w:t>
+      </w:r>
+      <w:r>
+        <w:rPr>
+          <w:rFonts w:ascii="Cascadia Mono" w:eastAsiaTheme="minorHAnsi" w:hAnsi="Cascadia Mono" w:cs="Cascadia Mono"/>
+          <w:color w:val="000000"/>
+          <w:sz w:val="19"/>
+          <w:szCs w:val="19"/>
+          <w:lang w:val="en-US"/>
+          <w14:ligatures w14:val="standardContextual"/>
+        </w:rPr>
+        <w:t xml:space="preserve"> (omp_get_thread_num() != 0) {</w:t>
+      </w:r>
+    </w:p>
+    <w:p>
+      <w:pPr>
+        <w:autoSpaceDE w:val="0"/>
+        <w:autoSpaceDN w:val="0"/>
+        <w:adjustRightInd w:val="0"/>
+        <w:spacing w:after="0" w:line="240" w:lineRule="auto"/>
+        <w:rPr>
+          <w:rFonts w:ascii="Cascadia Mono" w:eastAsiaTheme="minorHAnsi" w:hAnsi="Cascadia Mono" w:cs="Cascadia Mono"/>
+          <w:color w:val="000000"/>
+          <w:sz w:val="19"/>
+          <w:szCs w:val="19"/>
+          <w:lang w:val="en-US"/>
+          <w14:ligatures w14:val="standardContextual"/>
+        </w:rPr>
+      </w:pPr>
+      <w:r>
+        <w:rPr>
+          <w:rFonts w:ascii="Cascadia Mono" w:eastAsiaTheme="minorHAnsi" w:hAnsi="Cascadia Mono" w:cs="Cascadia Mono"/>
+          <w:color w:val="000000"/>
+          <w:sz w:val="19"/>
+          <w:szCs w:val="19"/>
+          <w:lang w:val="en-US"/>
+          <w14:ligatures w14:val="standardContextual"/>
+        </w:rPr>
+        <w:t xml:space="preserve">                std::cout </w:t>
+      </w:r>
+      <w:r>
+        <w:rPr>
+          <w:rFonts w:ascii="Cascadia Mono" w:eastAsiaTheme="minorHAnsi" w:hAnsi="Cascadia Mono" w:cs="Cascadia Mono"/>
+          <w:color w:val="008080"/>
+          <w:sz w:val="19"/>
+          <w:szCs w:val="19"/>
+          <w:lang w:val="en-US"/>
+          <w14:ligatures w14:val="standardContextual"/>
+        </w:rPr>
+        <w:t>&lt;&lt;</w:t>
+      </w:r>
+      <w:r>
+        <w:rPr>
+          <w:rFonts w:ascii="Cascadia Mono" w:eastAsiaTheme="minorHAnsi" w:hAnsi="Cascadia Mono" w:cs="Cascadia Mono"/>
+          <w:color w:val="000000"/>
+          <w:sz w:val="19"/>
+          <w:szCs w:val="19"/>
+          <w:lang w:val="en-US"/>
+          <w14:ligatures w14:val="standardContextual"/>
+        </w:rPr>
+        <w:t xml:space="preserve"> </w:t>
+      </w:r>
+      <w:r>
+        <w:rPr>
+          <w:rFonts w:ascii="Cascadia Mono" w:eastAsiaTheme="minorHAnsi" w:hAnsi="Cascadia Mono" w:cs="Cascadia Mono"/>
+          <w:color w:val="A31515"/>
+          <w:sz w:val="19"/>
+          <w:szCs w:val="19"/>
+          <w:lang w:val="en-US"/>
+          <w14:ligatures w14:val="standardContextual"/>
+        </w:rPr>
+        <w:t>"OpenMP Version: "</w:t>
+      </w:r>
+      <w:r>
+        <w:rPr>
+          <w:rFonts w:ascii="Cascadia Mono" w:eastAsiaTheme="minorHAnsi" w:hAnsi="Cascadia Mono" w:cs="Cascadia Mono"/>
+          <w:color w:val="000000"/>
+          <w:sz w:val="19"/>
+          <w:szCs w:val="19"/>
+          <w:lang w:val="en-US"/>
+          <w14:ligatures w14:val="standardContextual"/>
+        </w:rPr>
+        <w:t xml:space="preserve"> </w:t>
+      </w:r>
+      <w:r>
+        <w:rPr>
+          <w:rFonts w:ascii="Cascadia Mono" w:eastAsiaTheme="minorHAnsi" w:hAnsi="Cascadia Mono" w:cs="Cascadia Mono"/>
+          <w:color w:val="008080"/>
+          <w:sz w:val="19"/>
+          <w:szCs w:val="19"/>
+          <w:lang w:val="en-US"/>
+          <w14:ligatures w14:val="standardContextual"/>
+        </w:rPr>
+        <w:t>&lt;&lt;</w:t>
+      </w:r>
+      <w:r>
+        <w:rPr>
+          <w:rFonts w:ascii="Cascadia Mono" w:eastAsiaTheme="minorHAnsi" w:hAnsi="Cascadia Mono" w:cs="Cascadia Mono"/>
+          <w:color w:val="000000"/>
+          <w:sz w:val="19"/>
+          <w:szCs w:val="19"/>
+          <w:lang w:val="en-US"/>
+          <w14:ligatures w14:val="standardContextual"/>
+        </w:rPr>
+        <w:t xml:space="preserve"> </w:t>
+      </w:r>
+      <w:r>
+        <w:rPr>
+          <w:rFonts w:ascii="Cascadia Mono" w:eastAsiaTheme="minorHAnsi" w:hAnsi="Cascadia Mono" w:cs="Cascadia Mono"/>
+          <w:color w:val="6F008A"/>
+          <w:sz w:val="19"/>
+          <w:szCs w:val="19"/>
+          <w:lang w:val="en-US"/>
+          <w14:ligatures w14:val="standardContextual"/>
+        </w:rPr>
+        <w:t>_OPENMP</w:t>
+      </w:r>
+      <w:r>
+        <w:rPr>
+          <w:rFonts w:ascii="Cascadia Mono" w:eastAsiaTheme="minorHAnsi" w:hAnsi="Cascadia Mono" w:cs="Cascadia Mono"/>
+          <w:color w:val="000000"/>
+          <w:sz w:val="19"/>
+          <w:szCs w:val="19"/>
+          <w:lang w:val="en-US"/>
+          <w14:ligatures w14:val="standardContextual"/>
+        </w:rPr>
+        <w:t xml:space="preserve"> / 100 </w:t>
+      </w:r>
+      <w:r>
+        <w:rPr>
+          <w:rFonts w:ascii="Cascadia Mono" w:eastAsiaTheme="minorHAnsi" w:hAnsi="Cascadia Mono" w:cs="Cascadia Mono"/>
+          <w:color w:val="008080"/>
+          <w:sz w:val="19"/>
+          <w:szCs w:val="19"/>
+          <w:lang w:val="en-US"/>
+          <w14:ligatures w14:val="standardContextual"/>
+        </w:rPr>
+        <w:t>&lt;&lt;</w:t>
+      </w:r>
+      <w:r>
+        <w:rPr>
+          <w:rFonts w:ascii="Cascadia Mono" w:eastAsiaTheme="minorHAnsi" w:hAnsi="Cascadia Mono" w:cs="Cascadia Mono"/>
+          <w:color w:val="000000"/>
+          <w:sz w:val="19"/>
+          <w:szCs w:val="19"/>
+          <w:lang w:val="en-US"/>
+          <w14:ligatures w14:val="standardContextual"/>
+        </w:rPr>
+        <w:t xml:space="preserve"> </w:t>
+      </w:r>
+      <w:r>
+        <w:rPr>
+          <w:rFonts w:ascii="Cascadia Mono" w:eastAsiaTheme="minorHAnsi" w:hAnsi="Cascadia Mono" w:cs="Cascadia Mono"/>
+          <w:color w:val="A31515"/>
+          <w:sz w:val="19"/>
+          <w:szCs w:val="19"/>
+          <w:lang w:val="en-US"/>
+          <w14:ligatures w14:val="standardContextual"/>
+        </w:rPr>
+        <w:t>"."</w:t>
+      </w:r>
+      <w:r>
+        <w:rPr>
+          <w:rFonts w:ascii="Cascadia Mono" w:eastAsiaTheme="minorHAnsi" w:hAnsi="Cascadia Mono" w:cs="Cascadia Mono"/>
+          <w:color w:val="000000"/>
+          <w:sz w:val="19"/>
+          <w:szCs w:val="19"/>
+          <w:lang w:val="en-US"/>
+          <w14:ligatures w14:val="standardContextual"/>
+        </w:rPr>
+        <w:t xml:space="preserve"> </w:t>
+      </w:r>
+      <w:r>
+        <w:rPr>
+          <w:rFonts w:ascii="Cascadia Mono" w:eastAsiaTheme="minorHAnsi" w:hAnsi="Cascadia Mono" w:cs="Cascadia Mono"/>
+          <w:color w:val="008080"/>
+          <w:sz w:val="19"/>
+          <w:szCs w:val="19"/>
+          <w:lang w:val="en-US"/>
+          <w14:ligatures w14:val="standardContextual"/>
+        </w:rPr>
+        <w:t>&lt;&lt;</w:t>
+      </w:r>
+      <w:r>
+        <w:rPr>
+          <w:rFonts w:ascii="Cascadia Mono" w:eastAsiaTheme="minorHAnsi" w:hAnsi="Cascadia Mono" w:cs="Cascadia Mono"/>
+          <w:color w:val="000000"/>
+          <w:sz w:val="19"/>
+          <w:szCs w:val="19"/>
+          <w:lang w:val="en-US"/>
+          <w14:ligatures w14:val="standardContextual"/>
+        </w:rPr>
+        <w:t xml:space="preserve"> </w:t>
+      </w:r>
+      <w:r>
+        <w:rPr>
+          <w:rFonts w:ascii="Cascadia Mono" w:eastAsiaTheme="minorHAnsi" w:hAnsi="Cascadia Mono" w:cs="Cascadia Mono"/>
+          <w:color w:val="6F008A"/>
+          <w:sz w:val="19"/>
+          <w:szCs w:val="19"/>
+          <w:lang w:val="en-US"/>
+          <w14:ligatures w14:val="standardContextual"/>
+        </w:rPr>
+        <w:t>_OPENMP</w:t>
+      </w:r>
+      <w:r>
+        <w:rPr>
+          <w:rFonts w:ascii="Cascadia Mono" w:eastAsiaTheme="minorHAnsi" w:hAnsi="Cascadia Mono" w:cs="Cascadia Mono"/>
+          <w:color w:val="000000"/>
+          <w:sz w:val="19"/>
+          <w:szCs w:val="19"/>
+          <w:lang w:val="en-US"/>
+          <w14:ligatures w14:val="standardContextual"/>
+        </w:rPr>
+        <w:t xml:space="preserve"> % 100 </w:t>
+      </w:r>
+      <w:r>
+        <w:rPr>
+          <w:rFonts w:ascii="Cascadia Mono" w:eastAsiaTheme="minorHAnsi" w:hAnsi="Cascadia Mono" w:cs="Cascadia Mono"/>
+          <w:color w:val="008080"/>
+          <w:sz w:val="19"/>
+          <w:szCs w:val="19"/>
+          <w:lang w:val="en-US"/>
+          <w14:ligatures w14:val="standardContextual"/>
+        </w:rPr>
+        <w:t>&lt;&lt;</w:t>
+      </w:r>
+      <w:r>
+        <w:rPr>
+          <w:rFonts w:ascii="Cascadia Mono" w:eastAsiaTheme="minorHAnsi" w:hAnsi="Cascadia Mono" w:cs="Cascadia Mono"/>
+          <w:color w:val="000000"/>
+          <w:sz w:val="19"/>
+          <w:szCs w:val="19"/>
+          <w:lang w:val="en-US"/>
+          <w14:ligatures w14:val="standardContextual"/>
+        </w:rPr>
+        <w:t xml:space="preserve"> std::endl;</w:t>
+      </w:r>
+    </w:p>
+    <w:p>
+      <w:pPr>
+        <w:autoSpaceDE w:val="0"/>
+        <w:autoSpaceDN w:val="0"/>
+        <w:adjustRightInd w:val="0"/>
+        <w:spacing w:after="0" w:line="240" w:lineRule="auto"/>
+        <w:rPr>
+          <w:rFonts w:ascii="Cascadia Mono" w:eastAsiaTheme="minorHAnsi" w:hAnsi="Cascadia Mono" w:cs="Cascadia Mono"/>
+          <w:color w:val="000000"/>
+          <w:sz w:val="19"/>
+          <w:szCs w:val="19"/>
+          <w:lang w:val="en-US"/>
+          <w14:ligatures w14:val="standardContextual"/>
+        </w:rPr>
+      </w:pPr>
+      <w:r>
+        <w:rPr>
+          <w:rFonts w:ascii="Cascadia Mono" w:eastAsiaTheme="minorHAnsi" w:hAnsi="Cascadia Mono" w:cs="Cascadia Mono"/>
+          <w:color w:val="000000"/>
+          <w:sz w:val="19"/>
+          <w:szCs w:val="19"/>
+          <w:lang w:val="en-US"/>
+          <w14:ligatures w14:val="standardContextual"/>
+        </w:rPr>
+        <w:t xml:space="preserve">                std::cout </w:t>
+      </w:r>
+      <w:r>
+        <w:rPr>
+          <w:rFonts w:ascii="Cascadia Mono" w:eastAsiaTheme="minorHAnsi" w:hAnsi="Cascadia Mono" w:cs="Cascadia Mono"/>
+          <w:color w:val="008080"/>
+          <w:sz w:val="19"/>
+          <w:szCs w:val="19"/>
+          <w:lang w:val="en-US"/>
+          <w14:ligatures w14:val="standardContextual"/>
+        </w:rPr>
+        <w:t>&lt;&lt;</w:t>
+      </w:r>
+      <w:r>
+        <w:rPr>
+          <w:rFonts w:ascii="Cascadia Mono" w:eastAsiaTheme="minorHAnsi" w:hAnsi="Cascadia Mono" w:cs="Cascadia Mono"/>
+          <w:color w:val="000000"/>
+          <w:sz w:val="19"/>
+          <w:szCs w:val="19"/>
+          <w:lang w:val="en-US"/>
+          <w14:ligatures w14:val="standardContextual"/>
+        </w:rPr>
+        <w:t xml:space="preserve"> </w:t>
+      </w:r>
+      <w:r>
+        <w:rPr>
+          <w:rFonts w:ascii="Cascadia Mono" w:eastAsiaTheme="minorHAnsi" w:hAnsi="Cascadia Mono" w:cs="Cascadia Mono"/>
+          <w:color w:val="A31515"/>
+          <w:sz w:val="19"/>
+          <w:szCs w:val="19"/>
+          <w:lang w:val="en-US"/>
+          <w14:ligatures w14:val="standardContextual"/>
+        </w:rPr>
+        <w:t>"</w:t>
+      </w:r>
+      <w:r>
+        <w:rPr>
+          <w:rFonts w:ascii="Cascadia Mono" w:eastAsiaTheme="minorHAnsi" w:hAnsi="Cascadia Mono" w:cs="Cascadia Mono"/>
+          <w:color w:val="A31515"/>
+          <w:sz w:val="19"/>
+          <w:szCs w:val="19"/>
+          <w14:ligatures w14:val="standardContextual"/>
+        </w:rPr>
+        <w:t>Процессоров</w:t>
+      </w:r>
+      <w:r>
+        <w:rPr>
+          <w:rFonts w:ascii="Cascadia Mono" w:eastAsiaTheme="minorHAnsi" w:hAnsi="Cascadia Mono" w:cs="Cascadia Mono"/>
+          <w:color w:val="A31515"/>
+          <w:sz w:val="19"/>
+          <w:szCs w:val="19"/>
+          <w:lang w:val="en-US"/>
+          <w14:ligatures w14:val="standardContextual"/>
+        </w:rPr>
+        <w:t>: "</w:t>
+      </w:r>
+      <w:r>
+        <w:rPr>
+          <w:rFonts w:ascii="Cascadia Mono" w:eastAsiaTheme="minorHAnsi" w:hAnsi="Cascadia Mono" w:cs="Cascadia Mono"/>
+          <w:color w:val="000000"/>
+          <w:sz w:val="19"/>
+          <w:szCs w:val="19"/>
+          <w:lang w:val="en-US"/>
+          <w14:ligatures w14:val="standardContextual"/>
+        </w:rPr>
+        <w:t xml:space="preserve"> </w:t>
+      </w:r>
+      <w:r>
+        <w:rPr>
+          <w:rFonts w:ascii="Cascadia Mono" w:eastAsiaTheme="minorHAnsi" w:hAnsi="Cascadia Mono" w:cs="Cascadia Mono"/>
+          <w:color w:val="008080"/>
+          <w:sz w:val="19"/>
+          <w:szCs w:val="19"/>
+          <w:lang w:val="en-US"/>
+          <w14:ligatures w14:val="standardContextual"/>
+        </w:rPr>
+        <w:t>&lt;&lt;</w:t>
+      </w:r>
+      <w:r>
+        <w:rPr>
+          <w:rFonts w:ascii="Cascadia Mono" w:eastAsiaTheme="minorHAnsi" w:hAnsi="Cascadia Mono" w:cs="Cascadia Mono"/>
+          <w:color w:val="000000"/>
+          <w:sz w:val="19"/>
+          <w:szCs w:val="19"/>
+          <w:lang w:val="en-US"/>
+          <w14:ligatures w14:val="standardContextual"/>
+        </w:rPr>
+        <w:t xml:space="preserve"> omp_get_num_procs()</w:t>
+      </w:r>
+    </w:p>
+    <w:p>
+      <w:pPr>
+        <w:autoSpaceDE w:val="0"/>
+        <w:autoSpaceDN w:val="0"/>
+        <w:adjustRightInd w:val="0"/>
+        <w:spacing w:after="0" w:line="240" w:lineRule="auto"/>
+        <w:rPr>
+          <w:rFonts w:ascii="Cascadia Mono" w:eastAsiaTheme="minorHAnsi" w:hAnsi="Cascadia Mono" w:cs="Cascadia Mono"/>
+          <w:color w:val="000000"/>
+          <w:sz w:val="19"/>
+          <w:szCs w:val="19"/>
+          <w:lang w:val="en-US"/>
+          <w14:ligatures w14:val="standardContextual"/>
+        </w:rPr>
+      </w:pPr>
+      <w:r>
+        <w:rPr>
+          <w:rFonts w:ascii="Cascadia Mono" w:eastAsiaTheme="minorHAnsi" w:hAnsi="Cascadia Mono" w:cs="Cascadia Mono"/>
+          <w:color w:val="000000"/>
+          <w:sz w:val="19"/>
+          <w:szCs w:val="19"/>
+          <w:lang w:val="en-US"/>
+          <w14:ligatures w14:val="standardContextual"/>
+        </w:rPr>
+        <w:t xml:space="preserve">                    </w:t>
+      </w:r>
+      <w:r>
+        <w:rPr>
+          <w:rFonts w:ascii="Cascadia Mono" w:eastAsiaTheme="minorHAnsi" w:hAnsi="Cascadia Mono" w:cs="Cascadia Mono"/>
+          <w:color w:val="008080"/>
+          <w:sz w:val="19"/>
+          <w:szCs w:val="19"/>
+          <w:lang w:val="en-US"/>
+          <w14:ligatures w14:val="standardContextual"/>
+        </w:rPr>
+        <w:t>&lt;&lt;</w:t>
+      </w:r>
+      <w:r>
+        <w:rPr>
+          <w:rFonts w:ascii="Cascadia Mono" w:eastAsiaTheme="minorHAnsi" w:hAnsi="Cascadia Mono" w:cs="Cascadia Mono"/>
+          <w:color w:val="000000"/>
+          <w:sz w:val="19"/>
+          <w:szCs w:val="19"/>
+          <w:lang w:val="en-US"/>
+          <w14:ligatures w14:val="standardContextual"/>
+        </w:rPr>
+        <w:t xml:space="preserve"> </w:t>
+      </w:r>
+      <w:r>
+        <w:rPr>
+          <w:rFonts w:ascii="Cascadia Mono" w:eastAsiaTheme="minorHAnsi" w:hAnsi="Cascadia Mono" w:cs="Cascadia Mono"/>
+          <w:color w:val="A31515"/>
+          <w:sz w:val="19"/>
+          <w:szCs w:val="19"/>
+          <w:lang w:val="en-US"/>
+          <w14:ligatures w14:val="standardContextual"/>
+        </w:rPr>
+        <w:t xml:space="preserve">", </w:t>
+      </w:r>
+      <w:r>
+        <w:rPr>
+          <w:rFonts w:ascii="Cascadia Mono" w:eastAsiaTheme="minorHAnsi" w:hAnsi="Cascadia Mono" w:cs="Cascadia Mono"/>
+          <w:color w:val="A31515"/>
+          <w:sz w:val="19"/>
+          <w:szCs w:val="19"/>
+          <w14:ligatures w14:val="standardContextual"/>
+        </w:rPr>
+        <w:t>Потоков</w:t>
+      </w:r>
+      <w:r>
+        <w:rPr>
+          <w:rFonts w:ascii="Cascadia Mono" w:eastAsiaTheme="minorHAnsi" w:hAnsi="Cascadia Mono" w:cs="Cascadia Mono"/>
+          <w:color w:val="A31515"/>
+          <w:sz w:val="19"/>
+          <w:szCs w:val="19"/>
+          <w:lang w:val="en-US"/>
+          <w14:ligatures w14:val="standardContextual"/>
+        </w:rPr>
+        <w:t>: "</w:t>
+      </w:r>
+      <w:r>
+        <w:rPr>
+          <w:rFonts w:ascii="Cascadia Mono" w:eastAsiaTheme="minorHAnsi" w:hAnsi="Cascadia Mono" w:cs="Cascadia Mono"/>
+          <w:color w:val="000000"/>
+          <w:sz w:val="19"/>
+          <w:szCs w:val="19"/>
+          <w:lang w:val="en-US"/>
+          <w14:ligatures w14:val="standardContextual"/>
+        </w:rPr>
+        <w:t xml:space="preserve"> </w:t>
+      </w:r>
+      <w:r>
+        <w:rPr>
+          <w:rFonts w:ascii="Cascadia Mono" w:eastAsiaTheme="minorHAnsi" w:hAnsi="Cascadia Mono" w:cs="Cascadia Mono"/>
+          <w:color w:val="008080"/>
+          <w:sz w:val="19"/>
+          <w:szCs w:val="19"/>
+          <w:lang w:val="en-US"/>
+          <w14:ligatures w14:val="standardContextual"/>
+        </w:rPr>
+        <w:t>&lt;&lt;</w:t>
+      </w:r>
+      <w:r>
+        <w:rPr>
+          <w:rFonts w:ascii="Cascadia Mono" w:eastAsiaTheme="minorHAnsi" w:hAnsi="Cascadia Mono" w:cs="Cascadia Mono"/>
+          <w:color w:val="000000"/>
+          <w:sz w:val="19"/>
+          <w:szCs w:val="19"/>
+          <w:lang w:val="en-US"/>
+          <w14:ligatures w14:val="standardContextual"/>
+        </w:rPr>
+        <w:t xml:space="preserve"> omp_get_num_threads() </w:t>
+      </w:r>
+      <w:r>
+        <w:rPr>
+          <w:rFonts w:ascii="Cascadia Mono" w:eastAsiaTheme="minorHAnsi" w:hAnsi="Cascadia Mono" w:cs="Cascadia Mono"/>
+          <w:color w:val="008080"/>
+          <w:sz w:val="19"/>
+          <w:szCs w:val="19"/>
+          <w:lang w:val="en-US"/>
+          <w14:ligatures w14:val="standardContextual"/>
+        </w:rPr>
+        <w:t>&lt;&lt;</w:t>
+      </w:r>
+      <w:r>
+        <w:rPr>
+          <w:rFonts w:ascii="Cascadia Mono" w:eastAsiaTheme="minorHAnsi" w:hAnsi="Cascadia Mono" w:cs="Cascadia Mono"/>
+          <w:color w:val="000000"/>
+          <w:sz w:val="19"/>
+          <w:szCs w:val="19"/>
+          <w:lang w:val="en-US"/>
+          <w14:ligatures w14:val="standardContextual"/>
+        </w:rPr>
+        <w:t xml:space="preserve"> std::endl;</w:t>
+      </w:r>
+    </w:p>
+    <w:p>
+      <w:pPr>
+        <w:autoSpaceDE w:val="0"/>
+        <w:autoSpaceDN w:val="0"/>
+        <w:adjustRightInd w:val="0"/>
+        <w:spacing w:after="0" w:line="240" w:lineRule="auto"/>
+        <w:rPr>
+          <w:rFonts w:ascii="Cascadia Mono" w:eastAsiaTheme="minorHAnsi" w:hAnsi="Cascadia Mono" w:cs="Cascadia Mono"/>
+          <w:color w:val="000000"/>
+          <w:sz w:val="19"/>
+          <w:szCs w:val="19"/>
+          <w:lang w:val="en-US"/>
+          <w14:ligatures w14:val="standardContextual"/>
+        </w:rPr>
+      </w:pPr>
+      <w:r>
+        <w:rPr>
+          <w:rFonts w:ascii="Cascadia Mono" w:eastAsiaTheme="minorHAnsi" w:hAnsi="Cascadia Mono" w:cs="Cascadia Mono"/>
+          <w:color w:val="000000"/>
+          <w:sz w:val="19"/>
+          <w:szCs w:val="19"/>
+          <w:lang w:val="en-US"/>
+          <w14:ligatures w14:val="standardContextual"/>
+        </w:rPr>
+        <w:t xml:space="preserve">            }</w:t>
+      </w:r>
+    </w:p>
+    <w:p>
+      <w:pPr>
+        <w:autoSpaceDE w:val="0"/>
+        <w:autoSpaceDN w:val="0"/>
+        <w:adjustRightInd w:val="0"/>
+        <w:spacing w:after="0" w:line="240" w:lineRule="auto"/>
+        <w:rPr>
+          <w:rFonts w:ascii="Cascadia Mono" w:eastAsiaTheme="minorHAnsi" w:hAnsi="Cascadia Mono" w:cs="Cascadia Mono"/>
+          <w:color w:val="000000"/>
+          <w:sz w:val="19"/>
+          <w:szCs w:val="19"/>
+          <w:lang w:val="en-US"/>
+          <w14:ligatures w14:val="standardContextual"/>
+        </w:rPr>
+      </w:pPr>
+      <w:r>
+        <w:rPr>
+          <w:rFonts w:ascii="Cascadia Mono" w:eastAsiaTheme="minorHAnsi" w:hAnsi="Cascadia Mono" w:cs="Cascadia Mono"/>
+          <w:color w:val="000000"/>
+          <w:sz w:val="19"/>
+          <w:szCs w:val="19"/>
+          <w:lang w:val="en-US"/>
+          <w14:ligatures w14:val="standardContextual"/>
+        </w:rPr>
+        <w:t xml:space="preserve">        }</w:t>
+      </w:r>
+    </w:p>
+    <w:p>
+      <w:pPr>
+        <w:autoSpaceDE w:val="0"/>
+        <w:autoSpaceDN w:val="0"/>
+        <w:adjustRightInd w:val="0"/>
+        <w:spacing w:after="0" w:line="240" w:lineRule="auto"/>
+        <w:rPr>
+          <w:rFonts w:ascii="Cascadia Mono" w:eastAsiaTheme="minorHAnsi" w:hAnsi="Cascadia Mono" w:cs="Cascadia Mono"/>
+          <w:color w:val="000000"/>
+          <w:sz w:val="19"/>
+          <w:szCs w:val="19"/>
+          <w:lang w:val="en-US"/>
+          <w14:ligatures w14:val="standardContextual"/>
+        </w:rPr>
+      </w:pPr>
+      <w:r>
+        <w:rPr>
+          <w:rFonts w:ascii="Cascadia Mono" w:eastAsiaTheme="minorHAnsi" w:hAnsi="Cascadia Mono" w:cs="Cascadia Mono"/>
+          <w:color w:val="000000"/>
+          <w:sz w:val="19"/>
+          <w:szCs w:val="19"/>
+          <w:lang w:val="en-US"/>
+          <w14:ligatures w14:val="standardContextual"/>
+        </w:rPr>
+        <w:t xml:space="preserve">        omp_set_num_threads(omp_get_max_threads());</w:t>
+      </w:r>
+    </w:p>
+    <w:p>
+      <w:pPr>
+        <w:autoSpaceDE w:val="0"/>
+        <w:autoSpaceDN w:val="0"/>
+        <w:adjustRightInd w:val="0"/>
+        <w:spacing w:after="0" w:line="240" w:lineRule="auto"/>
+        <w:rPr>
+          <w:rFonts w:ascii="Cascadia Mono" w:eastAsiaTheme="minorHAnsi" w:hAnsi="Cascadia Mono" w:cs="Cascadia Mono"/>
+          <w:color w:val="000000"/>
+          <w:sz w:val="19"/>
+          <w:szCs w:val="19"/>
+          <w14:ligatures w14:val="standardContextual"/>
+        </w:rPr>
+      </w:pPr>
+      <w:r>
+        <w:rPr>
+          <w:rFonts w:ascii="Cascadia Mono" w:eastAsiaTheme="minorHAnsi" w:hAnsi="Cascadia Mono" w:cs="Cascadia Mono"/>
+          <w:color w:val="808080"/>
+          <w:sz w:val="19"/>
+          <w:szCs w:val="19"/>
+          <w14:ligatures w14:val="standardContextual"/>
+        </w:rPr>
+        <w:t>#else</w:t>
+      </w:r>
+    </w:p>
+    <w:p>
+      <w:pPr>
+        <w:autoSpaceDE w:val="0"/>
+        <w:autoSpaceDN w:val="0"/>
+        <w:adjustRightInd w:val="0"/>
+        <w:spacing w:after="0" w:line="240" w:lineRule="auto"/>
+        <w:rPr>
+          <w:rFonts w:ascii="Cascadia Mono" w:eastAsiaTheme="minorHAnsi" w:hAnsi="Cascadia Mono" w:cs="Cascadia Mono"/>
+          <w:color w:val="000000"/>
+          <w:sz w:val="19"/>
+          <w:szCs w:val="19"/>
+          <w14:ligatures w14:val="standardContextual"/>
+        </w:rPr>
+      </w:pPr>
+      <w:r>
+        <w:rPr>
+          <w:rFonts w:ascii="Cascadia Mono" w:eastAsiaTheme="minorHAnsi" w:hAnsi="Cascadia Mono" w:cs="Cascadia Mono"/>
+          <w:color w:val="000000"/>
+          <w:sz w:val="19"/>
+          <w:szCs w:val="19"/>
+          <w14:ligatures w14:val="standardContextual"/>
+        </w:rPr>
+        <w:t xml:space="preserve">        std::cout &lt;&lt; </w:t>
+      </w:r>
+      <w:r>
+        <w:rPr>
+          <w:rFonts w:ascii="Cascadia Mono" w:eastAsiaTheme="minorHAnsi" w:hAnsi="Cascadia Mono" w:cs="Cascadia Mono"/>
+          <w:color w:val="A31515"/>
+          <w:sz w:val="19"/>
+          <w:szCs w:val="19"/>
+          <w14:ligatures w14:val="standardContextual"/>
+        </w:rPr>
+        <w:t>"Последовательная версия (OpenMP не активен!)"</w:t>
+      </w:r>
+      <w:r>
+        <w:rPr>
+          <w:rFonts w:ascii="Cascadia Mono" w:eastAsiaTheme="minorHAnsi" w:hAnsi="Cascadia Mono" w:cs="Cascadia Mono"/>
+          <w:color w:val="000000"/>
+          <w:sz w:val="19"/>
+          <w:szCs w:val="19"/>
+          <w14:ligatures w14:val="standardContextual"/>
+        </w:rPr>
+        <w:t xml:space="preserve"> &lt;&lt; std::endl &lt;&lt; std::endl;</w:t>
+      </w:r>
+    </w:p>
+    <w:p>
+      <w:pPr>
+        <w:rPr>
+          <w:rFonts w:ascii="Cascadia Mono" w:eastAsiaTheme="minorHAnsi" w:hAnsi="Cascadia Mono" w:cs="Cascadia Mono"/>
+          <w:color w:val="808080"/>
+          <w:sz w:val="19"/>
+          <w:szCs w:val="19"/>
+          <w:lang w:val="en-US"/>
+          <w14:ligatures w14:val="standardContextual"/>
+        </w:rPr>
+      </w:pPr>
+      <w:r>
+        <w:rPr>
+          <w:rFonts w:ascii="Cascadia Mono" w:eastAsiaTheme="minorHAnsi" w:hAnsi="Cascadia Mono" w:cs="Cascadia Mono"/>
+          <w:color w:val="808080"/>
+          <w:sz w:val="19"/>
+          <w:szCs w:val="19"/>
+          <w14:ligatures w14:val="standardContextual"/>
+        </w:rPr>
+        <w:t>#endif</w:t>
+      </w:r>
+    </w:p>
+    <w:p>
+      <w:pPr>
+        <w:pStyle w:val="a7"/>
+        <w:numPr>
+          <w:ilvl w:val="0"/>
+          <w:numId w:val="2"/>
+        </w:numPr>
+      </w:pPr>
+      <w:r>
+        <w:t xml:space="preserve">Включил </w:t>
+      </w:r>
+      <w:r>
+        <w:rPr>
+          <w:lang w:val="en-US"/>
+        </w:rPr>
+        <w:t>OpenMP</w:t>
+      </w:r>
+      <w:r>
+        <w:t xml:space="preserve"> </w:t>
+      </w:r>
+      <w:r>
+        <w:t xml:space="preserve">в </w:t>
+      </w:r>
+      <w:r>
+        <w:rPr>
+          <w:lang w:val="en-US"/>
+        </w:rPr>
+        <w:t>MSVC</w:t>
+      </w:r>
+      <w:r>
+        <w:t xml:space="preserve">. </w:t>
+      </w:r>
+      <w:r>
+        <w:t xml:space="preserve">Свойства проекта → С/С++ </w:t>
+      </w:r>
+      <w:r>
+        <w:t>→</w:t>
+      </w:r>
+      <w:r>
+        <w:t xml:space="preserve"> язык </w:t>
+      </w:r>
+      <w:r>
+        <w:t>→</w:t>
+      </w:r>
+      <w:r>
+        <w:t xml:space="preserve"> Поддержка </w:t>
+      </w:r>
+      <w:r>
+        <w:rPr>
+          <w:lang w:val="en-US"/>
+        </w:rPr>
+        <w:t>OpenMP</w:t>
+      </w:r>
+      <w:r>
+        <w:t>(</w:t>
+      </w:r>
+      <w:r>
+        <w:t>да</w:t>
+      </w:r>
+      <w:r>
+        <w:t>)</w:t>
+      </w:r>
+    </w:p>
+    <w:p>
+      <w:pPr>
+        <w:pStyle w:val="a7"/>
+        <w:numPr>
+          <w:ilvl w:val="0"/>
+          <w:numId w:val="2"/>
+        </w:numPr>
+        <w:rPr>
+          <w:lang w:val="en-US"/>
+        </w:rPr>
+      </w:pPr>
+      <w:r>
+        <w:t xml:space="preserve">Перед циклами вставил </w:t>
+      </w:r>
+    </w:p>
+    <w:p>
+      <w:pPr>
+        <w:pStyle w:val="a7"/>
+      </w:pPr>
+      <w:r>
+        <w:t xml:space="preserve">Директивы препроцессора </w:t>
+      </w:r>
+    </w:p>
+    <w:p>
+      <w:pPr>
+        <w:autoSpaceDE w:val="0"/>
+        <w:autoSpaceDN w:val="0"/>
+        <w:adjustRightInd w:val="0"/>
+        <w:spacing w:after="0" w:line="240" w:lineRule="auto"/>
+        <w:rPr>
+          <w:rFonts w:ascii="Cascadia Mono" w:eastAsiaTheme="minorHAnsi" w:hAnsi="Cascadia Mono" w:cs="Cascadia Mono"/>
+          <w:color w:val="000000"/>
+          <w:sz w:val="19"/>
+          <w:szCs w:val="19"/>
+          <w:lang w:val="en-US"/>
+          <w14:ligatures w14:val="standardContextual"/>
+        </w:rPr>
+      </w:pPr>
+      <w:r>
+        <w:rPr>
+          <w:rFonts w:ascii="Cascadia Mono" w:eastAsiaTheme="minorHAnsi" w:hAnsi="Cascadia Mono" w:cs="Cascadia Mono"/>
+          <w:color w:val="808080"/>
+          <w:sz w:val="19"/>
+          <w:szCs w:val="19"/>
+          <w:lang w:val="en-US"/>
+          <w14:ligatures w14:val="standardContextual"/>
+        </w:rPr>
+        <w:t>#pragma</w:t>
+      </w:r>
+      <w:r>
+        <w:rPr>
+          <w:rFonts w:ascii="Cascadia Mono" w:eastAsiaTheme="minorHAnsi" w:hAnsi="Cascadia Mono" w:cs="Cascadia Mono"/>
+          <w:color w:val="000000"/>
+          <w:sz w:val="19"/>
+          <w:szCs w:val="19"/>
+          <w:lang w:val="en-US"/>
+          <w14:ligatures w14:val="standardContextual"/>
+        </w:rPr>
+        <w:t xml:space="preserve"> omp parallel </w:t>
+      </w:r>
+      <w:r>
+        <w:rPr>
+          <w:rFonts w:ascii="Cascadia Mono" w:eastAsiaTheme="minorHAnsi" w:hAnsi="Cascadia Mono" w:cs="Cascadia Mono"/>
+          <w:color w:val="0000FF"/>
+          <w:sz w:val="19"/>
+          <w:szCs w:val="19"/>
+          <w:lang w:val="en-US"/>
+          <w14:ligatures w14:val="standardContextual"/>
+        </w:rPr>
+        <w:t>for</w:t>
+      </w:r>
+      <w:r>
+        <w:rPr>
+          <w:rFonts w:ascii="Cascadia Mono" w:eastAsiaTheme="minorHAnsi" w:hAnsi="Cascadia Mono" w:cs="Cascadia Mono"/>
+          <w:color w:val="000000"/>
+          <w:sz w:val="19"/>
+          <w:szCs w:val="19"/>
+          <w:lang w:val="en-US"/>
+          <w14:ligatures w14:val="standardContextual"/>
+        </w:rPr>
+        <w:t xml:space="preserve"> collapse(3) schedule(</w:t>
+      </w:r>
+      <w:r>
+        <w:rPr>
+          <w:rFonts w:ascii="Cascadia Mono" w:eastAsiaTheme="minorHAnsi" w:hAnsi="Cascadia Mono" w:cs="Cascadia Mono"/>
+          <w:color w:val="0000FF"/>
+          <w:sz w:val="19"/>
+          <w:szCs w:val="19"/>
+          <w:lang w:val="en-US"/>
+          <w14:ligatures w14:val="standardContextual"/>
+        </w:rPr>
+        <w:t>static</w:t>
+      </w:r>
+      <w:r>
+        <w:rPr>
+          <w:rFonts w:ascii="Cascadia Mono" w:eastAsiaTheme="minorHAnsi" w:hAnsi="Cascadia Mono" w:cs="Cascadia Mono"/>
+          <w:color w:val="000000"/>
+          <w:sz w:val="19"/>
+          <w:szCs w:val="19"/>
+          <w:lang w:val="en-US"/>
+          <w14:ligatures w14:val="standardContextual"/>
+        </w:rPr>
+        <w:t>)</w:t>
+      </w:r>
+    </w:p>
+    <w:p>
+      <w:pPr>
+        <w:pStyle w:val="a7"/>
+      </w:pPr>
+    </w:p>
+    <w:p>
+      <w:r>
+        <w:t>При помощи этих изменений получилось распараллелить умножение матриц. Результаты получились такими:</w:t>
+      </w:r>
+    </w:p>
+    <w:tbl>
+      <w:tblPr>
+        <w:tblW w:w="6700" w:type="dxa"/>
+        <w:tblBorders>
+          <w:top w:val="single" w:sz="4" w:space="0" w:color="auto"/>
+          <w:left w:val="single" w:sz="4" w:space="0" w:color="auto"/>
+          <w:bottom w:val="single" w:sz="4" w:space="0" w:color="auto"/>
+          <w:right w:val="single" w:sz="4" w:space="0" w:color="auto"/>
+          <w:insideH w:val="single" w:sz="4" w:space="0" w:color="auto"/>
+          <w:insideV w:val="single" w:sz="4" w:space="0" w:color="auto"/>
+        </w:tblBorders>
+        <w:tblLook w:val="04A0" w:firstRow="1" w:lastRow="0" w:firstColumn="1" w:lastColumn="0" w:noHBand="0" w:noVBand="1"/>
+      </w:tblPr>
+      <w:tblGrid>
+        <w:gridCol w:w="960"/>
+        <w:gridCol w:w="1081"/>
+        <w:gridCol w:w="2300"/>
+        <w:gridCol w:w="2480"/>
+      </w:tblGrid>
+      <w:tr>
+        <w:trPr>
+          <w:trHeight w:val="1200"/>
+        </w:trPr>
+        <w:tc>
+          <w:tcPr>
+            <w:tcW w:w="960" w:type="dxa"/>
+            <w:shd w:val="clear" w:color="auto" w:fill="auto"/>
+            <w:noWrap/>
+            <w:vAlign w:val="bottom"/>
+            <w:hideMark/>
+          </w:tcPr>
+          <w:p>
+            <w:pPr>
+              <w:spacing w:after="0" w:line="240" w:lineRule="auto"/>
+              <w:rPr>
+                <w:rFonts w:ascii="Calibri" w:eastAsia="Times New Roman" w:hAnsi="Calibri" w:cs="Calibri"/>
+                <w:color w:val="000000"/>
+                <w:lang w:eastAsia="ru-RU"/>
+              </w:rPr>
+            </w:pPr>
+            <w:r>
+              <w:rPr>
+                <w:rFonts w:ascii="Calibri" w:eastAsia="Times New Roman" w:hAnsi="Calibri" w:cs="Calibri"/>
+                <w:color w:val="000000"/>
+                <w:lang w:eastAsia="ru-RU"/>
+              </w:rPr>
+              <w:t>строк</w:t>
+            </w:r>
+          </w:p>
+        </w:tc>
+        <w:tc>
+          <w:tcPr>
+            <w:tcW w:w="960" w:type="dxa"/>
+            <w:shd w:val="clear" w:color="auto" w:fill="auto"/>
+            <w:noWrap/>
+            <w:vAlign w:val="bottom"/>
+            <w:hideMark/>
+          </w:tcPr>
+          <w:p>
+            <w:pPr>
+              <w:spacing w:after="0" w:line="240" w:lineRule="auto"/>
+              <w:rPr>
+                <w:rFonts w:ascii="Calibri" w:eastAsia="Times New Roman" w:hAnsi="Calibri" w:cs="Calibri"/>
+                <w:color w:val="000000"/>
+                <w:lang w:eastAsia="ru-RU"/>
+              </w:rPr>
+            </w:pPr>
+            <w:r>
+              <w:rPr>
+                <w:rFonts w:ascii="Calibri" w:eastAsia="Times New Roman" w:hAnsi="Calibri" w:cs="Calibri"/>
+                <w:color w:val="000000"/>
+                <w:lang w:eastAsia="ru-RU"/>
+              </w:rPr>
+              <w:t>столбцов</w:t>
+            </w:r>
+          </w:p>
+        </w:tc>
+        <w:tc>
+          <w:tcPr>
+            <w:tcW w:w="2300" w:type="dxa"/>
+            <w:shd w:val="clear" w:color="auto" w:fill="auto"/>
+            <w:vAlign w:val="bottom"/>
+            <w:hideMark/>
+          </w:tcPr>
+          <w:p>
+            <w:pPr>
+              <w:spacing w:after="0" w:line="240" w:lineRule="auto"/>
+              <w:rPr>
+                <w:rFonts w:ascii="Calibri" w:eastAsia="Times New Roman" w:hAnsi="Calibri" w:cs="Calibri"/>
+                <w:color w:val="000000"/>
+                <w:lang w:eastAsia="ru-RU"/>
+              </w:rPr>
+            </w:pPr>
+            <w:r>
+              <w:rPr>
+                <w:rFonts w:ascii="Calibri" w:eastAsia="Times New Roman" w:hAnsi="Calibri" w:cs="Calibri"/>
+                <w:color w:val="000000"/>
+                <w:lang w:eastAsia="ru-RU"/>
+              </w:rPr>
+              <w:t>умножение матрицы без транспонирования, милисек.</w:t>
+            </w:r>
+          </w:p>
+        </w:tc>
+        <w:tc>
+          <w:tcPr>
+            <w:tcW w:w="2480" w:type="dxa"/>
+            <w:shd w:val="clear" w:color="auto" w:fill="auto"/>
+            <w:vAlign w:val="bottom"/>
+            <w:hideMark/>
+          </w:tcPr>
+          <w:p>
+            <w:pPr>
+              <w:spacing w:after="0" w:line="240" w:lineRule="auto"/>
+              <w:rPr>
+                <w:rFonts w:ascii="Calibri" w:eastAsia="Times New Roman" w:hAnsi="Calibri" w:cs="Calibri"/>
+                <w:color w:val="000000"/>
+                <w:lang w:eastAsia="ru-RU"/>
+              </w:rPr>
+            </w:pPr>
+            <w:r>
+              <w:rPr>
+                <w:rFonts w:ascii="Calibri" w:eastAsia="Times New Roman" w:hAnsi="Calibri" w:cs="Calibri"/>
+                <w:color w:val="000000"/>
+                <w:lang w:eastAsia="ru-RU"/>
+              </w:rPr>
+              <w:t>умножение матрицы с транспонированием, милисек.</w:t>
+            </w:r>
+          </w:p>
+        </w:tc>
+      </w:tr>
+      <w:tr>
+        <w:trPr>
+          <w:trHeight w:val="300"/>
+        </w:trPr>
+        <w:tc>
+          <w:tcPr>
+            <w:tcW w:w="960" w:type="dxa"/>
+            <w:shd w:val="clear" w:color="auto" w:fill="auto"/>
+            <w:noWrap/>
+            <w:vAlign w:val="bottom"/>
+            <w:hideMark/>
+          </w:tcPr>
+          <w:p>
+            <w:pPr>
+              <w:spacing w:after="0" w:line="240" w:lineRule="auto"/>
+              <w:jc w:val="right"/>
+              <w:rPr>
+                <w:rFonts w:ascii="Calibri" w:eastAsia="Times New Roman" w:hAnsi="Calibri" w:cs="Calibri"/>
+                <w:color w:val="000000"/>
+                <w:lang w:eastAsia="ru-RU"/>
+              </w:rPr>
+            </w:pPr>
+            <w:r>
+              <w:rPr>
+                <w:rFonts w:ascii="Calibri" w:eastAsia="Times New Roman" w:hAnsi="Calibri" w:cs="Calibri"/>
+                <w:color w:val="000000"/>
+                <w:lang w:eastAsia="ru-RU"/>
+              </w:rPr>
+              <w:t>100</w:t>
+            </w:r>
+          </w:p>
+        </w:tc>
+        <w:tc>
+          <w:tcPr>
+            <w:tcW w:w="960" w:type="dxa"/>
+            <w:shd w:val="clear" w:color="auto" w:fill="auto"/>
+            <w:noWrap/>
+            <w:vAlign w:val="bottom"/>
+            <w:hideMark/>
+          </w:tcPr>
+          <w:p>
+            <w:pPr>
+              <w:spacing w:after="0" w:line="240" w:lineRule="auto"/>
+              <w:jc w:val="right"/>
+              <w:rPr>
+                <w:rFonts w:ascii="Calibri" w:eastAsia="Times New Roman" w:hAnsi="Calibri" w:cs="Calibri"/>
+                <w:color w:val="000000"/>
+                <w:lang w:eastAsia="ru-RU"/>
+              </w:rPr>
+            </w:pPr>
+            <w:r>
+              <w:rPr>
+                <w:rFonts w:ascii="Calibri" w:eastAsia="Times New Roman" w:hAnsi="Calibri" w:cs="Calibri"/>
+                <w:color w:val="000000"/>
+                <w:lang w:eastAsia="ru-RU"/>
+              </w:rPr>
+              <w:t>100</w:t>
+            </w:r>
+          </w:p>
+        </w:tc>
+        <w:tc>
+          <w:tcPr>
+            <w:tcW w:w="2300" w:type="dxa"/>
+            <w:shd w:val="clear" w:color="auto" w:fill="auto"/>
+            <w:noWrap/>
+            <w:vAlign w:val="bottom"/>
+            <w:hideMark/>
+          </w:tcPr>
+          <w:p>
+            <w:pPr>
+              <w:spacing w:after="0" w:line="240" w:lineRule="auto"/>
+              <w:jc w:val="right"/>
+              <w:rPr>
+                <w:rFonts w:ascii="Calibri" w:eastAsia="Times New Roman" w:hAnsi="Calibri" w:cs="Calibri"/>
+                <w:color w:val="000000"/>
+                <w:lang w:eastAsia="ru-RU"/>
+              </w:rPr>
+            </w:pPr>
+            <w:r>
+              <w:rPr>
+                <w:rFonts w:ascii="Calibri" w:eastAsia="Times New Roman" w:hAnsi="Calibri" w:cs="Calibri"/>
+                <w:color w:val="000000"/>
+                <w:lang w:eastAsia="ru-RU"/>
+              </w:rPr>
+              <w:t>88</w:t>
+            </w:r>
+          </w:p>
+        </w:tc>
+        <w:tc>
+          <w:tcPr>
+            <w:tcW w:w="2480" w:type="dxa"/>
+            <w:shd w:val="clear" w:color="auto" w:fill="auto"/>
+            <w:noWrap/>
+            <w:vAlign w:val="bottom"/>
+            <w:hideMark/>
+          </w:tcPr>
+          <w:p>
+            <w:pPr>
+              <w:spacing w:after="0" w:line="240" w:lineRule="auto"/>
+              <w:jc w:val="right"/>
+              <w:rPr>
+                <w:rFonts w:ascii="Calibri" w:eastAsia="Times New Roman" w:hAnsi="Calibri" w:cs="Calibri"/>
+                <w:color w:val="000000"/>
+                <w:lang w:eastAsia="ru-RU"/>
+              </w:rPr>
+            </w:pPr>
+            <w:r>
+              <w:rPr>
+                <w:rFonts w:ascii="Calibri" w:eastAsia="Times New Roman" w:hAnsi="Calibri" w:cs="Calibri"/>
+                <w:color w:val="000000"/>
+                <w:lang w:eastAsia="ru-RU"/>
+              </w:rPr>
+              <w:t>92</w:t>
+            </w:r>
+          </w:p>
+        </w:tc>
+      </w:tr>
+      <w:tr>
+        <w:trPr>
+          <w:trHeight w:val="300"/>
+        </w:trPr>
+        <w:tc>
+          <w:tcPr>
+            <w:tcW w:w="960" w:type="dxa"/>
+            <w:shd w:val="clear" w:color="auto" w:fill="auto"/>
+            <w:noWrap/>
+            <w:vAlign w:val="bottom"/>
+            <w:hideMark/>
+          </w:tcPr>
+          <w:p>
+            <w:pPr>
+              <w:spacing w:after="0" w:line="240" w:lineRule="auto"/>
+              <w:jc w:val="right"/>
+              <w:rPr>
+                <w:rFonts w:ascii="Calibri" w:eastAsia="Times New Roman" w:hAnsi="Calibri" w:cs="Calibri"/>
+                <w:color w:val="000000"/>
+                <w:lang w:eastAsia="ru-RU"/>
+              </w:rPr>
+            </w:pPr>
+            <w:r>
+              <w:rPr>
+                <w:rFonts w:ascii="Calibri" w:eastAsia="Times New Roman" w:hAnsi="Calibri" w:cs="Calibri"/>
+                <w:color w:val="000000"/>
+                <w:lang w:eastAsia="ru-RU"/>
+              </w:rPr>
+              <w:t>200</w:t>
+            </w:r>
+          </w:p>
+        </w:tc>
+        <w:tc>
+          <w:tcPr>
+            <w:tcW w:w="960" w:type="dxa"/>
+            <w:shd w:val="clear" w:color="auto" w:fill="auto"/>
+            <w:noWrap/>
+            <w:vAlign w:val="bottom"/>
+            <w:hideMark/>
+          </w:tcPr>
+          <w:p>
+            <w:pPr>
+              <w:spacing w:after="0" w:line="240" w:lineRule="auto"/>
+              <w:jc w:val="right"/>
+              <w:rPr>
+                <w:rFonts w:ascii="Calibri" w:eastAsia="Times New Roman" w:hAnsi="Calibri" w:cs="Calibri"/>
+                <w:color w:val="000000"/>
+                <w:lang w:eastAsia="ru-RU"/>
+              </w:rPr>
+            </w:pPr>
+            <w:r>
+              <w:rPr>
+                <w:rFonts w:ascii="Calibri" w:eastAsia="Times New Roman" w:hAnsi="Calibri" w:cs="Calibri"/>
+                <w:color w:val="000000"/>
+                <w:lang w:eastAsia="ru-RU"/>
+              </w:rPr>
+              <w:t>200</w:t>
+            </w:r>
+          </w:p>
+        </w:tc>
+        <w:tc>
+          <w:tcPr>
+            <w:tcW w:w="2300" w:type="dxa"/>
+            <w:shd w:val="clear" w:color="auto" w:fill="auto"/>
+            <w:noWrap/>
+            <w:vAlign w:val="bottom"/>
+            <w:hideMark/>
+          </w:tcPr>
+          <w:p>
+            <w:pPr>
+              <w:spacing w:after="0" w:line="240" w:lineRule="auto"/>
+              <w:jc w:val="right"/>
+              <w:rPr>
+                <w:rFonts w:ascii="Calibri" w:eastAsia="Times New Roman" w:hAnsi="Calibri" w:cs="Calibri"/>
+                <w:color w:val="000000"/>
+                <w:lang w:eastAsia="ru-RU"/>
+              </w:rPr>
+            </w:pPr>
+            <w:r>
+              <w:rPr>
+                <w:rFonts w:ascii="Calibri" w:eastAsia="Times New Roman" w:hAnsi="Calibri" w:cs="Calibri"/>
+                <w:color w:val="000000"/>
+                <w:lang w:eastAsia="ru-RU"/>
+              </w:rPr>
+              <w:t>225</w:t>
+            </w:r>
+          </w:p>
+        </w:tc>
+        <w:tc>
+          <w:tcPr>
+            <w:tcW w:w="2480" w:type="dxa"/>
+            <w:shd w:val="clear" w:color="auto" w:fill="auto"/>
+            <w:noWrap/>
+            <w:vAlign w:val="bottom"/>
+            <w:hideMark/>
+          </w:tcPr>
+          <w:p>
+            <w:pPr>
+              <w:spacing w:after="0" w:line="240" w:lineRule="auto"/>
+              <w:jc w:val="right"/>
+              <w:rPr>
+                <w:rFonts w:ascii="Calibri" w:eastAsia="Times New Roman" w:hAnsi="Calibri" w:cs="Calibri"/>
+                <w:color w:val="000000"/>
+                <w:lang w:eastAsia="ru-RU"/>
+              </w:rPr>
+            </w:pPr>
+            <w:r>
+              <w:rPr>
+                <w:rFonts w:ascii="Calibri" w:eastAsia="Times New Roman" w:hAnsi="Calibri" w:cs="Calibri"/>
+                <w:color w:val="000000"/>
+                <w:lang w:eastAsia="ru-RU"/>
+              </w:rPr>
+              <w:t>286</w:t>
+            </w:r>
+          </w:p>
+        </w:tc>
+      </w:tr>
+      <w:tr>
+        <w:trPr>
+          <w:trHeight w:val="300"/>
+        </w:trPr>
+        <w:tc>
+          <w:tcPr>
+            <w:tcW w:w="960" w:type="dxa"/>
+            <w:shd w:val="clear" w:color="auto" w:fill="auto"/>
+            <w:noWrap/>
+            <w:vAlign w:val="bottom"/>
+            <w:hideMark/>
+          </w:tcPr>
+          <w:p>
+            <w:pPr>
+              <w:spacing w:after="0" w:line="240" w:lineRule="auto"/>
+              <w:jc w:val="right"/>
+              <w:rPr>
+                <w:rFonts w:ascii="Calibri" w:eastAsia="Times New Roman" w:hAnsi="Calibri" w:cs="Calibri"/>
+                <w:color w:val="000000"/>
+                <w:lang w:eastAsia="ru-RU"/>
+              </w:rPr>
+            </w:pPr>
+            <w:r>
+              <w:rPr>
+                <w:rFonts w:ascii="Calibri" w:eastAsia="Times New Roman" w:hAnsi="Calibri" w:cs="Calibri"/>
+                <w:color w:val="000000"/>
+                <w:lang w:eastAsia="ru-RU"/>
+              </w:rPr>
+              <w:t>300</w:t>
+            </w:r>
+          </w:p>
+        </w:tc>
+        <w:tc>
+          <w:tcPr>
+            <w:tcW w:w="960" w:type="dxa"/>
+            <w:shd w:val="clear" w:color="auto" w:fill="auto"/>
+            <w:noWrap/>
+            <w:vAlign w:val="bottom"/>
+            <w:hideMark/>
+          </w:tcPr>
+          <w:p>
+            <w:pPr>
+              <w:spacing w:after="0" w:line="240" w:lineRule="auto"/>
+              <w:jc w:val="right"/>
+              <w:rPr>
+                <w:rFonts w:ascii="Calibri" w:eastAsia="Times New Roman" w:hAnsi="Calibri" w:cs="Calibri"/>
+                <w:color w:val="000000"/>
+                <w:lang w:eastAsia="ru-RU"/>
+              </w:rPr>
+            </w:pPr>
+            <w:r>
+              <w:rPr>
+                <w:rFonts w:ascii="Calibri" w:eastAsia="Times New Roman" w:hAnsi="Calibri" w:cs="Calibri"/>
+                <w:color w:val="000000"/>
+                <w:lang w:eastAsia="ru-RU"/>
+              </w:rPr>
+              <w:t>300</w:t>
+            </w:r>
+          </w:p>
+        </w:tc>
+        <w:tc>
+          <w:tcPr>
+            <w:tcW w:w="2300" w:type="dxa"/>
+            <w:shd w:val="clear" w:color="auto" w:fill="auto"/>
+            <w:noWrap/>
+            <w:vAlign w:val="bottom"/>
+            <w:hideMark/>
+          </w:tcPr>
+          <w:p>
+            <w:pPr>
+              <w:spacing w:after="0" w:line="240" w:lineRule="auto"/>
+              <w:jc w:val="right"/>
+              <w:rPr>
+                <w:rFonts w:ascii="Calibri" w:eastAsia="Times New Roman" w:hAnsi="Calibri" w:cs="Calibri"/>
+                <w:color w:val="000000"/>
+                <w:lang w:eastAsia="ru-RU"/>
+              </w:rPr>
+            </w:pPr>
+            <w:r>
+              <w:rPr>
+                <w:rFonts w:ascii="Calibri" w:eastAsia="Times New Roman" w:hAnsi="Calibri" w:cs="Calibri"/>
+                <w:color w:val="000000"/>
+                <w:lang w:eastAsia="ru-RU"/>
+              </w:rPr>
+              <w:t>526</w:t>
+            </w:r>
+          </w:p>
+        </w:tc>
+        <w:tc>
+          <w:tcPr>
+            <w:tcW w:w="2480" w:type="dxa"/>
+            <w:shd w:val="clear" w:color="auto" w:fill="auto"/>
+            <w:noWrap/>
+            <w:vAlign w:val="bottom"/>
+            <w:hideMark/>
+          </w:tcPr>
+          <w:p>
+            <w:pPr>
+              <w:spacing w:after="0" w:line="240" w:lineRule="auto"/>
+              <w:jc w:val="right"/>
+              <w:rPr>
+                <w:rFonts w:ascii="Calibri" w:eastAsia="Times New Roman" w:hAnsi="Calibri" w:cs="Calibri"/>
+                <w:color w:val="000000"/>
+                <w:lang w:eastAsia="ru-RU"/>
+              </w:rPr>
+            </w:pPr>
+            <w:r>
+              <w:rPr>
+                <w:rFonts w:ascii="Calibri" w:eastAsia="Times New Roman" w:hAnsi="Calibri" w:cs="Calibri"/>
+                <w:color w:val="000000"/>
+                <w:lang w:eastAsia="ru-RU"/>
+              </w:rPr>
+              <w:t>584</w:t>
+            </w:r>
+          </w:p>
+        </w:tc>
+      </w:tr>
+      <w:tr>
+        <w:trPr>
+          <w:trHeight w:val="300"/>
+        </w:trPr>
+        <w:tc>
+          <w:tcPr>
+            <w:tcW w:w="960" w:type="dxa"/>
+            <w:shd w:val="clear" w:color="auto" w:fill="auto"/>
+            <w:noWrap/>
+            <w:vAlign w:val="bottom"/>
+            <w:hideMark/>
+          </w:tcPr>
+          <w:p>
+            <w:pPr>
+              <w:spacing w:after="0" w:line="240" w:lineRule="auto"/>
+              <w:jc w:val="right"/>
+              <w:rPr>
+                <w:rFonts w:ascii="Calibri" w:eastAsia="Times New Roman" w:hAnsi="Calibri" w:cs="Calibri"/>
+                <w:color w:val="000000"/>
+                <w:lang w:eastAsia="ru-RU"/>
+              </w:rPr>
+            </w:pPr>
+            <w:r>
+              <w:rPr>
+                <w:rFonts w:ascii="Calibri" w:eastAsia="Times New Roman" w:hAnsi="Calibri" w:cs="Calibri"/>
+                <w:color w:val="000000"/>
+                <w:lang w:eastAsia="ru-RU"/>
+              </w:rPr>
+              <w:t>400</w:t>
+            </w:r>
+          </w:p>
+        </w:tc>
+        <w:tc>
+          <w:tcPr>
+            <w:tcW w:w="960" w:type="dxa"/>
+            <w:shd w:val="clear" w:color="auto" w:fill="auto"/>
+            <w:noWrap/>
+            <w:vAlign w:val="bottom"/>
+            <w:hideMark/>
+          </w:tcPr>
+          <w:p>
+            <w:pPr>
+              <w:spacing w:after="0" w:line="240" w:lineRule="auto"/>
+              <w:jc w:val="right"/>
+              <w:rPr>
+                <w:rFonts w:ascii="Calibri" w:eastAsia="Times New Roman" w:hAnsi="Calibri" w:cs="Calibri"/>
+                <w:color w:val="000000"/>
+                <w:lang w:eastAsia="ru-RU"/>
+              </w:rPr>
+            </w:pPr>
+            <w:r>
+              <w:rPr>
+                <w:rFonts w:ascii="Calibri" w:eastAsia="Times New Roman" w:hAnsi="Calibri" w:cs="Calibri"/>
+                <w:color w:val="000000"/>
+                <w:lang w:eastAsia="ru-RU"/>
+              </w:rPr>
+              <w:t>400</w:t>
+            </w:r>
+          </w:p>
+        </w:tc>
+        <w:tc>
+          <w:tcPr>
+            <w:tcW w:w="2300" w:type="dxa"/>
+            <w:shd w:val="clear" w:color="auto" w:fill="auto"/>
+            <w:noWrap/>
+            <w:vAlign w:val="bottom"/>
+            <w:hideMark/>
+          </w:tcPr>
+          <w:p>
+            <w:pPr>
+              <w:spacing w:after="0" w:line="240" w:lineRule="auto"/>
+              <w:jc w:val="right"/>
+              <w:rPr>
+                <w:rFonts w:ascii="Calibri" w:eastAsia="Times New Roman" w:hAnsi="Calibri" w:cs="Calibri"/>
+                <w:color w:val="000000"/>
+                <w:lang w:eastAsia="ru-RU"/>
+              </w:rPr>
+            </w:pPr>
+            <w:r>
+              <w:rPr>
+                <w:rFonts w:ascii="Calibri" w:eastAsia="Times New Roman" w:hAnsi="Calibri" w:cs="Calibri"/>
+                <w:color w:val="000000"/>
+                <w:lang w:eastAsia="ru-RU"/>
+              </w:rPr>
+              <w:t>1551</w:t>
+            </w:r>
+          </w:p>
+        </w:tc>
+        <w:tc>
+          <w:tcPr>
+            <w:tcW w:w="2480" w:type="dxa"/>
+            <w:shd w:val="clear" w:color="auto" w:fill="auto"/>
+            <w:noWrap/>
+            <w:vAlign w:val="bottom"/>
+            <w:hideMark/>
+          </w:tcPr>
+          <w:p>
+            <w:pPr>
+              <w:spacing w:after="0" w:line="240" w:lineRule="auto"/>
+              <w:jc w:val="right"/>
+              <w:rPr>
+                <w:rFonts w:ascii="Calibri" w:eastAsia="Times New Roman" w:hAnsi="Calibri" w:cs="Calibri"/>
+                <w:color w:val="000000"/>
+                <w:lang w:eastAsia="ru-RU"/>
+              </w:rPr>
+            </w:pPr>
+            <w:r>
+              <w:rPr>
+                <w:rFonts w:ascii="Calibri" w:eastAsia="Times New Roman" w:hAnsi="Calibri" w:cs="Calibri"/>
+                <w:color w:val="000000"/>
+                <w:lang w:eastAsia="ru-RU"/>
+              </w:rPr>
+              <w:t>1067</w:t>
+            </w:r>
+          </w:p>
+        </w:tc>
+      </w:tr>
+      <w:tr>
+        <w:trPr>
+          <w:trHeight w:val="300"/>
+        </w:trPr>
+        <w:tc>
+          <w:tcPr>
+            <w:tcW w:w="960" w:type="dxa"/>
+            <w:shd w:val="clear" w:color="auto" w:fill="auto"/>
+            <w:noWrap/>
+            <w:vAlign w:val="bottom"/>
+            <w:hideMark/>
+          </w:tcPr>
+          <w:p>
+            <w:pPr>
+              <w:spacing w:after="0" w:line="240" w:lineRule="auto"/>
+              <w:jc w:val="right"/>
+              <w:rPr>
+                <w:rFonts w:ascii="Calibri" w:eastAsia="Times New Roman" w:hAnsi="Calibri" w:cs="Calibri"/>
+                <w:color w:val="000000"/>
+                <w:lang w:eastAsia="ru-RU"/>
+              </w:rPr>
+            </w:pPr>
+            <w:r>
+              <w:rPr>
+                <w:rFonts w:ascii="Calibri" w:eastAsia="Times New Roman" w:hAnsi="Calibri" w:cs="Calibri"/>
+                <w:color w:val="000000"/>
+                <w:lang w:eastAsia="ru-RU"/>
+              </w:rPr>
+              <w:t>500</w:t>
+            </w:r>
+          </w:p>
+        </w:tc>
+        <w:tc>
+          <w:tcPr>
+            <w:tcW w:w="960" w:type="dxa"/>
+            <w:shd w:val="clear" w:color="auto" w:fill="auto"/>
+            <w:noWrap/>
+            <w:vAlign w:val="bottom"/>
+            <w:hideMark/>
+          </w:tcPr>
+          <w:p>
+            <w:pPr>
+              <w:spacing w:after="0" w:line="240" w:lineRule="auto"/>
+              <w:jc w:val="right"/>
+              <w:rPr>
+                <w:rFonts w:ascii="Calibri" w:eastAsia="Times New Roman" w:hAnsi="Calibri" w:cs="Calibri"/>
+                <w:color w:val="000000"/>
+                <w:lang w:eastAsia="ru-RU"/>
+              </w:rPr>
+            </w:pPr>
+            <w:r>
+              <w:rPr>
+                <w:rFonts w:ascii="Calibri" w:eastAsia="Times New Roman" w:hAnsi="Calibri" w:cs="Calibri"/>
+                <w:color w:val="000000"/>
+                <w:lang w:eastAsia="ru-RU"/>
+              </w:rPr>
+              <w:t>500</w:t>
+            </w:r>
+          </w:p>
+        </w:tc>
+        <w:tc>
+          <w:tcPr>
+            <w:tcW w:w="2300" w:type="dxa"/>
+            <w:shd w:val="clear" w:color="auto" w:fill="auto"/>
+            <w:noWrap/>
+            <w:vAlign w:val="bottom"/>
+            <w:hideMark/>
+          </w:tcPr>
+          <w:p>
+            <w:pPr>
+              <w:spacing w:after="0" w:line="240" w:lineRule="auto"/>
+              <w:jc w:val="right"/>
+              <w:rPr>
+                <w:rFonts w:ascii="Calibri" w:eastAsia="Times New Roman" w:hAnsi="Calibri" w:cs="Calibri"/>
+                <w:color w:val="000000"/>
+                <w:lang w:eastAsia="ru-RU"/>
+              </w:rPr>
+            </w:pPr>
+            <w:r>
+              <w:rPr>
+                <w:rFonts w:ascii="Calibri" w:eastAsia="Times New Roman" w:hAnsi="Calibri" w:cs="Calibri"/>
+                <w:color w:val="000000"/>
+                <w:lang w:eastAsia="ru-RU"/>
+              </w:rPr>
+              <w:t>2396</w:t>
+            </w:r>
+          </w:p>
+        </w:tc>
+        <w:tc>
+          <w:tcPr>
+            <w:tcW w:w="2480" w:type="dxa"/>
+            <w:shd w:val="clear" w:color="auto" w:fill="auto"/>
+            <w:noWrap/>
+            <w:vAlign w:val="bottom"/>
+            <w:hideMark/>
+          </w:tcPr>
+          <w:p>
+            <w:pPr>
+              <w:spacing w:after="0" w:line="240" w:lineRule="auto"/>
+              <w:jc w:val="right"/>
+              <w:rPr>
+                <w:rFonts w:ascii="Calibri" w:eastAsia="Times New Roman" w:hAnsi="Calibri" w:cs="Calibri"/>
+                <w:color w:val="000000"/>
+                <w:lang w:eastAsia="ru-RU"/>
+              </w:rPr>
+            </w:pPr>
+            <w:r>
+              <w:rPr>
+                <w:rFonts w:ascii="Calibri" w:eastAsia="Times New Roman" w:hAnsi="Calibri" w:cs="Calibri"/>
+                <w:color w:val="000000"/>
+                <w:lang w:eastAsia="ru-RU"/>
+              </w:rPr>
+              <w:t>1589</w:t>
+            </w:r>
+          </w:p>
+        </w:tc>
+      </w:tr>
+      <w:tr>
+        <w:trPr>
+          <w:trHeight w:val="300"/>
+        </w:trPr>
+        <w:tc>
+          <w:tcPr>
+            <w:tcW w:w="960" w:type="dxa"/>
+            <w:shd w:val="clear" w:color="auto" w:fill="auto"/>
+            <w:noWrap/>
+            <w:vAlign w:val="bottom"/>
+            <w:hideMark/>
+          </w:tcPr>
+          <w:p>
+            <w:pPr>
+              <w:spacing w:after="0" w:line="240" w:lineRule="auto"/>
+              <w:jc w:val="right"/>
+              <w:rPr>
+                <w:rFonts w:ascii="Calibri" w:eastAsia="Times New Roman" w:hAnsi="Calibri" w:cs="Calibri"/>
+                <w:color w:val="000000"/>
+                <w:lang w:eastAsia="ru-RU"/>
+              </w:rPr>
+            </w:pPr>
+            <w:r>
+              <w:rPr>
+                <w:rFonts w:ascii="Calibri" w:eastAsia="Times New Roman" w:hAnsi="Calibri" w:cs="Calibri"/>
+                <w:color w:val="000000"/>
+                <w:lang w:eastAsia="ru-RU"/>
+              </w:rPr>
+              <w:t>600</w:t>
+            </w:r>
+          </w:p>
+        </w:tc>
+        <w:tc>
+          <w:tcPr>
+            <w:tcW w:w="960" w:type="dxa"/>
+            <w:shd w:val="clear" w:color="auto" w:fill="auto"/>
+            <w:noWrap/>
+            <w:vAlign w:val="bottom"/>
+            <w:hideMark/>
+          </w:tcPr>
+          <w:p>
+            <w:pPr>
+              <w:spacing w:after="0" w:line="240" w:lineRule="auto"/>
+              <w:jc w:val="right"/>
+              <w:rPr>
+                <w:rFonts w:ascii="Calibri" w:eastAsia="Times New Roman" w:hAnsi="Calibri" w:cs="Calibri"/>
+                <w:color w:val="000000"/>
+                <w:lang w:eastAsia="ru-RU"/>
+              </w:rPr>
+            </w:pPr>
+            <w:r>
+              <w:rPr>
+                <w:rFonts w:ascii="Calibri" w:eastAsia="Times New Roman" w:hAnsi="Calibri" w:cs="Calibri"/>
+                <w:color w:val="000000"/>
+                <w:lang w:eastAsia="ru-RU"/>
+              </w:rPr>
+              <w:t>600</w:t>
+            </w:r>
+          </w:p>
+        </w:tc>
+        <w:tc>
+          <w:tcPr>
+            <w:tcW w:w="2300" w:type="dxa"/>
+            <w:shd w:val="clear" w:color="auto" w:fill="auto"/>
+            <w:noWrap/>
+            <w:vAlign w:val="bottom"/>
+            <w:hideMark/>
+          </w:tcPr>
+          <w:p>
+            <w:pPr>
+              <w:spacing w:after="0" w:line="240" w:lineRule="auto"/>
+              <w:jc w:val="right"/>
+              <w:rPr>
+                <w:rFonts w:ascii="Calibri" w:eastAsia="Times New Roman" w:hAnsi="Calibri" w:cs="Calibri"/>
+                <w:color w:val="000000"/>
+                <w:lang w:eastAsia="ru-RU"/>
+              </w:rPr>
+            </w:pPr>
+            <w:r>
+              <w:rPr>
+                <w:rFonts w:ascii="Calibri" w:eastAsia="Times New Roman" w:hAnsi="Calibri" w:cs="Calibri"/>
+                <w:color w:val="000000"/>
+                <w:lang w:eastAsia="ru-RU"/>
+              </w:rPr>
+              <w:t>3439</w:t>
+            </w:r>
+          </w:p>
+        </w:tc>
+        <w:tc>
+          <w:tcPr>
+            <w:tcW w:w="2480" w:type="dxa"/>
+            <w:shd w:val="clear" w:color="auto" w:fill="auto"/>
+            <w:noWrap/>
+            <w:vAlign w:val="bottom"/>
+            <w:hideMark/>
+          </w:tcPr>
+          <w:p>
+            <w:pPr>
+              <w:spacing w:after="0" w:line="240" w:lineRule="auto"/>
+              <w:jc w:val="right"/>
+              <w:rPr>
+                <w:rFonts w:ascii="Calibri" w:eastAsia="Times New Roman" w:hAnsi="Calibri" w:cs="Calibri"/>
+                <w:color w:val="000000"/>
+                <w:lang w:eastAsia="ru-RU"/>
+              </w:rPr>
+            </w:pPr>
+            <w:r>
+              <w:rPr>
+                <w:rFonts w:ascii="Calibri" w:eastAsia="Times New Roman" w:hAnsi="Calibri" w:cs="Calibri"/>
+                <w:color w:val="000000"/>
+                <w:lang w:eastAsia="ru-RU"/>
+              </w:rPr>
+              <w:t>3238</w:t>
+            </w:r>
+          </w:p>
+        </w:tc>
+      </w:tr>
+      <w:tr>
+        <w:trPr>
+          <w:trHeight w:val="300"/>
+        </w:trPr>
+        <w:tc>
+          <w:tcPr>
+            <w:tcW w:w="960" w:type="dxa"/>
+            <w:shd w:val="clear" w:color="auto" w:fill="auto"/>
+            <w:noWrap/>
+            <w:vAlign w:val="bottom"/>
+            <w:hideMark/>
+          </w:tcPr>
+          <w:p>
+            <w:pPr>
+              <w:spacing w:after="0" w:line="240" w:lineRule="auto"/>
+              <w:jc w:val="right"/>
+              <w:rPr>
+                <w:rFonts w:ascii="Calibri" w:eastAsia="Times New Roman" w:hAnsi="Calibri" w:cs="Calibri"/>
+                <w:color w:val="000000"/>
+                <w:lang w:eastAsia="ru-RU"/>
+              </w:rPr>
+            </w:pPr>
+            <w:r>
+              <w:rPr>
+                <w:rFonts w:ascii="Calibri" w:eastAsia="Times New Roman" w:hAnsi="Calibri" w:cs="Calibri"/>
+                <w:color w:val="000000"/>
+                <w:lang w:eastAsia="ru-RU"/>
+              </w:rPr>
+              <w:t>700</w:t>
+            </w:r>
+          </w:p>
+        </w:tc>
+        <w:tc>
+          <w:tcPr>
+            <w:tcW w:w="960" w:type="dxa"/>
+            <w:shd w:val="clear" w:color="auto" w:fill="auto"/>
+            <w:noWrap/>
+            <w:vAlign w:val="bottom"/>
+            <w:hideMark/>
+          </w:tcPr>
+          <w:p>
+            <w:pPr>
+              <w:spacing w:after="0" w:line="240" w:lineRule="auto"/>
+              <w:jc w:val="right"/>
+              <w:rPr>
+                <w:rFonts w:ascii="Calibri" w:eastAsia="Times New Roman" w:hAnsi="Calibri" w:cs="Calibri"/>
+                <w:color w:val="000000"/>
+                <w:lang w:eastAsia="ru-RU"/>
+              </w:rPr>
+            </w:pPr>
+            <w:r>
+              <w:rPr>
+                <w:rFonts w:ascii="Calibri" w:eastAsia="Times New Roman" w:hAnsi="Calibri" w:cs="Calibri"/>
+                <w:color w:val="000000"/>
+                <w:lang w:eastAsia="ru-RU"/>
+              </w:rPr>
+              <w:t>700</w:t>
+            </w:r>
+          </w:p>
+        </w:tc>
+        <w:tc>
+          <w:tcPr>
+            <w:tcW w:w="2300" w:type="dxa"/>
+            <w:shd w:val="clear" w:color="auto" w:fill="auto"/>
+            <w:noWrap/>
+            <w:vAlign w:val="bottom"/>
+            <w:hideMark/>
+          </w:tcPr>
+          <w:p>
+            <w:pPr>
+              <w:spacing w:after="0" w:line="240" w:lineRule="auto"/>
+              <w:jc w:val="right"/>
+              <w:rPr>
+                <w:rFonts w:ascii="Calibri" w:eastAsia="Times New Roman" w:hAnsi="Calibri" w:cs="Calibri"/>
+                <w:color w:val="000000"/>
+                <w:lang w:eastAsia="ru-RU"/>
+              </w:rPr>
+            </w:pPr>
+            <w:r>
+              <w:rPr>
+                <w:rFonts w:ascii="Calibri" w:eastAsia="Times New Roman" w:hAnsi="Calibri" w:cs="Calibri"/>
+                <w:color w:val="000000"/>
+                <w:lang w:eastAsia="ru-RU"/>
+              </w:rPr>
+              <w:t>5034</w:t>
+            </w:r>
+          </w:p>
+        </w:tc>
+        <w:tc>
+          <w:tcPr>
+            <w:tcW w:w="2480" w:type="dxa"/>
+            <w:shd w:val="clear" w:color="auto" w:fill="auto"/>
+            <w:noWrap/>
+            <w:vAlign w:val="bottom"/>
+            <w:hideMark/>
+          </w:tcPr>
+          <w:p>
+            <w:pPr>
+              <w:spacing w:after="0" w:line="240" w:lineRule="auto"/>
+              <w:jc w:val="right"/>
+              <w:rPr>
+                <w:rFonts w:ascii="Calibri" w:eastAsia="Times New Roman" w:hAnsi="Calibri" w:cs="Calibri"/>
+                <w:color w:val="000000"/>
+                <w:lang w:eastAsia="ru-RU"/>
+              </w:rPr>
+            </w:pPr>
+            <w:r>
+              <w:rPr>
+                <w:rFonts w:ascii="Calibri" w:eastAsia="Times New Roman" w:hAnsi="Calibri" w:cs="Calibri"/>
+                <w:color w:val="000000"/>
+                <w:lang w:eastAsia="ru-RU"/>
+              </w:rPr>
+              <w:t>4724</w:t>
+            </w:r>
+          </w:p>
+        </w:tc>
+      </w:tr>
+      <w:tr>
+        <w:trPr>
+          <w:trHeight w:val="300"/>
+        </w:trPr>
+        <w:tc>
+          <w:tcPr>
+            <w:tcW w:w="960" w:type="dxa"/>
+            <w:shd w:val="clear" w:color="auto" w:fill="auto"/>
+            <w:noWrap/>
+            <w:vAlign w:val="bottom"/>
+            <w:hideMark/>
+          </w:tcPr>
+          <w:p>
+            <w:pPr>
+              <w:spacing w:after="0" w:line="240" w:lineRule="auto"/>
+              <w:jc w:val="right"/>
+              <w:rPr>
+                <w:rFonts w:ascii="Calibri" w:eastAsia="Times New Roman" w:hAnsi="Calibri" w:cs="Calibri"/>
+                <w:color w:val="000000"/>
+                <w:lang w:eastAsia="ru-RU"/>
+              </w:rPr>
+            </w:pPr>
+            <w:r>
+              <w:rPr>
+                <w:rFonts w:ascii="Calibri" w:eastAsia="Times New Roman" w:hAnsi="Calibri" w:cs="Calibri"/>
+                <w:color w:val="000000"/>
+                <w:lang w:eastAsia="ru-RU"/>
+              </w:rPr>
+              <w:t>800</w:t>
+            </w:r>
+          </w:p>
+        </w:tc>
+        <w:tc>
+          <w:tcPr>
+            <w:tcW w:w="960" w:type="dxa"/>
+            <w:shd w:val="clear" w:color="auto" w:fill="auto"/>
+            <w:noWrap/>
+            <w:vAlign w:val="bottom"/>
+            <w:hideMark/>
+          </w:tcPr>
+          <w:p>
+            <w:pPr>
+              <w:spacing w:after="0" w:line="240" w:lineRule="auto"/>
+              <w:jc w:val="right"/>
+              <w:rPr>
+                <w:rFonts w:ascii="Calibri" w:eastAsia="Times New Roman" w:hAnsi="Calibri" w:cs="Calibri"/>
+                <w:color w:val="000000"/>
+                <w:lang w:eastAsia="ru-RU"/>
+              </w:rPr>
+            </w:pPr>
+            <w:r>
+              <w:rPr>
+                <w:rFonts w:ascii="Calibri" w:eastAsia="Times New Roman" w:hAnsi="Calibri" w:cs="Calibri"/>
+                <w:color w:val="000000"/>
+                <w:lang w:eastAsia="ru-RU"/>
+              </w:rPr>
+              <w:t>800</w:t>
+            </w:r>
+          </w:p>
+        </w:tc>
+        <w:tc>
+          <w:tcPr>
+            <w:tcW w:w="2300" w:type="dxa"/>
+            <w:shd w:val="clear" w:color="auto" w:fill="auto"/>
+            <w:noWrap/>
+            <w:vAlign w:val="bottom"/>
+            <w:hideMark/>
+          </w:tcPr>
+          <w:p>
+            <w:pPr>
+              <w:spacing w:after="0" w:line="240" w:lineRule="auto"/>
+              <w:jc w:val="right"/>
+              <w:rPr>
+                <w:rFonts w:ascii="Calibri" w:eastAsia="Times New Roman" w:hAnsi="Calibri" w:cs="Calibri"/>
+                <w:color w:val="000000"/>
+                <w:lang w:eastAsia="ru-RU"/>
+              </w:rPr>
+            </w:pPr>
+            <w:r>
+              <w:rPr>
+                <w:rFonts w:ascii="Calibri" w:eastAsia="Times New Roman" w:hAnsi="Calibri" w:cs="Calibri"/>
+                <w:color w:val="000000"/>
+                <w:lang w:eastAsia="ru-RU"/>
+              </w:rPr>
+              <w:t>7123</w:t>
+            </w:r>
+          </w:p>
+        </w:tc>
+        <w:tc>
+          <w:tcPr>
+            <w:tcW w:w="2480" w:type="dxa"/>
+            <w:shd w:val="clear" w:color="auto" w:fill="auto"/>
+            <w:noWrap/>
+            <w:vAlign w:val="bottom"/>
+            <w:hideMark/>
+          </w:tcPr>
+          <w:p>
+            <w:pPr>
+              <w:spacing w:after="0" w:line="240" w:lineRule="auto"/>
+              <w:jc w:val="right"/>
+              <w:rPr>
+                <w:rFonts w:ascii="Calibri" w:eastAsia="Times New Roman" w:hAnsi="Calibri" w:cs="Calibri"/>
+                <w:color w:val="000000"/>
+                <w:lang w:eastAsia="ru-RU"/>
+              </w:rPr>
+            </w:pPr>
+            <w:r>
+              <w:rPr>
+                <w:rFonts w:ascii="Calibri" w:eastAsia="Times New Roman" w:hAnsi="Calibri" w:cs="Calibri"/>
+                <w:color w:val="000000"/>
+                <w:lang w:eastAsia="ru-RU"/>
+              </w:rPr>
+              <w:t>6685</w:t>
+            </w:r>
+          </w:p>
+        </w:tc>
+      </w:tr>
+      <w:tr>
+        <w:trPr>
+          <w:trHeight w:val="300"/>
+        </w:trPr>
+        <w:tc>
+          <w:tcPr>
+            <w:tcW w:w="960" w:type="dxa"/>
+            <w:shd w:val="clear" w:color="auto" w:fill="auto"/>
+            <w:noWrap/>
+            <w:vAlign w:val="bottom"/>
+            <w:hideMark/>
+          </w:tcPr>
+          <w:p>
+            <w:pPr>
+              <w:spacing w:after="0" w:line="240" w:lineRule="auto"/>
+              <w:jc w:val="right"/>
+              <w:rPr>
+                <w:rFonts w:ascii="Calibri" w:eastAsia="Times New Roman" w:hAnsi="Calibri" w:cs="Calibri"/>
+                <w:color w:val="000000"/>
+                <w:lang w:eastAsia="ru-RU"/>
+              </w:rPr>
+            </w:pPr>
+            <w:r>
+              <w:rPr>
+                <w:rFonts w:ascii="Calibri" w:eastAsia="Times New Roman" w:hAnsi="Calibri" w:cs="Calibri"/>
+                <w:color w:val="000000"/>
+                <w:lang w:eastAsia="ru-RU"/>
+              </w:rPr>
+              <w:t>900</w:t>
+            </w:r>
+          </w:p>
+        </w:tc>
+        <w:tc>
+          <w:tcPr>
+            <w:tcW w:w="960" w:type="dxa"/>
+            <w:shd w:val="clear" w:color="auto" w:fill="auto"/>
+            <w:noWrap/>
+            <w:vAlign w:val="bottom"/>
+            <w:hideMark/>
+          </w:tcPr>
+          <w:p>
+            <w:pPr>
+              <w:spacing w:after="0" w:line="240" w:lineRule="auto"/>
+              <w:jc w:val="right"/>
+              <w:rPr>
+                <w:rFonts w:ascii="Calibri" w:eastAsia="Times New Roman" w:hAnsi="Calibri" w:cs="Calibri"/>
+                <w:color w:val="000000"/>
+                <w:lang w:eastAsia="ru-RU"/>
+              </w:rPr>
+            </w:pPr>
+            <w:r>
+              <w:rPr>
+                <w:rFonts w:ascii="Calibri" w:eastAsia="Times New Roman" w:hAnsi="Calibri" w:cs="Calibri"/>
+                <w:color w:val="000000"/>
+                <w:lang w:eastAsia="ru-RU"/>
+              </w:rPr>
+              <w:t>900</w:t>
+            </w:r>
+          </w:p>
+        </w:tc>
+        <w:tc>
+          <w:tcPr>
+            <w:tcW w:w="2300" w:type="dxa"/>
+            <w:shd w:val="clear" w:color="auto" w:fill="auto"/>
+            <w:noWrap/>
+            <w:vAlign w:val="bottom"/>
+            <w:hideMark/>
+          </w:tcPr>
+          <w:p>
+            <w:pPr>
+              <w:spacing w:after="0" w:line="240" w:lineRule="auto"/>
+              <w:jc w:val="right"/>
+              <w:rPr>
+                <w:rFonts w:ascii="Calibri" w:eastAsia="Times New Roman" w:hAnsi="Calibri" w:cs="Calibri"/>
+                <w:color w:val="000000"/>
+                <w:lang w:eastAsia="ru-RU"/>
+              </w:rPr>
+            </w:pPr>
+            <w:r>
+              <w:rPr>
+                <w:rFonts w:ascii="Calibri" w:eastAsia="Times New Roman" w:hAnsi="Calibri" w:cs="Calibri"/>
+                <w:color w:val="000000"/>
+                <w:lang w:eastAsia="ru-RU"/>
+              </w:rPr>
+              <w:t>10231</w:t>
+            </w:r>
+          </w:p>
+        </w:tc>
+        <w:tc>
+          <w:tcPr>
+            <w:tcW w:w="2480" w:type="dxa"/>
+            <w:shd w:val="clear" w:color="auto" w:fill="auto"/>
+            <w:noWrap/>
+            <w:vAlign w:val="bottom"/>
+            <w:hideMark/>
+          </w:tcPr>
+          <w:p>
+            <w:pPr>
+              <w:spacing w:after="0" w:line="240" w:lineRule="auto"/>
+              <w:jc w:val="right"/>
+              <w:rPr>
+                <w:rFonts w:ascii="Calibri" w:eastAsia="Times New Roman" w:hAnsi="Calibri" w:cs="Calibri"/>
+                <w:color w:val="000000"/>
+                <w:lang w:eastAsia="ru-RU"/>
+              </w:rPr>
+            </w:pPr>
+            <w:r>
+              <w:rPr>
+                <w:rFonts w:ascii="Calibri" w:eastAsia="Times New Roman" w:hAnsi="Calibri" w:cs="Calibri"/>
+                <w:color w:val="000000"/>
+                <w:lang w:eastAsia="ru-RU"/>
+              </w:rPr>
+              <w:t>9468</w:t>
+            </w:r>
+          </w:p>
+        </w:tc>
+      </w:tr>
+      <w:tr>
+        <w:trPr>
+          <w:trHeight w:val="300"/>
+        </w:trPr>
+        <w:tc>
+          <w:tcPr>
+            <w:tcW w:w="960" w:type="dxa"/>
+            <w:shd w:val="clear" w:color="auto" w:fill="auto"/>
+            <w:noWrap/>
+            <w:vAlign w:val="bottom"/>
+            <w:hideMark/>
+          </w:tcPr>
+          <w:p>
+            <w:pPr>
+              <w:spacing w:after="0" w:line="240" w:lineRule="auto"/>
+              <w:jc w:val="right"/>
+              <w:rPr>
+                <w:rFonts w:ascii="Calibri" w:eastAsia="Times New Roman" w:hAnsi="Calibri" w:cs="Calibri"/>
+                <w:color w:val="000000"/>
+                <w:lang w:eastAsia="ru-RU"/>
+              </w:rPr>
+            </w:pPr>
+            <w:r>
+              <w:rPr>
+                <w:rFonts w:ascii="Calibri" w:eastAsia="Times New Roman" w:hAnsi="Calibri" w:cs="Calibri"/>
+                <w:color w:val="000000"/>
+                <w:lang w:eastAsia="ru-RU"/>
+              </w:rPr>
+              <w:t>1000</w:t>
+            </w:r>
+          </w:p>
+        </w:tc>
+        <w:tc>
+          <w:tcPr>
+            <w:tcW w:w="960" w:type="dxa"/>
+            <w:shd w:val="clear" w:color="auto" w:fill="auto"/>
+            <w:noWrap/>
+            <w:vAlign w:val="bottom"/>
+            <w:hideMark/>
+          </w:tcPr>
+          <w:p>
+            <w:pPr>
+              <w:spacing w:after="0" w:line="240" w:lineRule="auto"/>
+              <w:jc w:val="right"/>
+              <w:rPr>
+                <w:rFonts w:ascii="Calibri" w:eastAsia="Times New Roman" w:hAnsi="Calibri" w:cs="Calibri"/>
+                <w:color w:val="000000"/>
+                <w:lang w:eastAsia="ru-RU"/>
+              </w:rPr>
+            </w:pPr>
+            <w:r>
+              <w:rPr>
+                <w:rFonts w:ascii="Calibri" w:eastAsia="Times New Roman" w:hAnsi="Calibri" w:cs="Calibri"/>
+                <w:color w:val="000000"/>
+                <w:lang w:eastAsia="ru-RU"/>
+              </w:rPr>
+              <w:t>1000</w:t>
+            </w:r>
+          </w:p>
+        </w:tc>
+        <w:tc>
+          <w:tcPr>
+            <w:tcW w:w="2300" w:type="dxa"/>
+            <w:shd w:val="clear" w:color="auto" w:fill="auto"/>
+            <w:noWrap/>
+            <w:vAlign w:val="bottom"/>
+            <w:hideMark/>
+          </w:tcPr>
+          <w:p>
+            <w:pPr>
+              <w:spacing w:after="0" w:line="240" w:lineRule="auto"/>
+              <w:jc w:val="right"/>
+              <w:rPr>
+                <w:rFonts w:ascii="Calibri" w:eastAsia="Times New Roman" w:hAnsi="Calibri" w:cs="Calibri"/>
+                <w:color w:val="000000"/>
+                <w:lang w:eastAsia="ru-RU"/>
+              </w:rPr>
+            </w:pPr>
+            <w:r>
+              <w:rPr>
+                <w:rFonts w:ascii="Calibri" w:eastAsia="Times New Roman" w:hAnsi="Calibri" w:cs="Calibri"/>
+                <w:color w:val="000000"/>
+                <w:lang w:eastAsia="ru-RU"/>
+              </w:rPr>
+              <w:t>12943</w:t>
+            </w:r>
+          </w:p>
+        </w:tc>
+        <w:tc>
+          <w:tcPr>
+            <w:tcW w:w="2480" w:type="dxa"/>
+            <w:shd w:val="clear" w:color="auto" w:fill="auto"/>
+            <w:noWrap/>
+            <w:vAlign w:val="bottom"/>
+            <w:hideMark/>
+          </w:tcPr>
+          <w:p>
+            <w:pPr>
+              <w:spacing w:after="0" w:line="240" w:lineRule="auto"/>
+              <w:jc w:val="right"/>
+              <w:rPr>
+                <w:rFonts w:ascii="Calibri" w:eastAsia="Times New Roman" w:hAnsi="Calibri" w:cs="Calibri"/>
+                <w:color w:val="000000"/>
+                <w:lang w:eastAsia="ru-RU"/>
+              </w:rPr>
+            </w:pPr>
+            <w:r>
+              <w:rPr>
+                <w:rFonts w:ascii="Calibri" w:eastAsia="Times New Roman" w:hAnsi="Calibri" w:cs="Calibri"/>
+                <w:color w:val="000000"/>
+                <w:lang w:eastAsia="ru-RU"/>
+              </w:rPr>
+              <w:t>11903</w:t>
+            </w:r>
+          </w:p>
+        </w:tc>
+      </w:tr>
+      <w:tr>
+        <w:trPr>
+          <w:trHeight w:val="300"/>
+        </w:trPr>
+        <w:tc>
+          <w:tcPr>
+            <w:tcW w:w="960" w:type="dxa"/>
+            <w:shd w:val="clear" w:color="auto" w:fill="auto"/>
+            <w:noWrap/>
+            <w:vAlign w:val="bottom"/>
+            <w:hideMark/>
+          </w:tcPr>
+          <w:p>
+            <w:pPr>
+              <w:spacing w:after="0" w:line="240" w:lineRule="auto"/>
+              <w:jc w:val="right"/>
+              <w:rPr>
+                <w:rFonts w:ascii="Calibri" w:eastAsia="Times New Roman" w:hAnsi="Calibri" w:cs="Calibri"/>
+                <w:color w:val="000000"/>
+                <w:lang w:eastAsia="ru-RU"/>
+              </w:rPr>
+            </w:pPr>
+            <w:r>
+              <w:rPr>
+                <w:rFonts w:ascii="Calibri" w:eastAsia="Times New Roman" w:hAnsi="Calibri" w:cs="Calibri"/>
+                <w:color w:val="000000"/>
+                <w:lang w:eastAsia="ru-RU"/>
+              </w:rPr>
+              <w:t>1100</w:t>
+            </w:r>
+          </w:p>
+        </w:tc>
+        <w:tc>
+          <w:tcPr>
+            <w:tcW w:w="960" w:type="dxa"/>
+            <w:shd w:val="clear" w:color="auto" w:fill="auto"/>
+            <w:noWrap/>
+            <w:vAlign w:val="bottom"/>
+            <w:hideMark/>
+          </w:tcPr>
+          <w:p>
+            <w:pPr>
+              <w:spacing w:after="0" w:line="240" w:lineRule="auto"/>
+              <w:jc w:val="right"/>
+              <w:rPr>
+                <w:rFonts w:ascii="Calibri" w:eastAsia="Times New Roman" w:hAnsi="Calibri" w:cs="Calibri"/>
+                <w:color w:val="000000"/>
+                <w:lang w:eastAsia="ru-RU"/>
+              </w:rPr>
+            </w:pPr>
+            <w:r>
+              <w:rPr>
+                <w:rFonts w:ascii="Calibri" w:eastAsia="Times New Roman" w:hAnsi="Calibri" w:cs="Calibri"/>
+                <w:color w:val="000000"/>
+                <w:lang w:eastAsia="ru-RU"/>
+              </w:rPr>
+              <w:t>1100</w:t>
+            </w:r>
+          </w:p>
+        </w:tc>
+        <w:tc>
+          <w:tcPr>
+            <w:tcW w:w="2300" w:type="dxa"/>
+            <w:shd w:val="clear" w:color="auto" w:fill="auto"/>
+            <w:noWrap/>
+            <w:vAlign w:val="bottom"/>
+            <w:hideMark/>
+          </w:tcPr>
+          <w:p>
+            <w:pPr>
+              <w:spacing w:after="0" w:line="240" w:lineRule="auto"/>
+              <w:jc w:val="right"/>
+              <w:rPr>
+                <w:rFonts w:ascii="Calibri" w:eastAsia="Times New Roman" w:hAnsi="Calibri" w:cs="Calibri"/>
+                <w:color w:val="000000"/>
+                <w:lang w:eastAsia="ru-RU"/>
+              </w:rPr>
+            </w:pPr>
+            <w:r>
+              <w:rPr>
+                <w:rFonts w:ascii="Calibri" w:eastAsia="Times New Roman" w:hAnsi="Calibri" w:cs="Calibri"/>
+                <w:color w:val="000000"/>
+                <w:lang w:eastAsia="ru-RU"/>
+              </w:rPr>
+              <w:t>15492</w:t>
+            </w:r>
+          </w:p>
+        </w:tc>
+        <w:tc>
+          <w:tcPr>
+            <w:tcW w:w="2480" w:type="dxa"/>
+            <w:shd w:val="clear" w:color="auto" w:fill="auto"/>
+            <w:noWrap/>
+            <w:vAlign w:val="bottom"/>
+            <w:hideMark/>
+          </w:tcPr>
+          <w:p>
+            <w:pPr>
+              <w:spacing w:after="0" w:line="240" w:lineRule="auto"/>
+              <w:jc w:val="right"/>
+              <w:rPr>
+                <w:rFonts w:ascii="Calibri" w:eastAsia="Times New Roman" w:hAnsi="Calibri" w:cs="Calibri"/>
+                <w:color w:val="000000"/>
+                <w:lang w:eastAsia="ru-RU"/>
+              </w:rPr>
+            </w:pPr>
+            <w:r>
+              <w:rPr>
+                <w:rFonts w:ascii="Calibri" w:eastAsia="Times New Roman" w:hAnsi="Calibri" w:cs="Calibri"/>
+                <w:color w:val="000000"/>
+                <w:lang w:eastAsia="ru-RU"/>
+              </w:rPr>
+              <w:t>15472</w:t>
+            </w:r>
+          </w:p>
+        </w:tc>
+      </w:tr>
+      <w:tr>
+        <w:trPr>
+          <w:trHeight w:val="300"/>
+        </w:trPr>
+        <w:tc>
+          <w:tcPr>
+            <w:tcW w:w="960" w:type="dxa"/>
+            <w:shd w:val="clear" w:color="auto" w:fill="auto"/>
+            <w:noWrap/>
+            <w:vAlign w:val="bottom"/>
+            <w:hideMark/>
+          </w:tcPr>
+          <w:p>
+            <w:pPr>
+              <w:spacing w:after="0" w:line="240" w:lineRule="auto"/>
+              <w:jc w:val="right"/>
+              <w:rPr>
+                <w:rFonts w:ascii="Calibri" w:eastAsia="Times New Roman" w:hAnsi="Calibri" w:cs="Calibri"/>
+                <w:color w:val="000000"/>
+                <w:lang w:eastAsia="ru-RU"/>
+              </w:rPr>
+            </w:pPr>
+            <w:r>
+              <w:rPr>
+                <w:rFonts w:ascii="Calibri" w:eastAsia="Times New Roman" w:hAnsi="Calibri" w:cs="Calibri"/>
+                <w:color w:val="000000"/>
+                <w:lang w:eastAsia="ru-RU"/>
+              </w:rPr>
+              <w:t>1200</w:t>
+            </w:r>
+          </w:p>
+        </w:tc>
+        <w:tc>
+          <w:tcPr>
+            <w:tcW w:w="960" w:type="dxa"/>
+            <w:shd w:val="clear" w:color="auto" w:fill="auto"/>
+            <w:noWrap/>
+            <w:vAlign w:val="bottom"/>
+            <w:hideMark/>
+          </w:tcPr>
+          <w:p>
+            <w:pPr>
+              <w:spacing w:after="0" w:line="240" w:lineRule="auto"/>
+              <w:jc w:val="right"/>
+              <w:rPr>
+                <w:rFonts w:ascii="Calibri" w:eastAsia="Times New Roman" w:hAnsi="Calibri" w:cs="Calibri"/>
+                <w:color w:val="000000"/>
+                <w:lang w:eastAsia="ru-RU"/>
+              </w:rPr>
+            </w:pPr>
+            <w:r>
+              <w:rPr>
+                <w:rFonts w:ascii="Calibri" w:eastAsia="Times New Roman" w:hAnsi="Calibri" w:cs="Calibri"/>
+                <w:color w:val="000000"/>
+                <w:lang w:eastAsia="ru-RU"/>
+              </w:rPr>
+              <w:t>1200</w:t>
+            </w:r>
+          </w:p>
+        </w:tc>
+        <w:tc>
+          <w:tcPr>
+            <w:tcW w:w="2300" w:type="dxa"/>
+            <w:shd w:val="clear" w:color="auto" w:fill="auto"/>
+            <w:noWrap/>
+            <w:vAlign w:val="bottom"/>
+            <w:hideMark/>
+          </w:tcPr>
+          <w:p>
+            <w:pPr>
+              <w:spacing w:after="0" w:line="240" w:lineRule="auto"/>
+              <w:jc w:val="right"/>
+              <w:rPr>
+                <w:rFonts w:ascii="Calibri" w:eastAsia="Times New Roman" w:hAnsi="Calibri" w:cs="Calibri"/>
+                <w:color w:val="000000"/>
+                <w:lang w:eastAsia="ru-RU"/>
+              </w:rPr>
+            </w:pPr>
+            <w:r>
+              <w:rPr>
+                <w:rFonts w:ascii="Calibri" w:eastAsia="Times New Roman" w:hAnsi="Calibri" w:cs="Calibri"/>
+                <w:color w:val="000000"/>
+                <w:lang w:eastAsia="ru-RU"/>
+              </w:rPr>
+              <w:t>19349</w:t>
+            </w:r>
+          </w:p>
+        </w:tc>
+        <w:tc>
+          <w:tcPr>
+            <w:tcW w:w="2480" w:type="dxa"/>
+            <w:shd w:val="clear" w:color="auto" w:fill="auto"/>
+            <w:noWrap/>
+            <w:vAlign w:val="bottom"/>
+            <w:hideMark/>
+          </w:tcPr>
+          <w:p>
+            <w:pPr>
+              <w:spacing w:after="0" w:line="240" w:lineRule="auto"/>
+              <w:jc w:val="right"/>
+              <w:rPr>
+                <w:rFonts w:ascii="Calibri" w:eastAsia="Times New Roman" w:hAnsi="Calibri" w:cs="Calibri"/>
+                <w:color w:val="000000"/>
+                <w:lang w:eastAsia="ru-RU"/>
+              </w:rPr>
+            </w:pPr>
+            <w:r>
+              <w:rPr>
+                <w:rFonts w:ascii="Calibri" w:eastAsia="Times New Roman" w:hAnsi="Calibri" w:cs="Calibri"/>
+                <w:color w:val="000000"/>
+                <w:lang w:eastAsia="ru-RU"/>
+              </w:rPr>
+              <w:t>18968</w:t>
+            </w:r>
+          </w:p>
+        </w:tc>
+      </w:tr>
+      <w:tr>
+        <w:trPr>
+          <w:trHeight w:val="300"/>
+        </w:trPr>
+        <w:tc>
+          <w:tcPr>
+            <w:tcW w:w="960" w:type="dxa"/>
+            <w:shd w:val="clear" w:color="auto" w:fill="auto"/>
+            <w:noWrap/>
+            <w:vAlign w:val="bottom"/>
+            <w:hideMark/>
+          </w:tcPr>
+          <w:p>
+            <w:pPr>
+              <w:spacing w:after="0" w:line="240" w:lineRule="auto"/>
+              <w:jc w:val="right"/>
+              <w:rPr>
+                <w:rFonts w:ascii="Calibri" w:eastAsia="Times New Roman" w:hAnsi="Calibri" w:cs="Calibri"/>
+                <w:color w:val="000000"/>
+                <w:lang w:eastAsia="ru-RU"/>
+              </w:rPr>
+            </w:pPr>
+            <w:r>
+              <w:rPr>
+                <w:rFonts w:ascii="Calibri" w:eastAsia="Times New Roman" w:hAnsi="Calibri" w:cs="Calibri"/>
+                <w:color w:val="000000"/>
+                <w:lang w:eastAsia="ru-RU"/>
+              </w:rPr>
+              <w:t>1300</w:t>
+            </w:r>
+          </w:p>
+        </w:tc>
+        <w:tc>
+          <w:tcPr>
+            <w:tcW w:w="960" w:type="dxa"/>
+            <w:shd w:val="clear" w:color="auto" w:fill="auto"/>
+            <w:noWrap/>
+            <w:vAlign w:val="bottom"/>
+            <w:hideMark/>
+          </w:tcPr>
+          <w:p>
+            <w:pPr>
+              <w:spacing w:after="0" w:line="240" w:lineRule="auto"/>
+              <w:jc w:val="right"/>
+              <w:rPr>
+                <w:rFonts w:ascii="Calibri" w:eastAsia="Times New Roman" w:hAnsi="Calibri" w:cs="Calibri"/>
+                <w:color w:val="000000"/>
+                <w:lang w:eastAsia="ru-RU"/>
+              </w:rPr>
+            </w:pPr>
+            <w:r>
+              <w:rPr>
+                <w:rFonts w:ascii="Calibri" w:eastAsia="Times New Roman" w:hAnsi="Calibri" w:cs="Calibri"/>
+                <w:color w:val="000000"/>
+                <w:lang w:eastAsia="ru-RU"/>
+              </w:rPr>
+              <w:t>1300</w:t>
+            </w:r>
+          </w:p>
+        </w:tc>
+        <w:tc>
+          <w:tcPr>
+            <w:tcW w:w="2300" w:type="dxa"/>
+            <w:shd w:val="clear" w:color="auto" w:fill="auto"/>
+            <w:noWrap/>
+            <w:vAlign w:val="bottom"/>
+            <w:hideMark/>
+          </w:tcPr>
+          <w:p>
+            <w:pPr>
+              <w:spacing w:after="0" w:line="240" w:lineRule="auto"/>
+              <w:jc w:val="right"/>
+              <w:rPr>
+                <w:rFonts w:ascii="Calibri" w:eastAsia="Times New Roman" w:hAnsi="Calibri" w:cs="Calibri"/>
+                <w:color w:val="000000"/>
+                <w:lang w:eastAsia="ru-RU"/>
+              </w:rPr>
+            </w:pPr>
+            <w:r>
+              <w:rPr>
+                <w:rFonts w:ascii="Calibri" w:eastAsia="Times New Roman" w:hAnsi="Calibri" w:cs="Calibri"/>
+                <w:color w:val="000000"/>
+                <w:lang w:eastAsia="ru-RU"/>
+              </w:rPr>
+              <w:t>23762</w:t>
+            </w:r>
+          </w:p>
+        </w:tc>
+        <w:tc>
+          <w:tcPr>
+            <w:tcW w:w="2480" w:type="dxa"/>
+            <w:shd w:val="clear" w:color="auto" w:fill="auto"/>
+            <w:noWrap/>
+            <w:vAlign w:val="bottom"/>
+            <w:hideMark/>
+          </w:tcPr>
+          <w:p>
+            <w:pPr>
+              <w:spacing w:after="0" w:line="240" w:lineRule="auto"/>
+              <w:jc w:val="right"/>
+              <w:rPr>
+                <w:rFonts w:ascii="Calibri" w:eastAsia="Times New Roman" w:hAnsi="Calibri" w:cs="Calibri"/>
+                <w:color w:val="000000"/>
+                <w:lang w:eastAsia="ru-RU"/>
+              </w:rPr>
+            </w:pPr>
+            <w:r>
+              <w:rPr>
+                <w:rFonts w:ascii="Calibri" w:eastAsia="Times New Roman" w:hAnsi="Calibri" w:cs="Calibri"/>
+                <w:color w:val="000000"/>
+                <w:lang w:eastAsia="ru-RU"/>
+              </w:rPr>
+              <w:t>23405</w:t>
+            </w:r>
+          </w:p>
+        </w:tc>
+      </w:tr>
+      <w:tr>
+        <w:trPr>
+          <w:trHeight w:val="300"/>
+        </w:trPr>
+        <w:tc>
+          <w:tcPr>
+            <w:tcW w:w="960" w:type="dxa"/>
+            <w:shd w:val="clear" w:color="auto" w:fill="auto"/>
+            <w:noWrap/>
+            <w:vAlign w:val="bottom"/>
+            <w:hideMark/>
+          </w:tcPr>
+          <w:p>
+            <w:pPr>
+              <w:spacing w:after="0" w:line="240" w:lineRule="auto"/>
+              <w:jc w:val="right"/>
+              <w:rPr>
+                <w:rFonts w:ascii="Calibri" w:eastAsia="Times New Roman" w:hAnsi="Calibri" w:cs="Calibri"/>
+                <w:color w:val="000000"/>
+                <w:lang w:eastAsia="ru-RU"/>
+              </w:rPr>
+            </w:pPr>
+            <w:r>
+              <w:rPr>
+                <w:rFonts w:ascii="Calibri" w:eastAsia="Times New Roman" w:hAnsi="Calibri" w:cs="Calibri"/>
+                <w:color w:val="000000"/>
+                <w:lang w:eastAsia="ru-RU"/>
+              </w:rPr>
+              <w:t>1400</w:t>
+            </w:r>
+          </w:p>
+        </w:tc>
+        <w:tc>
+          <w:tcPr>
+            <w:tcW w:w="960" w:type="dxa"/>
+            <w:shd w:val="clear" w:color="auto" w:fill="auto"/>
+            <w:noWrap/>
+            <w:vAlign w:val="bottom"/>
+            <w:hideMark/>
+          </w:tcPr>
+          <w:p>
+            <w:pPr>
+              <w:spacing w:after="0" w:line="240" w:lineRule="auto"/>
+              <w:jc w:val="right"/>
+              <w:rPr>
+                <w:rFonts w:ascii="Calibri" w:eastAsia="Times New Roman" w:hAnsi="Calibri" w:cs="Calibri"/>
+                <w:color w:val="000000"/>
+                <w:lang w:eastAsia="ru-RU"/>
+              </w:rPr>
+            </w:pPr>
+            <w:r>
+              <w:rPr>
+                <w:rFonts w:ascii="Calibri" w:eastAsia="Times New Roman" w:hAnsi="Calibri" w:cs="Calibri"/>
+                <w:color w:val="000000"/>
+                <w:lang w:eastAsia="ru-RU"/>
+              </w:rPr>
+              <w:t>1400</w:t>
+            </w:r>
+          </w:p>
+        </w:tc>
+        <w:tc>
+          <w:tcPr>
+            <w:tcW w:w="2300" w:type="dxa"/>
+            <w:shd w:val="clear" w:color="auto" w:fill="auto"/>
+            <w:noWrap/>
+            <w:vAlign w:val="bottom"/>
+            <w:hideMark/>
+          </w:tcPr>
+          <w:p>
+            <w:pPr>
+              <w:spacing w:after="0" w:line="240" w:lineRule="auto"/>
+              <w:jc w:val="right"/>
+              <w:rPr>
+                <w:rFonts w:ascii="Calibri" w:eastAsia="Times New Roman" w:hAnsi="Calibri" w:cs="Calibri"/>
+                <w:color w:val="000000"/>
+                <w:lang w:eastAsia="ru-RU"/>
+              </w:rPr>
+            </w:pPr>
+            <w:r>
+              <w:rPr>
+                <w:rFonts w:ascii="Calibri" w:eastAsia="Times New Roman" w:hAnsi="Calibri" w:cs="Calibri"/>
+                <w:color w:val="000000"/>
+                <w:lang w:eastAsia="ru-RU"/>
+              </w:rPr>
+              <w:t>28969</w:t>
+            </w:r>
+          </w:p>
+        </w:tc>
+        <w:tc>
+          <w:tcPr>
+            <w:tcW w:w="2480" w:type="dxa"/>
+            <w:shd w:val="clear" w:color="auto" w:fill="auto"/>
+            <w:noWrap/>
+            <w:vAlign w:val="bottom"/>
+            <w:hideMark/>
+          </w:tcPr>
+          <w:p>
+            <w:pPr>
+              <w:spacing w:after="0" w:line="240" w:lineRule="auto"/>
+              <w:jc w:val="right"/>
+              <w:rPr>
+                <w:rFonts w:ascii="Calibri" w:eastAsia="Times New Roman" w:hAnsi="Calibri" w:cs="Calibri"/>
+                <w:color w:val="000000"/>
+                <w:lang w:eastAsia="ru-RU"/>
+              </w:rPr>
+            </w:pPr>
+            <w:r>
+              <w:rPr>
+                <w:rFonts w:ascii="Calibri" w:eastAsia="Times New Roman" w:hAnsi="Calibri" w:cs="Calibri"/>
+                <w:color w:val="000000"/>
+                <w:lang w:eastAsia="ru-RU"/>
+              </w:rPr>
+              <w:t>28411</w:t>
+            </w:r>
+          </w:p>
+        </w:tc>
+      </w:tr>
+      <w:tr>
+        <w:trPr>
+          <w:trHeight w:val="300"/>
+        </w:trPr>
+        <w:tc>
+          <w:tcPr>
+            <w:tcW w:w="960" w:type="dxa"/>
+            <w:shd w:val="clear" w:color="auto" w:fill="auto"/>
+            <w:noWrap/>
+            <w:vAlign w:val="bottom"/>
+            <w:hideMark/>
+          </w:tcPr>
+          <w:p>
+            <w:pPr>
+              <w:spacing w:after="0" w:line="240" w:lineRule="auto"/>
+              <w:jc w:val="right"/>
+              <w:rPr>
+                <w:rFonts w:ascii="Calibri" w:eastAsia="Times New Roman" w:hAnsi="Calibri" w:cs="Calibri"/>
+                <w:color w:val="000000"/>
+                <w:lang w:eastAsia="ru-RU"/>
+              </w:rPr>
+            </w:pPr>
+            <w:r>
+              <w:rPr>
+                <w:rFonts w:ascii="Calibri" w:eastAsia="Times New Roman" w:hAnsi="Calibri" w:cs="Calibri"/>
+                <w:color w:val="000000"/>
+                <w:lang w:eastAsia="ru-RU"/>
+              </w:rPr>
+              <w:t>1500</w:t>
+            </w:r>
+          </w:p>
+        </w:tc>
+        <w:tc>
+          <w:tcPr>
+            <w:tcW w:w="960" w:type="dxa"/>
+            <w:shd w:val="clear" w:color="auto" w:fill="auto"/>
+            <w:noWrap/>
+            <w:vAlign w:val="bottom"/>
+            <w:hideMark/>
+          </w:tcPr>
+          <w:p>
+            <w:pPr>
+              <w:spacing w:after="0" w:line="240" w:lineRule="auto"/>
+              <w:jc w:val="right"/>
+              <w:rPr>
+                <w:rFonts w:ascii="Calibri" w:eastAsia="Times New Roman" w:hAnsi="Calibri" w:cs="Calibri"/>
+                <w:color w:val="000000"/>
+                <w:lang w:eastAsia="ru-RU"/>
+              </w:rPr>
+            </w:pPr>
+            <w:r>
+              <w:rPr>
+                <w:rFonts w:ascii="Calibri" w:eastAsia="Times New Roman" w:hAnsi="Calibri" w:cs="Calibri"/>
+                <w:color w:val="000000"/>
+                <w:lang w:eastAsia="ru-RU"/>
+              </w:rPr>
+              <w:t>1500</w:t>
+            </w:r>
+          </w:p>
+        </w:tc>
+        <w:tc>
+          <w:tcPr>
+            <w:tcW w:w="2300" w:type="dxa"/>
+            <w:shd w:val="clear" w:color="auto" w:fill="auto"/>
+            <w:noWrap/>
+            <w:vAlign w:val="bottom"/>
+            <w:hideMark/>
+          </w:tcPr>
+          <w:p>
+            <w:pPr>
+              <w:spacing w:after="0" w:line="240" w:lineRule="auto"/>
+              <w:jc w:val="right"/>
+              <w:rPr>
+                <w:rFonts w:ascii="Calibri" w:eastAsia="Times New Roman" w:hAnsi="Calibri" w:cs="Calibri"/>
+                <w:color w:val="000000"/>
+                <w:lang w:eastAsia="ru-RU"/>
+              </w:rPr>
+            </w:pPr>
+            <w:r>
+              <w:rPr>
+                <w:rFonts w:ascii="Calibri" w:eastAsia="Times New Roman" w:hAnsi="Calibri" w:cs="Calibri"/>
+                <w:color w:val="000000"/>
+                <w:lang w:eastAsia="ru-RU"/>
+              </w:rPr>
+              <w:t>34995</w:t>
+            </w:r>
+          </w:p>
+        </w:tc>
+        <w:tc>
+          <w:tcPr>
+            <w:tcW w:w="2480" w:type="dxa"/>
+            <w:shd w:val="clear" w:color="auto" w:fill="auto"/>
+            <w:noWrap/>
+            <w:vAlign w:val="bottom"/>
+            <w:hideMark/>
+          </w:tcPr>
+          <w:p>
+            <w:pPr>
+              <w:spacing w:after="0" w:line="240" w:lineRule="auto"/>
+              <w:jc w:val="right"/>
+              <w:rPr>
+                <w:rFonts w:ascii="Calibri" w:eastAsia="Times New Roman" w:hAnsi="Calibri" w:cs="Calibri"/>
+                <w:color w:val="000000"/>
+                <w:lang w:eastAsia="ru-RU"/>
+              </w:rPr>
+            </w:pPr>
+            <w:r>
+              <w:rPr>
+                <w:rFonts w:ascii="Calibri" w:eastAsia="Times New Roman" w:hAnsi="Calibri" w:cs="Calibri"/>
+                <w:color w:val="000000"/>
+                <w:lang w:eastAsia="ru-RU"/>
+              </w:rPr>
+              <w:t>34692</w:t>
+            </w:r>
+          </w:p>
+        </w:tc>
+      </w:tr>
+      <w:tr>
+        <w:trPr>
+          <w:trHeight w:val="300"/>
+        </w:trPr>
+        <w:tc>
+          <w:tcPr>
+            <w:tcW w:w="960" w:type="dxa"/>
+            <w:shd w:val="clear" w:color="auto" w:fill="auto"/>
+            <w:noWrap/>
+            <w:vAlign w:val="bottom"/>
+            <w:hideMark/>
+          </w:tcPr>
+          <w:p>
+            <w:pPr>
+              <w:spacing w:after="0" w:line="240" w:lineRule="auto"/>
+              <w:jc w:val="right"/>
+              <w:rPr>
+                <w:rFonts w:ascii="Calibri" w:eastAsia="Times New Roman" w:hAnsi="Calibri" w:cs="Calibri"/>
+                <w:color w:val="000000"/>
+                <w:lang w:eastAsia="ru-RU"/>
+              </w:rPr>
+            </w:pPr>
+            <w:r>
+              <w:rPr>
+                <w:rFonts w:ascii="Calibri" w:eastAsia="Times New Roman" w:hAnsi="Calibri" w:cs="Calibri"/>
+                <w:color w:val="000000"/>
+                <w:lang w:eastAsia="ru-RU"/>
+              </w:rPr>
+              <w:lastRenderedPageBreak/>
+              <w:t>1600</w:t>
+            </w:r>
+          </w:p>
+        </w:tc>
+        <w:tc>
+          <w:tcPr>
+            <w:tcW w:w="960" w:type="dxa"/>
+            <w:shd w:val="clear" w:color="auto" w:fill="auto"/>
+            <w:noWrap/>
+            <w:vAlign w:val="bottom"/>
+            <w:hideMark/>
+          </w:tcPr>
+          <w:p>
+            <w:pPr>
+              <w:spacing w:after="0" w:line="240" w:lineRule="auto"/>
+              <w:jc w:val="right"/>
+              <w:rPr>
+                <w:rFonts w:ascii="Calibri" w:eastAsia="Times New Roman" w:hAnsi="Calibri" w:cs="Calibri"/>
+                <w:color w:val="000000"/>
+                <w:lang w:eastAsia="ru-RU"/>
+              </w:rPr>
+            </w:pPr>
+            <w:r>
+              <w:rPr>
+                <w:rFonts w:ascii="Calibri" w:eastAsia="Times New Roman" w:hAnsi="Calibri" w:cs="Calibri"/>
+                <w:color w:val="000000"/>
+                <w:lang w:eastAsia="ru-RU"/>
+              </w:rPr>
+              <w:t>1600</w:t>
+            </w:r>
+          </w:p>
+        </w:tc>
+        <w:tc>
+          <w:tcPr>
+            <w:tcW w:w="2300" w:type="dxa"/>
+            <w:shd w:val="clear" w:color="auto" w:fill="auto"/>
+            <w:noWrap/>
+            <w:vAlign w:val="bottom"/>
+            <w:hideMark/>
+          </w:tcPr>
+          <w:p>
+            <w:pPr>
+              <w:spacing w:after="0" w:line="240" w:lineRule="auto"/>
+              <w:jc w:val="right"/>
+              <w:rPr>
+                <w:rFonts w:ascii="Calibri" w:eastAsia="Times New Roman" w:hAnsi="Calibri" w:cs="Calibri"/>
+                <w:color w:val="000000"/>
+                <w:lang w:eastAsia="ru-RU"/>
+              </w:rPr>
+            </w:pPr>
+            <w:r>
+              <w:rPr>
+                <w:rFonts w:ascii="Calibri" w:eastAsia="Times New Roman" w:hAnsi="Calibri" w:cs="Calibri"/>
+                <w:color w:val="000000"/>
+                <w:lang w:eastAsia="ru-RU"/>
+              </w:rPr>
+              <w:t>42118</w:t>
+            </w:r>
+          </w:p>
+        </w:tc>
+        <w:tc>
+          <w:tcPr>
+            <w:tcW w:w="2480" w:type="dxa"/>
+            <w:shd w:val="clear" w:color="auto" w:fill="auto"/>
+            <w:noWrap/>
+            <w:vAlign w:val="bottom"/>
+            <w:hideMark/>
+          </w:tcPr>
+          <w:p>
+            <w:pPr>
+              <w:spacing w:after="0" w:line="240" w:lineRule="auto"/>
+              <w:jc w:val="right"/>
+              <w:rPr>
+                <w:rFonts w:ascii="Calibri" w:eastAsia="Times New Roman" w:hAnsi="Calibri" w:cs="Calibri"/>
+                <w:color w:val="000000"/>
+                <w:lang w:eastAsia="ru-RU"/>
+              </w:rPr>
+            </w:pPr>
+            <w:r>
+              <w:rPr>
+                <w:rFonts w:ascii="Calibri" w:eastAsia="Times New Roman" w:hAnsi="Calibri" w:cs="Calibri"/>
+                <w:color w:val="000000"/>
+                <w:lang w:eastAsia="ru-RU"/>
+              </w:rPr>
+              <w:t>41137</w:t>
+            </w:r>
+          </w:p>
+        </w:tc>
+      </w:tr>
+      <w:tr>
+        <w:trPr>
+          <w:trHeight w:val="300"/>
+        </w:trPr>
+        <w:tc>
+          <w:tcPr>
+            <w:tcW w:w="960" w:type="dxa"/>
+            <w:shd w:val="clear" w:color="auto" w:fill="auto"/>
+            <w:noWrap/>
+            <w:vAlign w:val="bottom"/>
+            <w:hideMark/>
+          </w:tcPr>
+          <w:p>
+            <w:pPr>
+              <w:spacing w:after="0" w:line="240" w:lineRule="auto"/>
+              <w:jc w:val="right"/>
+              <w:rPr>
+                <w:rFonts w:ascii="Calibri" w:eastAsia="Times New Roman" w:hAnsi="Calibri" w:cs="Calibri"/>
+                <w:color w:val="000000"/>
+                <w:lang w:eastAsia="ru-RU"/>
+              </w:rPr>
+            </w:pPr>
+            <w:r>
+              <w:rPr>
+                <w:rFonts w:ascii="Calibri" w:eastAsia="Times New Roman" w:hAnsi="Calibri" w:cs="Calibri"/>
+                <w:color w:val="000000"/>
+                <w:lang w:eastAsia="ru-RU"/>
+              </w:rPr>
+              <w:t>1700</w:t>
+            </w:r>
+          </w:p>
+        </w:tc>
+        <w:tc>
+          <w:tcPr>
+            <w:tcW w:w="960" w:type="dxa"/>
+            <w:shd w:val="clear" w:color="auto" w:fill="auto"/>
+            <w:noWrap/>
+            <w:vAlign w:val="bottom"/>
+            <w:hideMark/>
+          </w:tcPr>
+          <w:p>
+            <w:pPr>
+              <w:spacing w:after="0" w:line="240" w:lineRule="auto"/>
+              <w:jc w:val="right"/>
+              <w:rPr>
+                <w:rFonts w:ascii="Calibri" w:eastAsia="Times New Roman" w:hAnsi="Calibri" w:cs="Calibri"/>
+                <w:color w:val="000000"/>
+                <w:lang w:eastAsia="ru-RU"/>
+              </w:rPr>
+            </w:pPr>
+            <w:r>
+              <w:rPr>
+                <w:rFonts w:ascii="Calibri" w:eastAsia="Times New Roman" w:hAnsi="Calibri" w:cs="Calibri"/>
+                <w:color w:val="000000"/>
+                <w:lang w:eastAsia="ru-RU"/>
+              </w:rPr>
+              <w:t>1700</w:t>
+            </w:r>
+          </w:p>
+        </w:tc>
+        <w:tc>
+          <w:tcPr>
+            <w:tcW w:w="2300" w:type="dxa"/>
+            <w:shd w:val="clear" w:color="auto" w:fill="auto"/>
+            <w:noWrap/>
+            <w:vAlign w:val="bottom"/>
+            <w:hideMark/>
+          </w:tcPr>
+          <w:p>
+            <w:pPr>
+              <w:spacing w:after="0" w:line="240" w:lineRule="auto"/>
+              <w:jc w:val="right"/>
+              <w:rPr>
+                <w:rFonts w:ascii="Calibri" w:eastAsia="Times New Roman" w:hAnsi="Calibri" w:cs="Calibri"/>
+                <w:color w:val="000000"/>
+                <w:lang w:eastAsia="ru-RU"/>
+              </w:rPr>
+            </w:pPr>
+            <w:r>
+              <w:rPr>
+                <w:rFonts w:ascii="Calibri" w:eastAsia="Times New Roman" w:hAnsi="Calibri" w:cs="Calibri"/>
+                <w:color w:val="000000"/>
+                <w:lang w:eastAsia="ru-RU"/>
+              </w:rPr>
+              <w:t>49392</w:t>
+            </w:r>
+          </w:p>
+        </w:tc>
+        <w:tc>
+          <w:tcPr>
+            <w:tcW w:w="2480" w:type="dxa"/>
+            <w:shd w:val="clear" w:color="auto" w:fill="auto"/>
+            <w:noWrap/>
+            <w:vAlign w:val="bottom"/>
+            <w:hideMark/>
+          </w:tcPr>
+          <w:p>
+            <w:pPr>
+              <w:spacing w:after="0" w:line="240" w:lineRule="auto"/>
+              <w:jc w:val="right"/>
+              <w:rPr>
+                <w:rFonts w:ascii="Calibri" w:eastAsia="Times New Roman" w:hAnsi="Calibri" w:cs="Calibri"/>
+                <w:color w:val="000000"/>
+                <w:lang w:eastAsia="ru-RU"/>
+              </w:rPr>
+            </w:pPr>
+            <w:r>
+              <w:rPr>
+                <w:rFonts w:ascii="Calibri" w:eastAsia="Times New Roman" w:hAnsi="Calibri" w:cs="Calibri"/>
+                <w:color w:val="000000"/>
+                <w:lang w:eastAsia="ru-RU"/>
+              </w:rPr>
+              <w:t>48638</w:t>
+            </w:r>
+          </w:p>
+        </w:tc>
+      </w:tr>
+      <w:tr>
+        <w:trPr>
+          <w:trHeight w:val="300"/>
+        </w:trPr>
+        <w:tc>
+          <w:tcPr>
+            <w:tcW w:w="960" w:type="dxa"/>
+            <w:shd w:val="clear" w:color="auto" w:fill="auto"/>
+            <w:noWrap/>
+            <w:vAlign w:val="bottom"/>
+            <w:hideMark/>
+          </w:tcPr>
+          <w:p>
+            <w:pPr>
+              <w:spacing w:after="0" w:line="240" w:lineRule="auto"/>
+              <w:jc w:val="right"/>
+              <w:rPr>
+                <w:rFonts w:ascii="Calibri" w:eastAsia="Times New Roman" w:hAnsi="Calibri" w:cs="Calibri"/>
+                <w:color w:val="000000"/>
+                <w:lang w:eastAsia="ru-RU"/>
+              </w:rPr>
+            </w:pPr>
+            <w:r>
+              <w:rPr>
+                <w:rFonts w:ascii="Calibri" w:eastAsia="Times New Roman" w:hAnsi="Calibri" w:cs="Calibri"/>
+                <w:color w:val="000000"/>
+                <w:lang w:eastAsia="ru-RU"/>
+              </w:rPr>
+              <w:t>1800</w:t>
+            </w:r>
+          </w:p>
+        </w:tc>
+        <w:tc>
+          <w:tcPr>
+            <w:tcW w:w="960" w:type="dxa"/>
+            <w:shd w:val="clear" w:color="auto" w:fill="auto"/>
+            <w:noWrap/>
+            <w:vAlign w:val="bottom"/>
+            <w:hideMark/>
+          </w:tcPr>
+          <w:p>
+            <w:pPr>
+              <w:spacing w:after="0" w:line="240" w:lineRule="auto"/>
+              <w:jc w:val="right"/>
+              <w:rPr>
+                <w:rFonts w:ascii="Calibri" w:eastAsia="Times New Roman" w:hAnsi="Calibri" w:cs="Calibri"/>
+                <w:color w:val="000000"/>
+                <w:lang w:eastAsia="ru-RU"/>
+              </w:rPr>
+            </w:pPr>
+            <w:r>
+              <w:rPr>
+                <w:rFonts w:ascii="Calibri" w:eastAsia="Times New Roman" w:hAnsi="Calibri" w:cs="Calibri"/>
+                <w:color w:val="000000"/>
+                <w:lang w:eastAsia="ru-RU"/>
+              </w:rPr>
+              <w:t>1800</w:t>
+            </w:r>
+          </w:p>
+        </w:tc>
+        <w:tc>
+          <w:tcPr>
+            <w:tcW w:w="2300" w:type="dxa"/>
+            <w:shd w:val="clear" w:color="auto" w:fill="auto"/>
+            <w:noWrap/>
+            <w:vAlign w:val="bottom"/>
+            <w:hideMark/>
+          </w:tcPr>
+          <w:p>
+            <w:pPr>
+              <w:spacing w:after="0" w:line="240" w:lineRule="auto"/>
+              <w:jc w:val="right"/>
+              <w:rPr>
+                <w:rFonts w:ascii="Calibri" w:eastAsia="Times New Roman" w:hAnsi="Calibri" w:cs="Calibri"/>
+                <w:color w:val="000000"/>
+                <w:lang w:eastAsia="ru-RU"/>
+              </w:rPr>
+            </w:pPr>
+            <w:r>
+              <w:rPr>
+                <w:rFonts w:ascii="Calibri" w:eastAsia="Times New Roman" w:hAnsi="Calibri" w:cs="Calibri"/>
+                <w:color w:val="000000"/>
+                <w:lang w:eastAsia="ru-RU"/>
+              </w:rPr>
+              <w:t>57858</w:t>
+            </w:r>
+          </w:p>
+        </w:tc>
+        <w:tc>
+          <w:tcPr>
+            <w:tcW w:w="2480" w:type="dxa"/>
+            <w:shd w:val="clear" w:color="auto" w:fill="auto"/>
+            <w:noWrap/>
+            <w:vAlign w:val="bottom"/>
+            <w:hideMark/>
+          </w:tcPr>
+          <w:p>
+            <w:pPr>
+              <w:spacing w:after="0" w:line="240" w:lineRule="auto"/>
+              <w:jc w:val="right"/>
+              <w:rPr>
+                <w:rFonts w:ascii="Calibri" w:eastAsia="Times New Roman" w:hAnsi="Calibri" w:cs="Calibri"/>
+                <w:color w:val="000000"/>
+                <w:lang w:eastAsia="ru-RU"/>
+              </w:rPr>
+            </w:pPr>
+            <w:r>
+              <w:rPr>
+                <w:rFonts w:ascii="Calibri" w:eastAsia="Times New Roman" w:hAnsi="Calibri" w:cs="Calibri"/>
+                <w:color w:val="000000"/>
+                <w:lang w:eastAsia="ru-RU"/>
+              </w:rPr>
+              <w:t>56840</w:t>
+            </w:r>
+          </w:p>
+        </w:tc>
+      </w:tr>
+      <w:tr>
+        <w:trPr>
+          <w:trHeight w:val="300"/>
+        </w:trPr>
+        <w:tc>
+          <w:tcPr>
+            <w:tcW w:w="960" w:type="dxa"/>
+            <w:shd w:val="clear" w:color="auto" w:fill="auto"/>
+            <w:noWrap/>
+            <w:vAlign w:val="bottom"/>
+            <w:hideMark/>
+          </w:tcPr>
+          <w:p>
+            <w:pPr>
+              <w:spacing w:after="0" w:line="240" w:lineRule="auto"/>
+              <w:jc w:val="right"/>
+              <w:rPr>
+                <w:rFonts w:ascii="Calibri" w:eastAsia="Times New Roman" w:hAnsi="Calibri" w:cs="Calibri"/>
+                <w:color w:val="000000"/>
+                <w:lang w:eastAsia="ru-RU"/>
+              </w:rPr>
+            </w:pPr>
+            <w:r>
+              <w:rPr>
+                <w:rFonts w:ascii="Calibri" w:eastAsia="Times New Roman" w:hAnsi="Calibri" w:cs="Calibri"/>
+                <w:color w:val="000000"/>
+                <w:lang w:eastAsia="ru-RU"/>
+              </w:rPr>
+              <w:t>1900</w:t>
+            </w:r>
+          </w:p>
+        </w:tc>
+        <w:tc>
+          <w:tcPr>
+            <w:tcW w:w="960" w:type="dxa"/>
+            <w:shd w:val="clear" w:color="auto" w:fill="auto"/>
+            <w:noWrap/>
+            <w:vAlign w:val="bottom"/>
+            <w:hideMark/>
+          </w:tcPr>
+          <w:p>
+            <w:pPr>
+              <w:spacing w:after="0" w:line="240" w:lineRule="auto"/>
+              <w:jc w:val="right"/>
+              <w:rPr>
+                <w:rFonts w:ascii="Calibri" w:eastAsia="Times New Roman" w:hAnsi="Calibri" w:cs="Calibri"/>
+                <w:color w:val="000000"/>
+                <w:lang w:eastAsia="ru-RU"/>
+              </w:rPr>
+            </w:pPr>
+            <w:r>
+              <w:rPr>
+                <w:rFonts w:ascii="Calibri" w:eastAsia="Times New Roman" w:hAnsi="Calibri" w:cs="Calibri"/>
+                <w:color w:val="000000"/>
+                <w:lang w:eastAsia="ru-RU"/>
+              </w:rPr>
+              <w:t>1900</w:t>
+            </w:r>
+          </w:p>
+        </w:tc>
+        <w:tc>
+          <w:tcPr>
+            <w:tcW w:w="2300" w:type="dxa"/>
+            <w:shd w:val="clear" w:color="auto" w:fill="auto"/>
+            <w:noWrap/>
+            <w:vAlign w:val="bottom"/>
+            <w:hideMark/>
+          </w:tcPr>
+          <w:p>
+            <w:pPr>
+              <w:spacing w:after="0" w:line="240" w:lineRule="auto"/>
+              <w:jc w:val="right"/>
+              <w:rPr>
+                <w:rFonts w:ascii="Calibri" w:eastAsia="Times New Roman" w:hAnsi="Calibri" w:cs="Calibri"/>
+                <w:color w:val="000000"/>
+                <w:lang w:eastAsia="ru-RU"/>
+              </w:rPr>
+            </w:pPr>
+            <w:r>
+              <w:rPr>
+                <w:rFonts w:ascii="Calibri" w:eastAsia="Times New Roman" w:hAnsi="Calibri" w:cs="Calibri"/>
+                <w:color w:val="000000"/>
+                <w:lang w:eastAsia="ru-RU"/>
+              </w:rPr>
+              <w:t>67543</w:t>
+            </w:r>
+          </w:p>
+        </w:tc>
+        <w:tc>
+          <w:tcPr>
+            <w:tcW w:w="2480" w:type="dxa"/>
+            <w:shd w:val="clear" w:color="auto" w:fill="auto"/>
+            <w:noWrap/>
+            <w:vAlign w:val="bottom"/>
+            <w:hideMark/>
+          </w:tcPr>
+          <w:p>
+            <w:pPr>
+              <w:spacing w:after="0" w:line="240" w:lineRule="auto"/>
+              <w:jc w:val="right"/>
+              <w:rPr>
+                <w:rFonts w:ascii="Calibri" w:eastAsia="Times New Roman" w:hAnsi="Calibri" w:cs="Calibri"/>
+                <w:color w:val="000000"/>
+                <w:lang w:eastAsia="ru-RU"/>
+              </w:rPr>
+            </w:pPr>
+            <w:r>
+              <w:rPr>
+                <w:rFonts w:ascii="Calibri" w:eastAsia="Times New Roman" w:hAnsi="Calibri" w:cs="Calibri"/>
+                <w:color w:val="000000"/>
+                <w:lang w:eastAsia="ru-RU"/>
+              </w:rPr>
+              <w:t>65885</w:t>
+            </w:r>
+          </w:p>
+        </w:tc>
+      </w:tr>
+      <w:tr>
+        <w:trPr>
+          <w:trHeight w:val="300"/>
+        </w:trPr>
+        <w:tc>
+          <w:tcPr>
+            <w:tcW w:w="960" w:type="dxa"/>
+            <w:shd w:val="clear" w:color="auto" w:fill="auto"/>
+            <w:noWrap/>
+            <w:vAlign w:val="bottom"/>
+            <w:hideMark/>
+          </w:tcPr>
+          <w:p>
+            <w:pPr>
+              <w:spacing w:after="0" w:line="240" w:lineRule="auto"/>
+              <w:jc w:val="right"/>
+              <w:rPr>
+                <w:rFonts w:ascii="Calibri" w:eastAsia="Times New Roman" w:hAnsi="Calibri" w:cs="Calibri"/>
+                <w:color w:val="000000"/>
+                <w:lang w:eastAsia="ru-RU"/>
+              </w:rPr>
+            </w:pPr>
+            <w:r>
+              <w:rPr>
+                <w:rFonts w:ascii="Calibri" w:eastAsia="Times New Roman" w:hAnsi="Calibri" w:cs="Calibri"/>
+                <w:color w:val="000000"/>
+                <w:lang w:eastAsia="ru-RU"/>
+              </w:rPr>
+              <w:t>2000</w:t>
+            </w:r>
+          </w:p>
+        </w:tc>
+        <w:tc>
+          <w:tcPr>
+            <w:tcW w:w="960" w:type="dxa"/>
+            <w:shd w:val="clear" w:color="auto" w:fill="auto"/>
+            <w:noWrap/>
+            <w:vAlign w:val="bottom"/>
+            <w:hideMark/>
+          </w:tcPr>
+          <w:p>
+            <w:pPr>
+              <w:spacing w:after="0" w:line="240" w:lineRule="auto"/>
+              <w:jc w:val="right"/>
+              <w:rPr>
+                <w:rFonts w:ascii="Calibri" w:eastAsia="Times New Roman" w:hAnsi="Calibri" w:cs="Calibri"/>
+                <w:color w:val="000000"/>
+                <w:lang w:eastAsia="ru-RU"/>
+              </w:rPr>
+            </w:pPr>
+            <w:r>
+              <w:rPr>
+                <w:rFonts w:ascii="Calibri" w:eastAsia="Times New Roman" w:hAnsi="Calibri" w:cs="Calibri"/>
+                <w:color w:val="000000"/>
+                <w:lang w:eastAsia="ru-RU"/>
+              </w:rPr>
+              <w:t>2000</w:t>
+            </w:r>
+          </w:p>
+        </w:tc>
+        <w:tc>
+          <w:tcPr>
+            <w:tcW w:w="2300" w:type="dxa"/>
+            <w:shd w:val="clear" w:color="auto" w:fill="auto"/>
+            <w:noWrap/>
+            <w:vAlign w:val="bottom"/>
+            <w:hideMark/>
+          </w:tcPr>
+          <w:p>
+            <w:pPr>
+              <w:spacing w:after="0" w:line="240" w:lineRule="auto"/>
+              <w:jc w:val="right"/>
+              <w:rPr>
+                <w:rFonts w:ascii="Calibri" w:eastAsia="Times New Roman" w:hAnsi="Calibri" w:cs="Calibri"/>
+                <w:color w:val="000000"/>
+                <w:lang w:eastAsia="ru-RU"/>
+              </w:rPr>
+            </w:pPr>
+            <w:r>
+              <w:rPr>
+                <w:rFonts w:ascii="Calibri" w:eastAsia="Times New Roman" w:hAnsi="Calibri" w:cs="Calibri"/>
+                <w:color w:val="000000"/>
+                <w:lang w:eastAsia="ru-RU"/>
+              </w:rPr>
+              <w:t>80293</w:t>
+            </w:r>
+          </w:p>
+        </w:tc>
+        <w:tc>
+          <w:tcPr>
+            <w:tcW w:w="2480" w:type="dxa"/>
+            <w:shd w:val="clear" w:color="auto" w:fill="auto"/>
+            <w:noWrap/>
+            <w:vAlign w:val="bottom"/>
+            <w:hideMark/>
+          </w:tcPr>
+          <w:p>
+            <w:pPr>
+              <w:spacing w:after="0" w:line="240" w:lineRule="auto"/>
+              <w:jc w:val="right"/>
+              <w:rPr>
+                <w:rFonts w:ascii="Calibri" w:eastAsia="Times New Roman" w:hAnsi="Calibri" w:cs="Calibri"/>
+                <w:color w:val="000000"/>
+                <w:lang w:eastAsia="ru-RU"/>
+              </w:rPr>
+            </w:pPr>
+            <w:r>
+              <w:rPr>
+                <w:rFonts w:ascii="Calibri" w:eastAsia="Times New Roman" w:hAnsi="Calibri" w:cs="Calibri"/>
+                <w:color w:val="000000"/>
+                <w:lang w:eastAsia="ru-RU"/>
+              </w:rPr>
+              <w:t>75764</w:t>
+            </w:r>
+          </w:p>
+        </w:tc>
+      </w:tr>
+    </w:tbl>
     <w:p/>
+    <w:p>
+      <w:r>
+        <w:rPr>
+          <w:noProof/>
+          <w14:ligatures w14:val="standardContextual"/>
+        </w:rPr>
+        <w:drawing>
+          <wp:inline distT="0" distB="0" distL="0" distR="0" wp14:anchorId="5617E08C" wp14:editId="6D0E3705">
+            <wp:extent cx="4572000" cy="2743200"/>
+            <wp:effectExtent l="0" t="0" r="0" b="0"/>
+            <wp:docPr id="91357176" name="Диаграмма 1">
+              <a:extLst xmlns:a="http://schemas.openxmlformats.org/drawingml/2006/main">
+                <a:ext uri="{FF2B5EF4-FFF2-40B4-BE49-F238E27FC236}">
+                  <a16:creationId xmlns:a16="http://schemas.microsoft.com/office/drawing/2014/main" id="{09A3495B-61C9-83F0-C9EC-DF1FDF29328F}"/>
+                </a:ext>
+              </a:extLst>
+            </wp:docPr>
+            <wp:cNvGraphicFramePr/>
+            <a:graphic xmlns:a="http://schemas.openxmlformats.org/drawingml/2006/main">
+              <a:graphicData uri="http://schemas.openxmlformats.org/drawingml/2006/chart">
+                <c:chart xmlns:c="http://schemas.openxmlformats.org/drawingml/2006/chart" xmlns:r="http://schemas.openxmlformats.org/officeDocument/2006/relationships" r:id="rId6"/>
+              </a:graphicData>
+            </a:graphic>
+          </wp:inline>
+        </w:drawing>
+      </w:r>
+      <w:r>
+        <w:rPr>
+          <w:noProof/>
+          <w14:ligatures w14:val="standardContextual"/>
+        </w:rPr>
+        <w:drawing>
+          <wp:inline distT="0" distB="0" distL="0" distR="0" wp14:anchorId="5561A4B0" wp14:editId="1DF7E71B">
+            <wp:extent cx="4572000" cy="2743200"/>
+            <wp:effectExtent l="0" t="0" r="0" b="0"/>
+            <wp:docPr id="779761716" name="Диаграмма 2">
+              <a:extLst xmlns:a="http://schemas.openxmlformats.org/drawingml/2006/main">
+                <a:ext uri="{FF2B5EF4-FFF2-40B4-BE49-F238E27FC236}">
+                  <a16:creationId xmlns:a16="http://schemas.microsoft.com/office/drawing/2014/main" id="{179AF14F-DA01-42B5-AC4A-EDA02F8C1B48}"/>
+                </a:ext>
+              </a:extLst>
+            </wp:docPr>
+            <wp:cNvGraphicFramePr/>
+            <a:graphic xmlns:a="http://schemas.openxmlformats.org/drawingml/2006/main">
+              <a:graphicData uri="http://schemas.openxmlformats.org/drawingml/2006/chart">
+                <c:chart xmlns:c="http://schemas.openxmlformats.org/drawingml/2006/chart" xmlns:r="http://schemas.openxmlformats.org/officeDocument/2006/relationships" r:id="rId7"/>
+              </a:graphicData>
+            </a:graphic>
+          </wp:inline>
+        </w:drawing>
+      </w:r>
+    </w:p>
+    <w:p/>
+    <w:p>
+      <w:r>
+        <w:rPr>
+          <w:b/>
+          <w:bCs/>
+        </w:rPr>
+        <w:t>Вывод:</w:t>
+      </w:r>
+      <w:r>
+        <w:rPr>
+          <w:b/>
+          <w:bCs/>
+        </w:rPr>
+        <w:t xml:space="preserve"> </w:t>
+      </w:r>
+      <w:r>
+        <w:t xml:space="preserve">умножение матриц при использовании </w:t>
+      </w:r>
+      <w:r>
+        <w:rPr>
+          <w:lang w:val="en-US"/>
+        </w:rPr>
+        <w:t>OpenMP</w:t>
+      </w:r>
+      <w:r>
+        <w:t xml:space="preserve"> </w:t>
+      </w:r>
+      <w:r>
+        <w:t>ускоряется примерно в 3 раза, что является очень неплохим результатом.</w:t>
+      </w:r>
+      <w:r>
+        <w:br/>
+        <w:t xml:space="preserve">Что касается умножения матрицы на транспонированную матрицу, то разница является не значительной в том промежутке, в котором я проводил эксперимент. Но можно заметить, что начиная с матриц размеров 1700*1700 постепенно преимущество перемножения матрицы на транспонированную матрицу увеличивалось. </w:t>
+      </w:r>
+    </w:p>
     <w:sectPr>
       <w:pgSz w:w="11906" w:h="16838"/>
       <w:pgMar w:top="1134" w:right="850" w:bottom="1134" w:left="1701" w:header="708" w:footer="708" w:gutter="0"/>
@@ -388,6 +4052,224 @@
     </w:sectPr>
   </w:body>
 </w:document>
+</file>
+
+<file path=word/numbering.xml><?xml version="1.0" encoding="utf-8"?>
+<w:numbering xmlns:wpc="http://schemas.microsoft.com/office/word/2010/wordprocessingCanvas" xmlns:cx="http://schemas.microsoft.com/office/drawing/2014/chartex" xmlns:cx1="http://schemas.microsoft.com/office/drawing/2015/9/8/chartex" xmlns:cx2="http://schemas.microsoft.com/office/drawing/2015/10/21/chartex" xmlns:cx3="http://schemas.microsoft.com/office/drawing/2016/5/9/chartex" xmlns:cx4="http://schemas.microsoft.com/office/drawing/2016/5/10/chartex" xmlns:cx5="http://schemas.microsoft.com/office/drawing/2016/5/11/chartex" xmlns:cx6="http://schemas.microsoft.com/office/drawing/2016/5/12/chartex" xmlns:cx7="http://schemas.microsoft.com/office/drawing/2016/5/13/chartex" xmlns:cx8="http://schemas.microsoft.com/office/drawing/2016/5/14/chartex" xmlns:mc="http://schemas.openxmlformats.org/markup-compatibility/2006" xmlns:aink="http://schemas.microsoft.com/office/drawing/2016/ink" xmlns:am3d="http://schemas.microsoft.com/office/drawing/2017/model3d" xmlns:o="urn:schemas-microsoft-com:office:office" xmlns:oel="http://schemas.microsoft.com/office/2019/extlst" xmlns:r="http://schemas.openxmlformats.org/officeDocument/2006/relationships" xmlns:m="http://schemas.openxmlformats.org/officeDocument/2006/math" xmlns:v="urn:schemas-microsoft-com:vml" xmlns:wp14="http://schemas.microsoft.com/office/word/2010/wordprocessingDrawing" xmlns:wp="http://schemas.openxmlformats.org/drawingml/2006/wordprocessingDrawing" xmlns:w10="urn:schemas-microsoft-com:office:word" xmlns:w="http://schemas.openxmlformats.org/wordprocessingml/2006/main" xmlns:w14="http://schemas.microsoft.com/office/word/2010/wordml" xmlns:w15="http://schemas.microsoft.com/office/word/2012/wordml" xmlns:w16cex="http://schemas.microsoft.com/office/word/2018/wordml/cex" xmlns:w16cid="http://schemas.microsoft.com/office/word/2016/wordml/cid" xmlns:w16="http://schemas.microsoft.com/office/word/2018/wordml" xmlns:w16du="http://schemas.microsoft.com/office/word/2023/wordml/word16du" xmlns:w16sdtdh="http://schemas.microsoft.com/office/word/2020/wordml/sdtdatahash" xmlns:w16sdtfl="http://schemas.microsoft.com/office/word/2024/wordml/sdtformatlock" xmlns:w16se="http://schemas.microsoft.com/office/word/2015/wordml/symex" xmlns:wpg="http://schemas.microsoft.com/office/word/2010/wordprocessingGroup" xmlns:wpi="http://schemas.microsoft.com/office/word/2010/wordprocessingInk" xmlns:wne="http://schemas.microsoft.com/office/word/2006/wordml" xmlns:wps="http://schemas.microsoft.com/office/word/2010/wordprocessingShape" mc:Ignorable="w14 w15 w16se w16cid w16 w16cex w16sdtdh w16sdtfl w16du wp14">
+  <w:abstractNum w:abstractNumId="0" w15:restartNumberingAfterBreak="0">
+    <w:nsid w:val="3D7F667F"/>
+    <w:multiLevelType w:val="hybridMultilevel"/>
+    <w:tmpl w:val="A45AB8DA"/>
+    <w:lvl w:ilvl="0" w:tplc="4C34D808">
+      <w:start w:val="1"/>
+      <w:numFmt w:val="decimal"/>
+      <w:lvlText w:val="%1)"/>
+      <w:lvlJc w:val="left"/>
+      <w:pPr>
+        <w:ind w:left="720" w:hanging="360"/>
+      </w:pPr>
+      <w:rPr>
+        <w:rFonts w:ascii="Times New Roman" w:eastAsia="Calibri" w:hAnsi="Times New Roman" w:cs="Times New Roman" w:hint="default"/>
+        <w:color w:val="auto"/>
+        <w:sz w:val="22"/>
+      </w:rPr>
+    </w:lvl>
+    <w:lvl w:ilvl="1" w:tplc="04190019" w:tentative="1">
+      <w:start w:val="1"/>
+      <w:numFmt w:val="lowerLetter"/>
+      <w:lvlText w:val="%2."/>
+      <w:lvlJc w:val="left"/>
+      <w:pPr>
+        <w:ind w:left="1440" w:hanging="360"/>
+      </w:pPr>
+    </w:lvl>
+    <w:lvl w:ilvl="2" w:tplc="0419001B" w:tentative="1">
+      <w:start w:val="1"/>
+      <w:numFmt w:val="lowerRoman"/>
+      <w:lvlText w:val="%3."/>
+      <w:lvlJc w:val="right"/>
+      <w:pPr>
+        <w:ind w:left="2160" w:hanging="180"/>
+      </w:pPr>
+    </w:lvl>
+    <w:lvl w:ilvl="3" w:tplc="0419000F" w:tentative="1">
+      <w:start w:val="1"/>
+      <w:numFmt w:val="decimal"/>
+      <w:lvlText w:val="%4."/>
+      <w:lvlJc w:val="left"/>
+      <w:pPr>
+        <w:ind w:left="2880" w:hanging="360"/>
+      </w:pPr>
+    </w:lvl>
+    <w:lvl w:ilvl="4" w:tplc="04190019" w:tentative="1">
+      <w:start w:val="1"/>
+      <w:numFmt w:val="lowerLetter"/>
+      <w:lvlText w:val="%5."/>
+      <w:lvlJc w:val="left"/>
+      <w:pPr>
+        <w:ind w:left="3600" w:hanging="360"/>
+      </w:pPr>
+    </w:lvl>
+    <w:lvl w:ilvl="5" w:tplc="0419001B" w:tentative="1">
+      <w:start w:val="1"/>
+      <w:numFmt w:val="lowerRoman"/>
+      <w:lvlText w:val="%6."/>
+      <w:lvlJc w:val="right"/>
+      <w:pPr>
+        <w:ind w:left="4320" w:hanging="180"/>
+      </w:pPr>
+    </w:lvl>
+    <w:lvl w:ilvl="6" w:tplc="0419000F" w:tentative="1">
+      <w:start w:val="1"/>
+      <w:numFmt w:val="decimal"/>
+      <w:lvlText w:val="%7."/>
+      <w:lvlJc w:val="left"/>
+      <w:pPr>
+        <w:ind w:left="5040" w:hanging="360"/>
+      </w:pPr>
+    </w:lvl>
+    <w:lvl w:ilvl="7" w:tplc="04190019" w:tentative="1">
+      <w:start w:val="1"/>
+      <w:numFmt w:val="lowerLetter"/>
+      <w:lvlText w:val="%8."/>
+      <w:lvlJc w:val="left"/>
+      <w:pPr>
+        <w:ind w:left="5760" w:hanging="360"/>
+      </w:pPr>
+    </w:lvl>
+    <w:lvl w:ilvl="8" w:tplc="0419001B" w:tentative="1">
+      <w:start w:val="1"/>
+      <w:numFmt w:val="lowerRoman"/>
+      <w:lvlText w:val="%9."/>
+      <w:lvlJc w:val="right"/>
+      <w:pPr>
+        <w:ind w:left="6480" w:hanging="180"/>
+      </w:pPr>
+    </w:lvl>
+  </w:abstractNum>
+  <w:abstractNum w:abstractNumId="1" w15:restartNumberingAfterBreak="0">
+    <w:nsid w:val="3DFB0ED9"/>
+    <w:multiLevelType w:val="hybridMultilevel"/>
+    <w:tmpl w:val="6246A434"/>
+    <w:lvl w:ilvl="0" w:tplc="04190011">
+      <w:start w:val="1"/>
+      <w:numFmt w:val="decimal"/>
+      <w:lvlText w:val="%1)"/>
+      <w:lvlJc w:val="left"/>
+      <w:pPr>
+        <w:ind w:left="720" w:hanging="360"/>
+      </w:pPr>
+    </w:lvl>
+    <w:lvl w:ilvl="1" w:tplc="04190019">
+      <w:start w:val="1"/>
+      <w:numFmt w:val="lowerLetter"/>
+      <w:lvlText w:val="%2."/>
+      <w:lvlJc w:val="left"/>
+      <w:pPr>
+        <w:ind w:left="1440" w:hanging="360"/>
+      </w:pPr>
+    </w:lvl>
+    <w:lvl w:ilvl="2" w:tplc="0419001B">
+      <w:start w:val="1"/>
+      <w:numFmt w:val="lowerRoman"/>
+      <w:lvlText w:val="%3."/>
+      <w:lvlJc w:val="right"/>
+      <w:pPr>
+        <w:ind w:left="2160" w:hanging="180"/>
+      </w:pPr>
+    </w:lvl>
+    <w:lvl w:ilvl="3" w:tplc="0419000F">
+      <w:start w:val="1"/>
+      <w:numFmt w:val="decimal"/>
+      <w:lvlText w:val="%4."/>
+      <w:lvlJc w:val="left"/>
+      <w:pPr>
+        <w:ind w:left="2880" w:hanging="360"/>
+      </w:pPr>
+    </w:lvl>
+    <w:lvl w:ilvl="4" w:tplc="04190019">
+      <w:start w:val="1"/>
+      <w:numFmt w:val="lowerLetter"/>
+      <w:lvlText w:val="%5."/>
+      <w:lvlJc w:val="left"/>
+      <w:pPr>
+        <w:ind w:left="3600" w:hanging="360"/>
+      </w:pPr>
+    </w:lvl>
+    <w:lvl w:ilvl="5" w:tplc="0419001B">
+      <w:start w:val="1"/>
+      <w:numFmt w:val="lowerRoman"/>
+      <w:lvlText w:val="%6."/>
+      <w:lvlJc w:val="right"/>
+      <w:pPr>
+        <w:ind w:left="4320" w:hanging="180"/>
+      </w:pPr>
+    </w:lvl>
+    <w:lvl w:ilvl="6" w:tplc="0419000F">
+      <w:start w:val="1"/>
+      <w:numFmt w:val="decimal"/>
+      <w:lvlText w:val="%7."/>
+      <w:lvlJc w:val="left"/>
+      <w:pPr>
+        <w:ind w:left="5040" w:hanging="360"/>
+      </w:pPr>
+    </w:lvl>
+    <w:lvl w:ilvl="7" w:tplc="04190019">
+      <w:start w:val="1"/>
+      <w:numFmt w:val="lowerLetter"/>
+      <w:lvlText w:val="%8."/>
+      <w:lvlJc w:val="left"/>
+      <w:pPr>
+        <w:ind w:left="5760" w:hanging="360"/>
+      </w:pPr>
+    </w:lvl>
+    <w:lvl w:ilvl="8" w:tplc="0419001B">
+      <w:start w:val="1"/>
+      <w:numFmt w:val="lowerRoman"/>
+      <w:lvlText w:val="%9."/>
+      <w:lvlJc w:val="right"/>
+      <w:pPr>
+        <w:ind w:left="6480" w:hanging="180"/>
+      </w:pPr>
+    </w:lvl>
+  </w:abstractNum>
+  <w:num w:numId="1" w16cid:durableId="213546305">
+    <w:abstractNumId w:val="1"/>
+    <w:lvlOverride w:ilvl="0">
+      <w:startOverride w:val="1"/>
+    </w:lvlOverride>
+    <w:lvlOverride w:ilvl="1">
+      <w:startOverride w:val="1"/>
+    </w:lvlOverride>
+    <w:lvlOverride w:ilvl="2">
+      <w:startOverride w:val="1"/>
+    </w:lvlOverride>
+    <w:lvlOverride w:ilvl="3">
+      <w:startOverride w:val="1"/>
+    </w:lvlOverride>
+    <w:lvlOverride w:ilvl="4">
+      <w:startOverride w:val="1"/>
+    </w:lvlOverride>
+    <w:lvlOverride w:ilvl="5">
+      <w:startOverride w:val="1"/>
+    </w:lvlOverride>
+    <w:lvlOverride w:ilvl="6">
+      <w:startOverride w:val="1"/>
+    </w:lvlOverride>
+    <w:lvlOverride w:ilvl="7">
+      <w:startOverride w:val="1"/>
+    </w:lvlOverride>
+    <w:lvlOverride w:ilvl="8">
+      <w:startOverride w:val="1"/>
+    </w:lvlOverride>
+  </w:num>
+  <w:num w:numId="2" w16cid:durableId="774253618">
+    <w:abstractNumId w:val="0"/>
+  </w:num>
+  <w:num w:numId="3" w16cid:durableId="1287201360">
+    <w:abstractNumId w:val="1"/>
+  </w:num>
+</w:numbering>
 </file>
 
 <file path=word/styles.xml><?xml version="1.0" encoding="utf-8"?>
@@ -813,16 +4695,14 @@
     <w:pPr>
       <w:keepNext/>
       <w:keepLines/>
-      <w:spacing w:before="360" w:after="80" w:line="278" w:lineRule="auto"/>
+      <w:spacing w:before="360" w:after="80"/>
       <w:outlineLvl w:val="0"/>
     </w:pPr>
     <w:rPr>
       <w:rFonts w:asciiTheme="majorHAnsi" w:eastAsiaTheme="majorEastAsia" w:hAnsiTheme="majorHAnsi" w:cstheme="majorBidi"/>
       <w:color w:val="2F5496" w:themeColor="accent1" w:themeShade="BF"/>
-      <w:kern w:val="2"/>
       <w:sz w:val="40"/>
       <w:szCs w:val="40"/>
-      <w14:ligatures w14:val="standardContextual"/>
     </w:rPr>
   </w:style>
   <w:style w:type="paragraph" w:styleId="2">
@@ -838,16 +4718,14 @@
     <w:pPr>
       <w:keepNext/>
       <w:keepLines/>
-      <w:spacing w:before="160" w:after="80" w:line="278" w:lineRule="auto"/>
+      <w:spacing w:before="160" w:after="80"/>
       <w:outlineLvl w:val="1"/>
     </w:pPr>
     <w:rPr>
       <w:rFonts w:asciiTheme="majorHAnsi" w:eastAsiaTheme="majorEastAsia" w:hAnsiTheme="majorHAnsi" w:cstheme="majorBidi"/>
       <w:color w:val="2F5496" w:themeColor="accent1" w:themeShade="BF"/>
-      <w:kern w:val="2"/>
       <w:sz w:val="32"/>
       <w:szCs w:val="32"/>
-      <w14:ligatures w14:val="standardContextual"/>
     </w:rPr>
   </w:style>
   <w:style w:type="paragraph" w:styleId="3">
@@ -863,16 +4741,14 @@
     <w:pPr>
       <w:keepNext/>
       <w:keepLines/>
-      <w:spacing w:before="160" w:after="80" w:line="278" w:lineRule="auto"/>
+      <w:spacing w:before="160" w:after="80"/>
       <w:outlineLvl w:val="2"/>
     </w:pPr>
     <w:rPr>
-      <w:rFonts w:asciiTheme="minorHAnsi" w:eastAsiaTheme="majorEastAsia" w:hAnsiTheme="minorHAnsi" w:cstheme="majorBidi"/>
+      <w:rFonts w:eastAsiaTheme="majorEastAsia" w:cstheme="majorBidi"/>
       <w:color w:val="2F5496" w:themeColor="accent1" w:themeShade="BF"/>
-      <w:kern w:val="2"/>
       <w:sz w:val="28"/>
       <w:szCs w:val="28"/>
-      <w14:ligatures w14:val="standardContextual"/>
     </w:rPr>
   </w:style>
   <w:style w:type="paragraph" w:styleId="4">
@@ -888,18 +4764,14 @@
     <w:pPr>
       <w:keepNext/>
       <w:keepLines/>
-      <w:spacing w:before="80" w:after="40" w:line="278" w:lineRule="auto"/>
+      <w:spacing w:before="80" w:after="40"/>
       <w:outlineLvl w:val="3"/>
     </w:pPr>
     <w:rPr>
-      <w:rFonts w:asciiTheme="minorHAnsi" w:eastAsiaTheme="majorEastAsia" w:hAnsiTheme="minorHAnsi" w:cstheme="majorBidi"/>
+      <w:rFonts w:eastAsiaTheme="majorEastAsia" w:cstheme="majorBidi"/>
       <w:i/>
       <w:iCs/>
       <w:color w:val="2F5496" w:themeColor="accent1" w:themeShade="BF"/>
-      <w:kern w:val="2"/>
-      <w:sz w:val="24"/>
-      <w:szCs w:val="24"/>
-      <w14:ligatures w14:val="standardContextual"/>
     </w:rPr>
   </w:style>
   <w:style w:type="paragraph" w:styleId="5">
@@ -915,16 +4787,12 @@
     <w:pPr>
       <w:keepNext/>
       <w:keepLines/>
-      <w:spacing w:before="80" w:after="40" w:line="278" w:lineRule="auto"/>
+      <w:spacing w:before="80" w:after="40"/>
       <w:outlineLvl w:val="4"/>
     </w:pPr>
     <w:rPr>
-      <w:rFonts w:asciiTheme="minorHAnsi" w:eastAsiaTheme="majorEastAsia" w:hAnsiTheme="minorHAnsi" w:cstheme="majorBidi"/>
+      <w:rFonts w:eastAsiaTheme="majorEastAsia" w:cstheme="majorBidi"/>
       <w:color w:val="2F5496" w:themeColor="accent1" w:themeShade="BF"/>
-      <w:kern w:val="2"/>
-      <w:sz w:val="24"/>
-      <w:szCs w:val="24"/>
-      <w14:ligatures w14:val="standardContextual"/>
     </w:rPr>
   </w:style>
   <w:style w:type="paragraph" w:styleId="6">
@@ -940,18 +4808,14 @@
     <w:pPr>
       <w:keepNext/>
       <w:keepLines/>
-      <w:spacing w:before="40" w:after="0" w:line="278" w:lineRule="auto"/>
+      <w:spacing w:before="40" w:after="0"/>
       <w:outlineLvl w:val="5"/>
     </w:pPr>
     <w:rPr>
-      <w:rFonts w:asciiTheme="minorHAnsi" w:eastAsiaTheme="majorEastAsia" w:hAnsiTheme="minorHAnsi" w:cstheme="majorBidi"/>
+      <w:rFonts w:eastAsiaTheme="majorEastAsia" w:cstheme="majorBidi"/>
       <w:i/>
       <w:iCs/>
       <w:color w:val="595959" w:themeColor="text1" w:themeTint="A6"/>
-      <w:kern w:val="2"/>
-      <w:sz w:val="24"/>
-      <w:szCs w:val="24"/>
-      <w14:ligatures w14:val="standardContextual"/>
     </w:rPr>
   </w:style>
   <w:style w:type="paragraph" w:styleId="7">
@@ -967,16 +4831,12 @@
     <w:pPr>
       <w:keepNext/>
       <w:keepLines/>
-      <w:spacing w:before="40" w:after="0" w:line="278" w:lineRule="auto"/>
+      <w:spacing w:before="40" w:after="0"/>
       <w:outlineLvl w:val="6"/>
     </w:pPr>
     <w:rPr>
-      <w:rFonts w:asciiTheme="minorHAnsi" w:eastAsiaTheme="majorEastAsia" w:hAnsiTheme="minorHAnsi" w:cstheme="majorBidi"/>
+      <w:rFonts w:eastAsiaTheme="majorEastAsia" w:cstheme="majorBidi"/>
       <w:color w:val="595959" w:themeColor="text1" w:themeTint="A6"/>
-      <w:kern w:val="2"/>
-      <w:sz w:val="24"/>
-      <w:szCs w:val="24"/>
-      <w14:ligatures w14:val="standardContextual"/>
     </w:rPr>
   </w:style>
   <w:style w:type="paragraph" w:styleId="8">
@@ -992,18 +4852,14 @@
     <w:pPr>
       <w:keepNext/>
       <w:keepLines/>
-      <w:spacing w:after="0" w:line="278" w:lineRule="auto"/>
+      <w:spacing w:after="0"/>
       <w:outlineLvl w:val="7"/>
     </w:pPr>
     <w:rPr>
-      <w:rFonts w:asciiTheme="minorHAnsi" w:eastAsiaTheme="majorEastAsia" w:hAnsiTheme="minorHAnsi" w:cstheme="majorBidi"/>
+      <w:rFonts w:eastAsiaTheme="majorEastAsia" w:cstheme="majorBidi"/>
       <w:i/>
       <w:iCs/>
       <w:color w:val="272727" w:themeColor="text1" w:themeTint="D8"/>
-      <w:kern w:val="2"/>
-      <w:sz w:val="24"/>
-      <w:szCs w:val="24"/>
-      <w14:ligatures w14:val="standardContextual"/>
     </w:rPr>
   </w:style>
   <w:style w:type="paragraph" w:styleId="9">
@@ -1019,22 +4875,17 @@
     <w:pPr>
       <w:keepNext/>
       <w:keepLines/>
-      <w:spacing w:after="0" w:line="278" w:lineRule="auto"/>
+      <w:spacing w:after="0"/>
       <w:outlineLvl w:val="8"/>
     </w:pPr>
     <w:rPr>
-      <w:rFonts w:asciiTheme="minorHAnsi" w:eastAsiaTheme="majorEastAsia" w:hAnsiTheme="minorHAnsi" w:cstheme="majorBidi"/>
+      <w:rFonts w:eastAsiaTheme="majorEastAsia" w:cstheme="majorBidi"/>
       <w:color w:val="272727" w:themeColor="text1" w:themeTint="D8"/>
-      <w:kern w:val="2"/>
-      <w:sz w:val="24"/>
-      <w:szCs w:val="24"/>
-      <w14:ligatures w14:val="standardContextual"/>
     </w:rPr>
   </w:style>
   <w:style w:type="character" w:default="1" w:styleId="a0">
     <w:name w:val="Default Paragraph Font"/>
     <w:uiPriority w:val="1"/>
-    <w:semiHidden/>
     <w:unhideWhenUsed/>
   </w:style>
   <w:style w:type="table" w:default="1" w:styleId="a1">
@@ -1195,7 +5046,6 @@
       <w:kern w:val="28"/>
       <w:sz w:val="56"/>
       <w:szCs w:val="56"/>
-      <w14:ligatures w14:val="standardContextual"/>
     </w:rPr>
   </w:style>
   <w:style w:type="character" w:customStyle="1" w:styleId="a4">
@@ -1224,16 +5074,13 @@
       <w:numPr>
         <w:ilvl w:val="1"/>
       </w:numPr>
-      <w:spacing w:after="160" w:line="278" w:lineRule="auto"/>
     </w:pPr>
     <w:rPr>
-      <w:rFonts w:asciiTheme="minorHAnsi" w:eastAsiaTheme="majorEastAsia" w:hAnsiTheme="minorHAnsi" w:cstheme="majorBidi"/>
+      <w:rFonts w:eastAsiaTheme="majorEastAsia" w:cstheme="majorBidi"/>
       <w:color w:val="595959" w:themeColor="text1" w:themeTint="A6"/>
       <w:spacing w:val="15"/>
-      <w:kern w:val="2"/>
       <w:sz w:val="28"/>
       <w:szCs w:val="28"/>
-      <w14:ligatures w14:val="standardContextual"/>
     </w:rPr>
   </w:style>
   <w:style w:type="character" w:customStyle="1" w:styleId="a6">
@@ -1259,18 +5106,13 @@
     <w:qFormat/>
     <w:rsid w:val="003F1242"/>
     <w:pPr>
-      <w:spacing w:before="160" w:after="160" w:line="278" w:lineRule="auto"/>
+      <w:spacing w:before="160"/>
       <w:jc w:val="center"/>
     </w:pPr>
     <w:rPr>
-      <w:rFonts w:asciiTheme="minorHAnsi" w:eastAsiaTheme="minorHAnsi" w:hAnsiTheme="minorHAnsi" w:cstheme="minorBidi"/>
       <w:i/>
       <w:iCs/>
       <w:color w:val="404040" w:themeColor="text1" w:themeTint="BF"/>
-      <w:kern w:val="2"/>
-      <w:sz w:val="24"/>
-      <w:szCs w:val="24"/>
-      <w14:ligatures w14:val="standardContextual"/>
     </w:rPr>
   </w:style>
   <w:style w:type="character" w:customStyle="1" w:styleId="22">
@@ -1292,17 +5134,9 @@
     <w:qFormat/>
     <w:rsid w:val="003F1242"/>
     <w:pPr>
-      <w:spacing w:after="160" w:line="278" w:lineRule="auto"/>
       <w:ind w:left="720"/>
       <w:contextualSpacing/>
     </w:pPr>
-    <w:rPr>
-      <w:rFonts w:asciiTheme="minorHAnsi" w:eastAsiaTheme="minorHAnsi" w:hAnsiTheme="minorHAnsi" w:cstheme="minorBidi"/>
-      <w:kern w:val="2"/>
-      <w:sz w:val="24"/>
-      <w:szCs w:val="24"/>
-      <w14:ligatures w14:val="standardContextual"/>
-    </w:rPr>
   </w:style>
   <w:style w:type="character" w:styleId="a8">
     <w:name w:val="Intense Emphasis"/>
@@ -1329,19 +5163,14 @@
         <w:top w:val="single" w:sz="4" w:space="10" w:color="2F5496" w:themeColor="accent1" w:themeShade="BF"/>
         <w:bottom w:val="single" w:sz="4" w:space="10" w:color="2F5496" w:themeColor="accent1" w:themeShade="BF"/>
       </w:pBdr>
-      <w:spacing w:before="360" w:after="360" w:line="278" w:lineRule="auto"/>
+      <w:spacing w:before="360" w:after="360"/>
       <w:ind w:left="864" w:right="864"/>
       <w:jc w:val="center"/>
     </w:pPr>
     <w:rPr>
-      <w:rFonts w:asciiTheme="minorHAnsi" w:eastAsiaTheme="minorHAnsi" w:hAnsiTheme="minorHAnsi" w:cstheme="minorBidi"/>
       <w:i/>
       <w:iCs/>
       <w:color w:val="2F5496" w:themeColor="accent1" w:themeShade="BF"/>
-      <w:kern w:val="2"/>
-      <w:sz w:val="24"/>
-      <w:szCs w:val="24"/>
-      <w14:ligatures w14:val="standardContextual"/>
     </w:rPr>
   </w:style>
   <w:style w:type="character" w:customStyle="1" w:styleId="aa">
@@ -1382,6 +5211,2354 @@
     </w:rPr>
   </w:style>
 </w:styles>
+</file>
+
+<file path=word/charts/chart1.xml><?xml version="1.0" encoding="utf-8"?>
+<c:chartSpace xmlns:c="http://schemas.openxmlformats.org/drawingml/2006/chart" xmlns:a="http://schemas.openxmlformats.org/drawingml/2006/main" xmlns:r="http://schemas.openxmlformats.org/officeDocument/2006/relationships" xmlns:c16r2="http://schemas.microsoft.com/office/drawing/2015/06/chart">
+  <c:date1904 val="0"/>
+  <c:lang val="ru-RU"/>
+  <c:roundedCorners val="0"/>
+  <mc:AlternateContent xmlns:mc="http://schemas.openxmlformats.org/markup-compatibility/2006">
+    <mc:Choice xmlns:c14="http://schemas.microsoft.com/office/drawing/2007/8/2/chart" Requires="c14">
+      <c14:style val="102"/>
+    </mc:Choice>
+    <mc:Fallback>
+      <c:style val="2"/>
+    </mc:Fallback>
+  </mc:AlternateContent>
+  <c:chart>
+    <c:title>
+      <c:tx>
+        <c:rich>
+          <a:bodyPr rot="0" spcFirstLastPara="1" vertOverflow="ellipsis" vert="horz" wrap="square" anchor="ctr" anchorCtr="1"/>
+          <a:lstStyle/>
+          <a:p>
+            <a:pPr>
+              <a:defRPr sz="1400" b="0" i="0" u="none" strike="noStrike" kern="1200" spc="0" baseline="0">
+                <a:solidFill>
+                  <a:schemeClr val="tx1">
+                    <a:lumMod val="65000"/>
+                    <a:lumOff val="35000"/>
+                  </a:schemeClr>
+                </a:solidFill>
+                <a:latin typeface="+mn-lt"/>
+                <a:ea typeface="+mn-ea"/>
+                <a:cs typeface="+mn-cs"/>
+              </a:defRPr>
+            </a:pPr>
+            <a:r>
+              <a:rPr lang="ru-RU"/>
+              <a:t>лаб2. сравнение</a:t>
+            </a:r>
+            <a:r>
+              <a:rPr lang="ru-RU" baseline="0"/>
+              <a:t> времени умножения матриц, милисек</a:t>
+            </a:r>
+            <a:endParaRPr lang="ru-RU"/>
+          </a:p>
+        </c:rich>
+      </c:tx>
+      <c:overlay val="0"/>
+      <c:spPr>
+        <a:noFill/>
+        <a:ln>
+          <a:noFill/>
+        </a:ln>
+        <a:effectLst/>
+      </c:spPr>
+      <c:txPr>
+        <a:bodyPr rot="0" spcFirstLastPara="1" vertOverflow="ellipsis" vert="horz" wrap="square" anchor="ctr" anchorCtr="1"/>
+        <a:lstStyle/>
+        <a:p>
+          <a:pPr>
+            <a:defRPr sz="1400" b="0" i="0" u="none" strike="noStrike" kern="1200" spc="0" baseline="0">
+              <a:solidFill>
+                <a:schemeClr val="tx1">
+                  <a:lumMod val="65000"/>
+                  <a:lumOff val="35000"/>
+                </a:schemeClr>
+              </a:solidFill>
+              <a:latin typeface="+mn-lt"/>
+              <a:ea typeface="+mn-ea"/>
+              <a:cs typeface="+mn-cs"/>
+            </a:defRPr>
+          </a:pPr>
+          <a:endParaRPr lang="ru-RU"/>
+        </a:p>
+      </c:txPr>
+    </c:title>
+    <c:autoTitleDeleted val="0"/>
+    <c:plotArea>
+      <c:layout/>
+      <c:lineChart>
+        <c:grouping val="standard"/>
+        <c:varyColors val="0"/>
+        <c:ser>
+          <c:idx val="1"/>
+          <c:order val="0"/>
+          <c:tx>
+            <c:v>с транспонированием</c:v>
+          </c:tx>
+          <c:spPr>
+            <a:ln w="28575" cap="rnd">
+              <a:solidFill>
+                <a:schemeClr val="accent2"/>
+              </a:solidFill>
+              <a:round/>
+            </a:ln>
+            <a:effectLst/>
+          </c:spPr>
+          <c:marker>
+            <c:symbol val="circle"/>
+            <c:size val="5"/>
+            <c:spPr>
+              <a:solidFill>
+                <a:schemeClr val="accent2"/>
+              </a:solidFill>
+              <a:ln w="9525">
+                <a:solidFill>
+                  <a:schemeClr val="accent2"/>
+                </a:solidFill>
+              </a:ln>
+              <a:effectLst/>
+            </c:spPr>
+          </c:marker>
+          <c:cat>
+            <c:numRef>
+              <c:f>Sheet1!$B$2:$B$21</c:f>
+              <c:numCache>
+                <c:formatCode>General</c:formatCode>
+                <c:ptCount val="20"/>
+                <c:pt idx="0">
+                  <c:v>100</c:v>
+                </c:pt>
+                <c:pt idx="1">
+                  <c:v>200</c:v>
+                </c:pt>
+                <c:pt idx="2">
+                  <c:v>300</c:v>
+                </c:pt>
+                <c:pt idx="3">
+                  <c:v>400</c:v>
+                </c:pt>
+                <c:pt idx="4">
+                  <c:v>500</c:v>
+                </c:pt>
+                <c:pt idx="5">
+                  <c:v>600</c:v>
+                </c:pt>
+                <c:pt idx="6">
+                  <c:v>700</c:v>
+                </c:pt>
+                <c:pt idx="7">
+                  <c:v>800</c:v>
+                </c:pt>
+                <c:pt idx="8">
+                  <c:v>900</c:v>
+                </c:pt>
+                <c:pt idx="9">
+                  <c:v>1000</c:v>
+                </c:pt>
+                <c:pt idx="10">
+                  <c:v>1100</c:v>
+                </c:pt>
+                <c:pt idx="11">
+                  <c:v>1200</c:v>
+                </c:pt>
+                <c:pt idx="12">
+                  <c:v>1300</c:v>
+                </c:pt>
+                <c:pt idx="13">
+                  <c:v>1400</c:v>
+                </c:pt>
+                <c:pt idx="14">
+                  <c:v>1500</c:v>
+                </c:pt>
+                <c:pt idx="15">
+                  <c:v>1600</c:v>
+                </c:pt>
+                <c:pt idx="16">
+                  <c:v>1700</c:v>
+                </c:pt>
+                <c:pt idx="17">
+                  <c:v>1800</c:v>
+                </c:pt>
+                <c:pt idx="18">
+                  <c:v>1900</c:v>
+                </c:pt>
+                <c:pt idx="19">
+                  <c:v>2000</c:v>
+                </c:pt>
+              </c:numCache>
+            </c:numRef>
+          </c:cat>
+          <c:val>
+            <c:numRef>
+              <c:f>Sheet1!$D$2:$D$21</c:f>
+              <c:numCache>
+                <c:formatCode>General</c:formatCode>
+                <c:ptCount val="20"/>
+                <c:pt idx="0">
+                  <c:v>92</c:v>
+                </c:pt>
+                <c:pt idx="1">
+                  <c:v>286</c:v>
+                </c:pt>
+                <c:pt idx="2">
+                  <c:v>584</c:v>
+                </c:pt>
+                <c:pt idx="3">
+                  <c:v>1067</c:v>
+                </c:pt>
+                <c:pt idx="4">
+                  <c:v>1589</c:v>
+                </c:pt>
+                <c:pt idx="5">
+                  <c:v>3238</c:v>
+                </c:pt>
+                <c:pt idx="6">
+                  <c:v>4724</c:v>
+                </c:pt>
+                <c:pt idx="7">
+                  <c:v>6685</c:v>
+                </c:pt>
+                <c:pt idx="8">
+                  <c:v>9468</c:v>
+                </c:pt>
+                <c:pt idx="9">
+                  <c:v>11903</c:v>
+                </c:pt>
+                <c:pt idx="10">
+                  <c:v>15472</c:v>
+                </c:pt>
+                <c:pt idx="11">
+                  <c:v>18968</c:v>
+                </c:pt>
+                <c:pt idx="12">
+                  <c:v>23405</c:v>
+                </c:pt>
+                <c:pt idx="13">
+                  <c:v>28411</c:v>
+                </c:pt>
+                <c:pt idx="14">
+                  <c:v>34692</c:v>
+                </c:pt>
+                <c:pt idx="15">
+                  <c:v>41137</c:v>
+                </c:pt>
+                <c:pt idx="16">
+                  <c:v>48638</c:v>
+                </c:pt>
+                <c:pt idx="17">
+                  <c:v>56840</c:v>
+                </c:pt>
+                <c:pt idx="18">
+                  <c:v>65885</c:v>
+                </c:pt>
+                <c:pt idx="19">
+                  <c:v>75764</c:v>
+                </c:pt>
+              </c:numCache>
+            </c:numRef>
+          </c:val>
+          <c:smooth val="0"/>
+          <c:extLst>
+            <c:ext xmlns:c16="http://schemas.microsoft.com/office/drawing/2014/chart" uri="{C3380CC4-5D6E-409C-BE32-E72D297353CC}">
+              <c16:uniqueId val="{00000000-09C5-4FD7-A4D7-9EEA610724AB}"/>
+            </c:ext>
+          </c:extLst>
+        </c:ser>
+        <c:ser>
+          <c:idx val="0"/>
+          <c:order val="1"/>
+          <c:tx>
+            <c:v>без транспонирования</c:v>
+          </c:tx>
+          <c:spPr>
+            <a:ln w="28575" cap="rnd">
+              <a:solidFill>
+                <a:schemeClr val="accent1"/>
+              </a:solidFill>
+              <a:round/>
+            </a:ln>
+            <a:effectLst/>
+          </c:spPr>
+          <c:marker>
+            <c:symbol val="circle"/>
+            <c:size val="5"/>
+            <c:spPr>
+              <a:solidFill>
+                <a:schemeClr val="accent1"/>
+              </a:solidFill>
+              <a:ln w="9525">
+                <a:solidFill>
+                  <a:schemeClr val="accent1"/>
+                </a:solidFill>
+              </a:ln>
+              <a:effectLst/>
+            </c:spPr>
+          </c:marker>
+          <c:cat>
+            <c:numRef>
+              <c:f>Sheet1!$B$2:$B$21</c:f>
+              <c:numCache>
+                <c:formatCode>General</c:formatCode>
+                <c:ptCount val="20"/>
+                <c:pt idx="0">
+                  <c:v>100</c:v>
+                </c:pt>
+                <c:pt idx="1">
+                  <c:v>200</c:v>
+                </c:pt>
+                <c:pt idx="2">
+                  <c:v>300</c:v>
+                </c:pt>
+                <c:pt idx="3">
+                  <c:v>400</c:v>
+                </c:pt>
+                <c:pt idx="4">
+                  <c:v>500</c:v>
+                </c:pt>
+                <c:pt idx="5">
+                  <c:v>600</c:v>
+                </c:pt>
+                <c:pt idx="6">
+                  <c:v>700</c:v>
+                </c:pt>
+                <c:pt idx="7">
+                  <c:v>800</c:v>
+                </c:pt>
+                <c:pt idx="8">
+                  <c:v>900</c:v>
+                </c:pt>
+                <c:pt idx="9">
+                  <c:v>1000</c:v>
+                </c:pt>
+                <c:pt idx="10">
+                  <c:v>1100</c:v>
+                </c:pt>
+                <c:pt idx="11">
+                  <c:v>1200</c:v>
+                </c:pt>
+                <c:pt idx="12">
+                  <c:v>1300</c:v>
+                </c:pt>
+                <c:pt idx="13">
+                  <c:v>1400</c:v>
+                </c:pt>
+                <c:pt idx="14">
+                  <c:v>1500</c:v>
+                </c:pt>
+                <c:pt idx="15">
+                  <c:v>1600</c:v>
+                </c:pt>
+                <c:pt idx="16">
+                  <c:v>1700</c:v>
+                </c:pt>
+                <c:pt idx="17">
+                  <c:v>1800</c:v>
+                </c:pt>
+                <c:pt idx="18">
+                  <c:v>1900</c:v>
+                </c:pt>
+                <c:pt idx="19">
+                  <c:v>2000</c:v>
+                </c:pt>
+              </c:numCache>
+            </c:numRef>
+          </c:cat>
+          <c:val>
+            <c:numRef>
+              <c:f>Sheet1!$C$2:$C$21</c:f>
+              <c:numCache>
+                <c:formatCode>General</c:formatCode>
+                <c:ptCount val="20"/>
+                <c:pt idx="0">
+                  <c:v>88</c:v>
+                </c:pt>
+                <c:pt idx="1">
+                  <c:v>225</c:v>
+                </c:pt>
+                <c:pt idx="2">
+                  <c:v>526</c:v>
+                </c:pt>
+                <c:pt idx="3">
+                  <c:v>1551</c:v>
+                </c:pt>
+                <c:pt idx="4">
+                  <c:v>2396</c:v>
+                </c:pt>
+                <c:pt idx="5">
+                  <c:v>3439</c:v>
+                </c:pt>
+                <c:pt idx="6">
+                  <c:v>5034</c:v>
+                </c:pt>
+                <c:pt idx="7">
+                  <c:v>7123</c:v>
+                </c:pt>
+                <c:pt idx="8">
+                  <c:v>10231</c:v>
+                </c:pt>
+                <c:pt idx="9">
+                  <c:v>12943</c:v>
+                </c:pt>
+                <c:pt idx="10">
+                  <c:v>15492</c:v>
+                </c:pt>
+                <c:pt idx="11">
+                  <c:v>19349</c:v>
+                </c:pt>
+                <c:pt idx="12">
+                  <c:v>23762</c:v>
+                </c:pt>
+                <c:pt idx="13">
+                  <c:v>28969</c:v>
+                </c:pt>
+                <c:pt idx="14">
+                  <c:v>34995</c:v>
+                </c:pt>
+                <c:pt idx="15">
+                  <c:v>42118</c:v>
+                </c:pt>
+                <c:pt idx="16">
+                  <c:v>49392</c:v>
+                </c:pt>
+                <c:pt idx="17">
+                  <c:v>57858</c:v>
+                </c:pt>
+                <c:pt idx="18">
+                  <c:v>67543</c:v>
+                </c:pt>
+                <c:pt idx="19">
+                  <c:v>80293</c:v>
+                </c:pt>
+              </c:numCache>
+            </c:numRef>
+          </c:val>
+          <c:smooth val="0"/>
+          <c:extLst>
+            <c:ext xmlns:c16="http://schemas.microsoft.com/office/drawing/2014/chart" uri="{C3380CC4-5D6E-409C-BE32-E72D297353CC}">
+              <c16:uniqueId val="{00000001-09C5-4FD7-A4D7-9EEA610724AB}"/>
+            </c:ext>
+          </c:extLst>
+        </c:ser>
+        <c:dLbls>
+          <c:showLegendKey val="0"/>
+          <c:showVal val="0"/>
+          <c:showCatName val="0"/>
+          <c:showSerName val="0"/>
+          <c:showPercent val="0"/>
+          <c:showBubbleSize val="0"/>
+        </c:dLbls>
+        <c:marker val="1"/>
+        <c:smooth val="0"/>
+        <c:axId val="1756572464"/>
+        <c:axId val="1756571504"/>
+      </c:lineChart>
+      <c:catAx>
+        <c:axId val="1756572464"/>
+        <c:scaling>
+          <c:orientation val="minMax"/>
+        </c:scaling>
+        <c:delete val="0"/>
+        <c:axPos val="b"/>
+        <c:numFmt formatCode="General" sourceLinked="1"/>
+        <c:majorTickMark val="none"/>
+        <c:minorTickMark val="none"/>
+        <c:tickLblPos val="nextTo"/>
+        <c:spPr>
+          <a:noFill/>
+          <a:ln w="9525" cap="flat" cmpd="sng" algn="ctr">
+            <a:solidFill>
+              <a:schemeClr val="tx1">
+                <a:lumMod val="15000"/>
+                <a:lumOff val="85000"/>
+              </a:schemeClr>
+            </a:solidFill>
+            <a:round/>
+          </a:ln>
+          <a:effectLst/>
+        </c:spPr>
+        <c:txPr>
+          <a:bodyPr rot="-60000000" spcFirstLastPara="1" vertOverflow="ellipsis" vert="horz" wrap="square" anchor="ctr" anchorCtr="1"/>
+          <a:lstStyle/>
+          <a:p>
+            <a:pPr>
+              <a:defRPr sz="900" b="0" i="0" u="none" strike="noStrike" kern="1200" baseline="0">
+                <a:solidFill>
+                  <a:schemeClr val="tx1">
+                    <a:lumMod val="65000"/>
+                    <a:lumOff val="35000"/>
+                  </a:schemeClr>
+                </a:solidFill>
+                <a:latin typeface="+mn-lt"/>
+                <a:ea typeface="+mn-ea"/>
+                <a:cs typeface="+mn-cs"/>
+              </a:defRPr>
+            </a:pPr>
+            <a:endParaRPr lang="ru-RU"/>
+          </a:p>
+        </c:txPr>
+        <c:crossAx val="1756571504"/>
+        <c:crosses val="autoZero"/>
+        <c:auto val="1"/>
+        <c:lblAlgn val="ctr"/>
+        <c:lblOffset val="100"/>
+        <c:noMultiLvlLbl val="0"/>
+      </c:catAx>
+      <c:valAx>
+        <c:axId val="1756571504"/>
+        <c:scaling>
+          <c:orientation val="minMax"/>
+        </c:scaling>
+        <c:delete val="0"/>
+        <c:axPos val="l"/>
+        <c:majorGridlines>
+          <c:spPr>
+            <a:ln w="9525" cap="flat" cmpd="sng" algn="ctr">
+              <a:solidFill>
+                <a:schemeClr val="tx1">
+                  <a:lumMod val="15000"/>
+                  <a:lumOff val="85000"/>
+                </a:schemeClr>
+              </a:solidFill>
+              <a:round/>
+            </a:ln>
+            <a:effectLst/>
+          </c:spPr>
+        </c:majorGridlines>
+        <c:numFmt formatCode="General" sourceLinked="1"/>
+        <c:majorTickMark val="none"/>
+        <c:minorTickMark val="none"/>
+        <c:tickLblPos val="nextTo"/>
+        <c:spPr>
+          <a:noFill/>
+          <a:ln>
+            <a:noFill/>
+          </a:ln>
+          <a:effectLst/>
+        </c:spPr>
+        <c:txPr>
+          <a:bodyPr rot="-60000000" spcFirstLastPara="1" vertOverflow="ellipsis" vert="horz" wrap="square" anchor="ctr" anchorCtr="1"/>
+          <a:lstStyle/>
+          <a:p>
+            <a:pPr>
+              <a:defRPr sz="900" b="0" i="0" u="none" strike="noStrike" kern="1200" baseline="0">
+                <a:solidFill>
+                  <a:schemeClr val="tx1">
+                    <a:lumMod val="65000"/>
+                    <a:lumOff val="35000"/>
+                  </a:schemeClr>
+                </a:solidFill>
+                <a:latin typeface="+mn-lt"/>
+                <a:ea typeface="+mn-ea"/>
+                <a:cs typeface="+mn-cs"/>
+              </a:defRPr>
+            </a:pPr>
+            <a:endParaRPr lang="ru-RU"/>
+          </a:p>
+        </c:txPr>
+        <c:crossAx val="1756572464"/>
+        <c:crosses val="autoZero"/>
+        <c:crossBetween val="between"/>
+      </c:valAx>
+      <c:spPr>
+        <a:noFill/>
+        <a:ln>
+          <a:noFill/>
+        </a:ln>
+        <a:effectLst/>
+      </c:spPr>
+    </c:plotArea>
+    <c:legend>
+      <c:legendPos val="b"/>
+      <c:overlay val="0"/>
+      <c:spPr>
+        <a:noFill/>
+        <a:ln>
+          <a:noFill/>
+        </a:ln>
+        <a:effectLst/>
+      </c:spPr>
+      <c:txPr>
+        <a:bodyPr rot="0" spcFirstLastPara="1" vertOverflow="ellipsis" vert="horz" wrap="square" anchor="ctr" anchorCtr="1"/>
+        <a:lstStyle/>
+        <a:p>
+          <a:pPr>
+            <a:defRPr sz="900" b="0" i="0" u="none" strike="noStrike" kern="1200" baseline="0">
+              <a:solidFill>
+                <a:schemeClr val="tx1">
+                  <a:lumMod val="65000"/>
+                  <a:lumOff val="35000"/>
+                </a:schemeClr>
+              </a:solidFill>
+              <a:latin typeface="+mn-lt"/>
+              <a:ea typeface="+mn-ea"/>
+              <a:cs typeface="+mn-cs"/>
+            </a:defRPr>
+          </a:pPr>
+          <a:endParaRPr lang="ru-RU"/>
+        </a:p>
+      </c:txPr>
+    </c:legend>
+    <c:plotVisOnly val="1"/>
+    <c:dispBlanksAs val="gap"/>
+    <c:extLst>
+      <c:ext xmlns:c16r3="http://schemas.microsoft.com/office/drawing/2017/03/chart" uri="{56B9EC1D-385E-4148-901F-78D8002777C0}">
+        <c16r3:dataDisplayOptions16>
+          <c16r3:dispNaAsBlank val="1"/>
+        </c16r3:dataDisplayOptions16>
+      </c:ext>
+    </c:extLst>
+    <c:showDLblsOverMax val="0"/>
+  </c:chart>
+  <c:spPr>
+    <a:solidFill>
+      <a:schemeClr val="bg1"/>
+    </a:solidFill>
+    <a:ln w="9525" cap="flat" cmpd="sng" algn="ctr">
+      <a:solidFill>
+        <a:schemeClr val="tx1">
+          <a:lumMod val="15000"/>
+          <a:lumOff val="85000"/>
+        </a:schemeClr>
+      </a:solidFill>
+      <a:round/>
+    </a:ln>
+    <a:effectLst/>
+  </c:spPr>
+  <c:txPr>
+    <a:bodyPr/>
+    <a:lstStyle/>
+    <a:p>
+      <a:pPr>
+        <a:defRPr/>
+      </a:pPr>
+      <a:endParaRPr lang="ru-RU"/>
+    </a:p>
+  </c:txPr>
+  <c:externalData r:id="rId3">
+    <c:autoUpdate val="0"/>
+  </c:externalData>
+</c:chartSpace>
+</file>
+
+<file path=word/charts/chart2.xml><?xml version="1.0" encoding="utf-8"?>
+<c:chartSpace xmlns:c="http://schemas.openxmlformats.org/drawingml/2006/chart" xmlns:a="http://schemas.openxmlformats.org/drawingml/2006/main" xmlns:r="http://schemas.openxmlformats.org/officeDocument/2006/relationships" xmlns:c16r2="http://schemas.microsoft.com/office/drawing/2015/06/chart">
+  <c:date1904 val="0"/>
+  <c:lang val="ru-RU"/>
+  <c:roundedCorners val="0"/>
+  <mc:AlternateContent xmlns:mc="http://schemas.openxmlformats.org/markup-compatibility/2006">
+    <mc:Choice xmlns:c14="http://schemas.microsoft.com/office/drawing/2007/8/2/chart" Requires="c14">
+      <c14:style val="102"/>
+    </mc:Choice>
+    <mc:Fallback>
+      <c:style val="2"/>
+    </mc:Fallback>
+  </mc:AlternateContent>
+  <c:chart>
+    <c:title>
+      <c:tx>
+        <c:rich>
+          <a:bodyPr rot="0" spcFirstLastPara="1" vertOverflow="ellipsis" vert="horz" wrap="square" anchor="ctr" anchorCtr="1"/>
+          <a:lstStyle/>
+          <a:p>
+            <a:pPr>
+              <a:defRPr sz="1400" b="0" i="0" u="none" strike="noStrike" kern="1200" spc="0" baseline="0">
+                <a:solidFill>
+                  <a:schemeClr val="tx1">
+                    <a:lumMod val="65000"/>
+                    <a:lumOff val="35000"/>
+                  </a:schemeClr>
+                </a:solidFill>
+                <a:latin typeface="+mn-lt"/>
+                <a:ea typeface="+mn-ea"/>
+                <a:cs typeface="+mn-cs"/>
+              </a:defRPr>
+            </a:pPr>
+            <a:r>
+              <a:rPr lang="ru-RU"/>
+              <a:t>лаб1. Сравнение</a:t>
+            </a:r>
+            <a:r>
+              <a:rPr lang="ru-RU" baseline="0"/>
+              <a:t> времени выполнения в милисек.</a:t>
+            </a:r>
+            <a:endParaRPr lang="ru-RU"/>
+          </a:p>
+        </c:rich>
+      </c:tx>
+      <c:overlay val="0"/>
+      <c:spPr>
+        <a:noFill/>
+        <a:ln>
+          <a:noFill/>
+        </a:ln>
+        <a:effectLst/>
+      </c:spPr>
+      <c:txPr>
+        <a:bodyPr rot="0" spcFirstLastPara="1" vertOverflow="ellipsis" vert="horz" wrap="square" anchor="ctr" anchorCtr="1"/>
+        <a:lstStyle/>
+        <a:p>
+          <a:pPr>
+            <a:defRPr sz="1400" b="0" i="0" u="none" strike="noStrike" kern="1200" spc="0" baseline="0">
+              <a:solidFill>
+                <a:schemeClr val="tx1">
+                  <a:lumMod val="65000"/>
+                  <a:lumOff val="35000"/>
+                </a:schemeClr>
+              </a:solidFill>
+              <a:latin typeface="+mn-lt"/>
+              <a:ea typeface="+mn-ea"/>
+              <a:cs typeface="+mn-cs"/>
+            </a:defRPr>
+          </a:pPr>
+          <a:endParaRPr lang="ru-RU"/>
+        </a:p>
+      </c:txPr>
+    </c:title>
+    <c:autoTitleDeleted val="0"/>
+    <c:plotArea>
+      <c:layout/>
+      <c:lineChart>
+        <c:grouping val="standard"/>
+        <c:varyColors val="0"/>
+        <c:ser>
+          <c:idx val="0"/>
+          <c:order val="0"/>
+          <c:tx>
+            <c:v>транспонирование</c:v>
+          </c:tx>
+          <c:spPr>
+            <a:ln w="28575" cap="rnd">
+              <a:solidFill>
+                <a:schemeClr val="accent1"/>
+              </a:solidFill>
+              <a:round/>
+            </a:ln>
+            <a:effectLst/>
+          </c:spPr>
+          <c:marker>
+            <c:symbol val="circle"/>
+            <c:size val="5"/>
+            <c:spPr>
+              <a:solidFill>
+                <a:schemeClr val="accent1"/>
+              </a:solidFill>
+              <a:ln w="9525">
+                <a:solidFill>
+                  <a:schemeClr val="accent1"/>
+                </a:solidFill>
+              </a:ln>
+              <a:effectLst/>
+            </c:spPr>
+          </c:marker>
+          <c:cat>
+            <c:numRef>
+              <c:f>Sheet1!$B$2:$B$21</c:f>
+              <c:numCache>
+                <c:formatCode>General</c:formatCode>
+                <c:ptCount val="20"/>
+                <c:pt idx="0">
+                  <c:v>100</c:v>
+                </c:pt>
+                <c:pt idx="1">
+                  <c:v>200</c:v>
+                </c:pt>
+                <c:pt idx="2">
+                  <c:v>300</c:v>
+                </c:pt>
+                <c:pt idx="3">
+                  <c:v>400</c:v>
+                </c:pt>
+                <c:pt idx="4">
+                  <c:v>500</c:v>
+                </c:pt>
+                <c:pt idx="5">
+                  <c:v>600</c:v>
+                </c:pt>
+                <c:pt idx="6">
+                  <c:v>700</c:v>
+                </c:pt>
+                <c:pt idx="7">
+                  <c:v>800</c:v>
+                </c:pt>
+                <c:pt idx="8">
+                  <c:v>900</c:v>
+                </c:pt>
+                <c:pt idx="9">
+                  <c:v>1000</c:v>
+                </c:pt>
+                <c:pt idx="10">
+                  <c:v>1100</c:v>
+                </c:pt>
+                <c:pt idx="11">
+                  <c:v>1200</c:v>
+                </c:pt>
+                <c:pt idx="12">
+                  <c:v>1300</c:v>
+                </c:pt>
+                <c:pt idx="13">
+                  <c:v>1400</c:v>
+                </c:pt>
+                <c:pt idx="14">
+                  <c:v>1500</c:v>
+                </c:pt>
+                <c:pt idx="15">
+                  <c:v>1600</c:v>
+                </c:pt>
+                <c:pt idx="16">
+                  <c:v>1700</c:v>
+                </c:pt>
+                <c:pt idx="17">
+                  <c:v>1800</c:v>
+                </c:pt>
+                <c:pt idx="18">
+                  <c:v>1900</c:v>
+                </c:pt>
+                <c:pt idx="19">
+                  <c:v>2000</c:v>
+                </c:pt>
+              </c:numCache>
+            </c:numRef>
+          </c:cat>
+          <c:val>
+            <c:numRef>
+              <c:f>'[отчёт Lab1.xlsx]Sheet1'!$C$2:$C$21</c:f>
+              <c:numCache>
+                <c:formatCode>General</c:formatCode>
+                <c:ptCount val="20"/>
+                <c:pt idx="0">
+                  <c:v>67</c:v>
+                </c:pt>
+                <c:pt idx="1">
+                  <c:v>315</c:v>
+                </c:pt>
+                <c:pt idx="2">
+                  <c:v>887</c:v>
+                </c:pt>
+                <c:pt idx="3">
+                  <c:v>1914</c:v>
+                </c:pt>
+                <c:pt idx="4">
+                  <c:v>4423</c:v>
+                </c:pt>
+                <c:pt idx="5">
+                  <c:v>7371</c:v>
+                </c:pt>
+                <c:pt idx="6">
+                  <c:v>10367</c:v>
+                </c:pt>
+                <c:pt idx="7">
+                  <c:v>15174</c:v>
+                </c:pt>
+                <c:pt idx="8">
+                  <c:v>21348</c:v>
+                </c:pt>
+                <c:pt idx="9">
+                  <c:v>29474</c:v>
+                </c:pt>
+                <c:pt idx="10">
+                  <c:v>37366</c:v>
+                </c:pt>
+                <c:pt idx="11">
+                  <c:v>48685</c:v>
+                </c:pt>
+                <c:pt idx="12">
+                  <c:v>61148</c:v>
+                </c:pt>
+                <c:pt idx="13">
+                  <c:v>76505</c:v>
+                </c:pt>
+                <c:pt idx="14">
+                  <c:v>92391</c:v>
+                </c:pt>
+                <c:pt idx="15">
+                  <c:v>113865</c:v>
+                </c:pt>
+                <c:pt idx="16">
+                  <c:v>134897</c:v>
+                </c:pt>
+                <c:pt idx="17">
+                  <c:v>158122</c:v>
+                </c:pt>
+                <c:pt idx="18">
+                  <c:v>185049</c:v>
+                </c:pt>
+                <c:pt idx="19">
+                  <c:v>214700</c:v>
+                </c:pt>
+              </c:numCache>
+            </c:numRef>
+          </c:val>
+          <c:smooth val="0"/>
+          <c:extLst>
+            <c:ext xmlns:c16="http://schemas.microsoft.com/office/drawing/2014/chart" uri="{C3380CC4-5D6E-409C-BE32-E72D297353CC}">
+              <c16:uniqueId val="{00000000-C628-42AD-B5BB-B6B61499BC1D}"/>
+            </c:ext>
+          </c:extLst>
+        </c:ser>
+        <c:ser>
+          <c:idx val="1"/>
+          <c:order val="1"/>
+          <c:tx>
+            <c:v>без транспонирования</c:v>
+          </c:tx>
+          <c:spPr>
+            <a:ln w="28575" cap="rnd">
+              <a:solidFill>
+                <a:schemeClr val="accent2"/>
+              </a:solidFill>
+              <a:round/>
+            </a:ln>
+            <a:effectLst/>
+          </c:spPr>
+          <c:marker>
+            <c:symbol val="circle"/>
+            <c:size val="5"/>
+            <c:spPr>
+              <a:solidFill>
+                <a:schemeClr val="accent2"/>
+              </a:solidFill>
+              <a:ln w="9525">
+                <a:solidFill>
+                  <a:schemeClr val="accent2"/>
+                </a:solidFill>
+              </a:ln>
+              <a:effectLst/>
+            </c:spPr>
+          </c:marker>
+          <c:cat>
+            <c:numRef>
+              <c:f>Sheet1!$B$2:$B$21</c:f>
+              <c:numCache>
+                <c:formatCode>General</c:formatCode>
+                <c:ptCount val="20"/>
+                <c:pt idx="0">
+                  <c:v>100</c:v>
+                </c:pt>
+                <c:pt idx="1">
+                  <c:v>200</c:v>
+                </c:pt>
+                <c:pt idx="2">
+                  <c:v>300</c:v>
+                </c:pt>
+                <c:pt idx="3">
+                  <c:v>400</c:v>
+                </c:pt>
+                <c:pt idx="4">
+                  <c:v>500</c:v>
+                </c:pt>
+                <c:pt idx="5">
+                  <c:v>600</c:v>
+                </c:pt>
+                <c:pt idx="6">
+                  <c:v>700</c:v>
+                </c:pt>
+                <c:pt idx="7">
+                  <c:v>800</c:v>
+                </c:pt>
+                <c:pt idx="8">
+                  <c:v>900</c:v>
+                </c:pt>
+                <c:pt idx="9">
+                  <c:v>1000</c:v>
+                </c:pt>
+                <c:pt idx="10">
+                  <c:v>1100</c:v>
+                </c:pt>
+                <c:pt idx="11">
+                  <c:v>1200</c:v>
+                </c:pt>
+                <c:pt idx="12">
+                  <c:v>1300</c:v>
+                </c:pt>
+                <c:pt idx="13">
+                  <c:v>1400</c:v>
+                </c:pt>
+                <c:pt idx="14">
+                  <c:v>1500</c:v>
+                </c:pt>
+                <c:pt idx="15">
+                  <c:v>1600</c:v>
+                </c:pt>
+                <c:pt idx="16">
+                  <c:v>1700</c:v>
+                </c:pt>
+                <c:pt idx="17">
+                  <c:v>1800</c:v>
+                </c:pt>
+                <c:pt idx="18">
+                  <c:v>1900</c:v>
+                </c:pt>
+                <c:pt idx="19">
+                  <c:v>2000</c:v>
+                </c:pt>
+              </c:numCache>
+            </c:numRef>
+          </c:cat>
+          <c:val>
+            <c:numRef>
+              <c:f>'[отчёт Lab1.xlsx]Sheet1'!$D$2:$D$21</c:f>
+              <c:numCache>
+                <c:formatCode>General</c:formatCode>
+                <c:ptCount val="20"/>
+                <c:pt idx="0">
+                  <c:v>58</c:v>
+                </c:pt>
+                <c:pt idx="1">
+                  <c:v>311</c:v>
+                </c:pt>
+                <c:pt idx="2">
+                  <c:v>873</c:v>
+                </c:pt>
+                <c:pt idx="3">
+                  <c:v>1882</c:v>
+                </c:pt>
+                <c:pt idx="4">
+                  <c:v>3680</c:v>
+                </c:pt>
+                <c:pt idx="5">
+                  <c:v>9830</c:v>
+                </c:pt>
+                <c:pt idx="6">
+                  <c:v>15492</c:v>
+                </c:pt>
+                <c:pt idx="7">
+                  <c:v>21824</c:v>
+                </c:pt>
+                <c:pt idx="8">
+                  <c:v>30957</c:v>
+                </c:pt>
+                <c:pt idx="9">
+                  <c:v>41562</c:v>
+                </c:pt>
+                <c:pt idx="10">
+                  <c:v>54529</c:v>
+                </c:pt>
+                <c:pt idx="11">
+                  <c:v>70893</c:v>
+                </c:pt>
+                <c:pt idx="12">
+                  <c:v>66187</c:v>
+                </c:pt>
+                <c:pt idx="13">
+                  <c:v>79684</c:v>
+                </c:pt>
+                <c:pt idx="14">
+                  <c:v>95771</c:v>
+                </c:pt>
+                <c:pt idx="15">
+                  <c:v>117445</c:v>
+                </c:pt>
+                <c:pt idx="16">
+                  <c:v>167883</c:v>
+                </c:pt>
+                <c:pt idx="17">
+                  <c:v>209468</c:v>
+                </c:pt>
+                <c:pt idx="18">
+                  <c:v>196830</c:v>
+                </c:pt>
+                <c:pt idx="19">
+                  <c:v>231107</c:v>
+                </c:pt>
+              </c:numCache>
+            </c:numRef>
+          </c:val>
+          <c:smooth val="0"/>
+          <c:extLst>
+            <c:ext xmlns:c16="http://schemas.microsoft.com/office/drawing/2014/chart" uri="{C3380CC4-5D6E-409C-BE32-E72D297353CC}">
+              <c16:uniqueId val="{00000001-C628-42AD-B5BB-B6B61499BC1D}"/>
+            </c:ext>
+          </c:extLst>
+        </c:ser>
+        <c:dLbls>
+          <c:showLegendKey val="0"/>
+          <c:showVal val="0"/>
+          <c:showCatName val="0"/>
+          <c:showSerName val="0"/>
+          <c:showPercent val="0"/>
+          <c:showBubbleSize val="0"/>
+        </c:dLbls>
+        <c:marker val="1"/>
+        <c:smooth val="0"/>
+        <c:axId val="1008889631"/>
+        <c:axId val="1008904031"/>
+      </c:lineChart>
+      <c:catAx>
+        <c:axId val="1008889631"/>
+        <c:scaling>
+          <c:orientation val="minMax"/>
+        </c:scaling>
+        <c:delete val="0"/>
+        <c:axPos val="b"/>
+        <c:numFmt formatCode="General" sourceLinked="1"/>
+        <c:majorTickMark val="none"/>
+        <c:minorTickMark val="none"/>
+        <c:tickLblPos val="nextTo"/>
+        <c:spPr>
+          <a:noFill/>
+          <a:ln w="9525" cap="flat" cmpd="sng" algn="ctr">
+            <a:solidFill>
+              <a:schemeClr val="tx1">
+                <a:lumMod val="15000"/>
+                <a:lumOff val="85000"/>
+              </a:schemeClr>
+            </a:solidFill>
+            <a:round/>
+          </a:ln>
+          <a:effectLst/>
+        </c:spPr>
+        <c:txPr>
+          <a:bodyPr rot="-60000000" spcFirstLastPara="1" vertOverflow="ellipsis" vert="horz" wrap="square" anchor="ctr" anchorCtr="1"/>
+          <a:lstStyle/>
+          <a:p>
+            <a:pPr>
+              <a:defRPr sz="900" b="0" i="0" u="none" strike="noStrike" kern="1200" baseline="0">
+                <a:solidFill>
+                  <a:schemeClr val="tx1">
+                    <a:lumMod val="65000"/>
+                    <a:lumOff val="35000"/>
+                  </a:schemeClr>
+                </a:solidFill>
+                <a:latin typeface="+mn-lt"/>
+                <a:ea typeface="+mn-ea"/>
+                <a:cs typeface="+mn-cs"/>
+              </a:defRPr>
+            </a:pPr>
+            <a:endParaRPr lang="ru-RU"/>
+          </a:p>
+        </c:txPr>
+        <c:crossAx val="1008904031"/>
+        <c:crosses val="autoZero"/>
+        <c:auto val="1"/>
+        <c:lblAlgn val="ctr"/>
+        <c:lblOffset val="100"/>
+        <c:noMultiLvlLbl val="0"/>
+      </c:catAx>
+      <c:valAx>
+        <c:axId val="1008904031"/>
+        <c:scaling>
+          <c:orientation val="minMax"/>
+        </c:scaling>
+        <c:delete val="0"/>
+        <c:axPos val="l"/>
+        <c:majorGridlines>
+          <c:spPr>
+            <a:ln w="9525" cap="flat" cmpd="sng" algn="ctr">
+              <a:solidFill>
+                <a:schemeClr val="tx1">
+                  <a:lumMod val="15000"/>
+                  <a:lumOff val="85000"/>
+                </a:schemeClr>
+              </a:solidFill>
+              <a:round/>
+            </a:ln>
+            <a:effectLst/>
+          </c:spPr>
+        </c:majorGridlines>
+        <c:numFmt formatCode="General" sourceLinked="1"/>
+        <c:majorTickMark val="none"/>
+        <c:minorTickMark val="none"/>
+        <c:tickLblPos val="nextTo"/>
+        <c:spPr>
+          <a:noFill/>
+          <a:ln>
+            <a:noFill/>
+          </a:ln>
+          <a:effectLst/>
+        </c:spPr>
+        <c:txPr>
+          <a:bodyPr rot="-60000000" spcFirstLastPara="1" vertOverflow="ellipsis" vert="horz" wrap="square" anchor="ctr" anchorCtr="1"/>
+          <a:lstStyle/>
+          <a:p>
+            <a:pPr>
+              <a:defRPr sz="900" b="0" i="0" u="none" strike="noStrike" kern="1200" baseline="0">
+                <a:solidFill>
+                  <a:schemeClr val="tx1">
+                    <a:lumMod val="65000"/>
+                    <a:lumOff val="35000"/>
+                  </a:schemeClr>
+                </a:solidFill>
+                <a:latin typeface="+mn-lt"/>
+                <a:ea typeface="+mn-ea"/>
+                <a:cs typeface="+mn-cs"/>
+              </a:defRPr>
+            </a:pPr>
+            <a:endParaRPr lang="ru-RU"/>
+          </a:p>
+        </c:txPr>
+        <c:crossAx val="1008889631"/>
+        <c:crosses val="autoZero"/>
+        <c:crossBetween val="between"/>
+      </c:valAx>
+      <c:spPr>
+        <a:noFill/>
+        <a:ln>
+          <a:noFill/>
+        </a:ln>
+        <a:effectLst/>
+      </c:spPr>
+    </c:plotArea>
+    <c:legend>
+      <c:legendPos val="b"/>
+      <c:overlay val="0"/>
+      <c:spPr>
+        <a:noFill/>
+        <a:ln>
+          <a:noFill/>
+        </a:ln>
+        <a:effectLst/>
+      </c:spPr>
+      <c:txPr>
+        <a:bodyPr rot="0" spcFirstLastPara="1" vertOverflow="ellipsis" vert="horz" wrap="square" anchor="ctr" anchorCtr="1"/>
+        <a:lstStyle/>
+        <a:p>
+          <a:pPr>
+            <a:defRPr sz="900" b="0" i="0" u="none" strike="noStrike" kern="1200" baseline="0">
+              <a:solidFill>
+                <a:schemeClr val="tx1">
+                  <a:lumMod val="65000"/>
+                  <a:lumOff val="35000"/>
+                </a:schemeClr>
+              </a:solidFill>
+              <a:latin typeface="+mn-lt"/>
+              <a:ea typeface="+mn-ea"/>
+              <a:cs typeface="+mn-cs"/>
+            </a:defRPr>
+          </a:pPr>
+          <a:endParaRPr lang="ru-RU"/>
+        </a:p>
+      </c:txPr>
+    </c:legend>
+    <c:plotVisOnly val="1"/>
+    <c:dispBlanksAs val="gap"/>
+    <c:extLst>
+      <c:ext xmlns:c16r3="http://schemas.microsoft.com/office/drawing/2017/03/chart" uri="{56B9EC1D-385E-4148-901F-78D8002777C0}">
+        <c16r3:dataDisplayOptions16>
+          <c16r3:dispNaAsBlank val="1"/>
+        </c16r3:dataDisplayOptions16>
+      </c:ext>
+    </c:extLst>
+    <c:showDLblsOverMax val="0"/>
+  </c:chart>
+  <c:spPr>
+    <a:solidFill>
+      <a:schemeClr val="bg1"/>
+    </a:solidFill>
+    <a:ln w="9525" cap="flat" cmpd="sng" algn="ctr">
+      <a:solidFill>
+        <a:schemeClr val="tx1">
+          <a:lumMod val="15000"/>
+          <a:lumOff val="85000"/>
+        </a:schemeClr>
+      </a:solidFill>
+      <a:round/>
+    </a:ln>
+    <a:effectLst/>
+  </c:spPr>
+  <c:txPr>
+    <a:bodyPr/>
+    <a:lstStyle/>
+    <a:p>
+      <a:pPr>
+        <a:defRPr/>
+      </a:pPr>
+      <a:endParaRPr lang="ru-RU"/>
+    </a:p>
+  </c:txPr>
+  <c:externalData r:id="rId3">
+    <c:autoUpdate val="0"/>
+  </c:externalData>
+</c:chartSpace>
+</file>
+
+<file path=word/charts/colors1.xml><?xml version="1.0" encoding="utf-8"?>
+<cs:colorStyle xmlns:cs="http://schemas.microsoft.com/office/drawing/2012/chartStyle" xmlns:a="http://schemas.openxmlformats.org/drawingml/2006/main" meth="cycle" id="10">
+  <a:schemeClr val="accent1"/>
+  <a:schemeClr val="accent2"/>
+  <a:schemeClr val="accent3"/>
+  <a:schemeClr val="accent4"/>
+  <a:schemeClr val="accent5"/>
+  <a:schemeClr val="accent6"/>
+  <cs:variation/>
+  <cs:variation>
+    <a:lumMod val="60000"/>
+  </cs:variation>
+  <cs:variation>
+    <a:lumMod val="80000"/>
+    <a:lumOff val="20000"/>
+  </cs:variation>
+  <cs:variation>
+    <a:lumMod val="80000"/>
+  </cs:variation>
+  <cs:variation>
+    <a:lumMod val="60000"/>
+    <a:lumOff val="40000"/>
+  </cs:variation>
+  <cs:variation>
+    <a:lumMod val="50000"/>
+  </cs:variation>
+  <cs:variation>
+    <a:lumMod val="70000"/>
+    <a:lumOff val="30000"/>
+  </cs:variation>
+  <cs:variation>
+    <a:lumMod val="70000"/>
+  </cs:variation>
+  <cs:variation>
+    <a:lumMod val="50000"/>
+    <a:lumOff val="50000"/>
+  </cs:variation>
+</cs:colorStyle>
+</file>
+
+<file path=word/charts/colors2.xml><?xml version="1.0" encoding="utf-8"?>
+<cs:colorStyle xmlns:cs="http://schemas.microsoft.com/office/drawing/2012/chartStyle" xmlns:a="http://schemas.openxmlformats.org/drawingml/2006/main" meth="cycle" id="10">
+  <a:schemeClr val="accent1"/>
+  <a:schemeClr val="accent2"/>
+  <a:schemeClr val="accent3"/>
+  <a:schemeClr val="accent4"/>
+  <a:schemeClr val="accent5"/>
+  <a:schemeClr val="accent6"/>
+  <cs:variation/>
+  <cs:variation>
+    <a:lumMod val="60000"/>
+  </cs:variation>
+  <cs:variation>
+    <a:lumMod val="80000"/>
+    <a:lumOff val="20000"/>
+  </cs:variation>
+  <cs:variation>
+    <a:lumMod val="80000"/>
+  </cs:variation>
+  <cs:variation>
+    <a:lumMod val="60000"/>
+    <a:lumOff val="40000"/>
+  </cs:variation>
+  <cs:variation>
+    <a:lumMod val="50000"/>
+  </cs:variation>
+  <cs:variation>
+    <a:lumMod val="70000"/>
+    <a:lumOff val="30000"/>
+  </cs:variation>
+  <cs:variation>
+    <a:lumMod val="70000"/>
+  </cs:variation>
+  <cs:variation>
+    <a:lumMod val="50000"/>
+    <a:lumOff val="50000"/>
+  </cs:variation>
+</cs:colorStyle>
+</file>
+
+<file path=word/charts/style1.xml><?xml version="1.0" encoding="utf-8"?>
+<cs:chartStyle xmlns:cs="http://schemas.microsoft.com/office/drawing/2012/chartStyle" xmlns:a="http://schemas.openxmlformats.org/drawingml/2006/main" id="332">
+  <cs:axisTitle>
+    <cs:lnRef idx="0"/>
+    <cs:fillRef idx="0"/>
+    <cs:effectRef idx="0"/>
+    <cs:fontRef idx="minor">
+      <a:schemeClr val="tx1">
+        <a:lumMod val="65000"/>
+        <a:lumOff val="35000"/>
+      </a:schemeClr>
+    </cs:fontRef>
+    <cs:defRPr sz="1000" kern="1200"/>
+  </cs:axisTitle>
+  <cs:categoryAxis>
+    <cs:lnRef idx="0"/>
+    <cs:fillRef idx="0"/>
+    <cs:effectRef idx="0"/>
+    <cs:fontRef idx="minor">
+      <a:schemeClr val="tx1">
+        <a:lumMod val="65000"/>
+        <a:lumOff val="35000"/>
+      </a:schemeClr>
+    </cs:fontRef>
+    <cs:spPr>
+      <a:ln w="9525" cap="flat" cmpd="sng" algn="ctr">
+        <a:solidFill>
+          <a:schemeClr val="tx1">
+            <a:lumMod val="15000"/>
+            <a:lumOff val="85000"/>
+          </a:schemeClr>
+        </a:solidFill>
+        <a:round/>
+      </a:ln>
+    </cs:spPr>
+    <cs:defRPr sz="900" kern="1200"/>
+  </cs:categoryAxis>
+  <cs:chartArea mods="allowNoFillOverride allowNoLineOverride">
+    <cs:lnRef idx="0"/>
+    <cs:fillRef idx="0"/>
+    <cs:effectRef idx="0"/>
+    <cs:fontRef idx="minor">
+      <a:schemeClr val="tx1"/>
+    </cs:fontRef>
+    <cs:spPr>
+      <a:solidFill>
+        <a:schemeClr val="bg1"/>
+      </a:solidFill>
+      <a:ln w="9525" cap="flat" cmpd="sng" algn="ctr">
+        <a:solidFill>
+          <a:schemeClr val="tx1">
+            <a:lumMod val="15000"/>
+            <a:lumOff val="85000"/>
+          </a:schemeClr>
+        </a:solidFill>
+        <a:round/>
+      </a:ln>
+    </cs:spPr>
+    <cs:defRPr sz="1000" kern="1200"/>
+  </cs:chartArea>
+  <cs:dataLabel>
+    <cs:lnRef idx="0"/>
+    <cs:fillRef idx="0"/>
+    <cs:effectRef idx="0"/>
+    <cs:fontRef idx="minor">
+      <a:schemeClr val="tx1">
+        <a:lumMod val="75000"/>
+        <a:lumOff val="25000"/>
+      </a:schemeClr>
+    </cs:fontRef>
+    <cs:defRPr sz="900" kern="1200"/>
+  </cs:dataLabel>
+  <cs:dataLabelCallout>
+    <cs:lnRef idx="0"/>
+    <cs:fillRef idx="0"/>
+    <cs:effectRef idx="0"/>
+    <cs:fontRef idx="minor">
+      <a:schemeClr val="dk1">
+        <a:lumMod val="65000"/>
+        <a:lumOff val="35000"/>
+      </a:schemeClr>
+    </cs:fontRef>
+    <cs:spPr>
+      <a:solidFill>
+        <a:schemeClr val="lt1"/>
+      </a:solidFill>
+      <a:ln>
+        <a:solidFill>
+          <a:schemeClr val="dk1">
+            <a:lumMod val="25000"/>
+            <a:lumOff val="75000"/>
+          </a:schemeClr>
+        </a:solidFill>
+      </a:ln>
+    </cs:spPr>
+    <cs:defRPr sz="900" kern="1200"/>
+    <cs:bodyPr rot="0" spcFirstLastPara="1" vertOverflow="clip" horzOverflow="clip" vert="horz" wrap="square" lIns="36576" tIns="18288" rIns="36576" bIns="18288" anchor="ctr" anchorCtr="1">
+      <a:spAutoFit/>
+    </cs:bodyPr>
+  </cs:dataLabelCallout>
+  <cs:dataPoint>
+    <cs:lnRef idx="0"/>
+    <cs:fillRef idx="1">
+      <cs:styleClr val="auto"/>
+    </cs:fillRef>
+    <cs:effectRef idx="0"/>
+    <cs:fontRef idx="minor">
+      <a:schemeClr val="tx1"/>
+    </cs:fontRef>
+  </cs:dataPoint>
+  <cs:dataPoint3D>
+    <cs:lnRef idx="0"/>
+    <cs:fillRef idx="1">
+      <cs:styleClr val="auto"/>
+    </cs:fillRef>
+    <cs:effectRef idx="0"/>
+    <cs:fontRef idx="minor">
+      <a:schemeClr val="tx1"/>
+    </cs:fontRef>
+  </cs:dataPoint3D>
+  <cs:dataPointLine>
+    <cs:lnRef idx="0">
+      <cs:styleClr val="auto"/>
+    </cs:lnRef>
+    <cs:fillRef idx="1"/>
+    <cs:effectRef idx="0"/>
+    <cs:fontRef idx="minor">
+      <a:schemeClr val="tx1"/>
+    </cs:fontRef>
+    <cs:spPr>
+      <a:ln w="28575" cap="rnd">
+        <a:solidFill>
+          <a:schemeClr val="phClr"/>
+        </a:solidFill>
+        <a:round/>
+      </a:ln>
+    </cs:spPr>
+  </cs:dataPointLine>
+  <cs:dataPointMarker>
+    <cs:lnRef idx="0">
+      <cs:styleClr val="auto"/>
+    </cs:lnRef>
+    <cs:fillRef idx="1">
+      <cs:styleClr val="auto"/>
+    </cs:fillRef>
+    <cs:effectRef idx="0"/>
+    <cs:fontRef idx="minor">
+      <a:schemeClr val="tx1"/>
+    </cs:fontRef>
+    <cs:spPr>
+      <a:ln w="9525">
+        <a:solidFill>
+          <a:schemeClr val="phClr"/>
+        </a:solidFill>
+      </a:ln>
+    </cs:spPr>
+  </cs:dataPointMarker>
+  <cs:dataPointMarkerLayout symbol="circle" size="5"/>
+  <cs:dataPointWireframe>
+    <cs:lnRef idx="0">
+      <cs:styleClr val="auto"/>
+    </cs:lnRef>
+    <cs:fillRef idx="1"/>
+    <cs:effectRef idx="0"/>
+    <cs:fontRef idx="minor">
+      <a:schemeClr val="tx1"/>
+    </cs:fontRef>
+    <cs:spPr>
+      <a:ln w="9525" cap="rnd">
+        <a:solidFill>
+          <a:schemeClr val="phClr"/>
+        </a:solidFill>
+        <a:round/>
+      </a:ln>
+    </cs:spPr>
+  </cs:dataPointWireframe>
+  <cs:dataTable>
+    <cs:lnRef idx="0"/>
+    <cs:fillRef idx="0"/>
+    <cs:effectRef idx="0"/>
+    <cs:fontRef idx="minor">
+      <a:schemeClr val="tx1">
+        <a:lumMod val="65000"/>
+        <a:lumOff val="35000"/>
+      </a:schemeClr>
+    </cs:fontRef>
+    <cs:spPr>
+      <a:noFill/>
+      <a:ln w="9525" cap="flat" cmpd="sng" algn="ctr">
+        <a:solidFill>
+          <a:schemeClr val="tx1">
+            <a:lumMod val="15000"/>
+            <a:lumOff val="85000"/>
+          </a:schemeClr>
+        </a:solidFill>
+        <a:round/>
+      </a:ln>
+    </cs:spPr>
+    <cs:defRPr sz="900" kern="1200"/>
+  </cs:dataTable>
+  <cs:downBar>
+    <cs:lnRef idx="0"/>
+    <cs:fillRef idx="0"/>
+    <cs:effectRef idx="0"/>
+    <cs:fontRef idx="minor">
+      <a:schemeClr val="dk1"/>
+    </cs:fontRef>
+    <cs:spPr>
+      <a:solidFill>
+        <a:schemeClr val="dk1">
+          <a:lumMod val="65000"/>
+          <a:lumOff val="35000"/>
+        </a:schemeClr>
+      </a:solidFill>
+      <a:ln w="9525">
+        <a:solidFill>
+          <a:schemeClr val="tx1">
+            <a:lumMod val="65000"/>
+            <a:lumOff val="35000"/>
+          </a:schemeClr>
+        </a:solidFill>
+      </a:ln>
+    </cs:spPr>
+  </cs:downBar>
+  <cs:dropLine>
+    <cs:lnRef idx="0"/>
+    <cs:fillRef idx="0"/>
+    <cs:effectRef idx="0"/>
+    <cs:fontRef idx="minor">
+      <a:schemeClr val="tx1"/>
+    </cs:fontRef>
+    <cs:spPr>
+      <a:ln w="9525" cap="flat" cmpd="sng" algn="ctr">
+        <a:solidFill>
+          <a:schemeClr val="tx1">
+            <a:lumMod val="35000"/>
+            <a:lumOff val="65000"/>
+          </a:schemeClr>
+        </a:solidFill>
+        <a:round/>
+      </a:ln>
+    </cs:spPr>
+  </cs:dropLine>
+  <cs:errorBar>
+    <cs:lnRef idx="0"/>
+    <cs:fillRef idx="0"/>
+    <cs:effectRef idx="0"/>
+    <cs:fontRef idx="minor">
+      <a:schemeClr val="tx1"/>
+    </cs:fontRef>
+    <cs:spPr>
+      <a:ln w="9525" cap="flat" cmpd="sng" algn="ctr">
+        <a:solidFill>
+          <a:schemeClr val="tx1">
+            <a:lumMod val="65000"/>
+            <a:lumOff val="35000"/>
+          </a:schemeClr>
+        </a:solidFill>
+        <a:round/>
+      </a:ln>
+    </cs:spPr>
+  </cs:errorBar>
+  <cs:floor>
+    <cs:lnRef idx="0"/>
+    <cs:fillRef idx="0"/>
+    <cs:effectRef idx="0"/>
+    <cs:fontRef idx="minor">
+      <a:schemeClr val="tx1"/>
+    </cs:fontRef>
+    <cs:spPr>
+      <a:noFill/>
+      <a:ln>
+        <a:noFill/>
+      </a:ln>
+    </cs:spPr>
+  </cs:floor>
+  <cs:gridlineMajor>
+    <cs:lnRef idx="0"/>
+    <cs:fillRef idx="0"/>
+    <cs:effectRef idx="0"/>
+    <cs:fontRef idx="minor">
+      <a:schemeClr val="tx1"/>
+    </cs:fontRef>
+    <cs:spPr>
+      <a:ln w="9525" cap="flat" cmpd="sng" algn="ctr">
+        <a:solidFill>
+          <a:schemeClr val="tx1">
+            <a:lumMod val="15000"/>
+            <a:lumOff val="85000"/>
+          </a:schemeClr>
+        </a:solidFill>
+        <a:round/>
+      </a:ln>
+    </cs:spPr>
+  </cs:gridlineMajor>
+  <cs:gridlineMinor>
+    <cs:lnRef idx="0"/>
+    <cs:fillRef idx="0"/>
+    <cs:effectRef idx="0"/>
+    <cs:fontRef idx="minor">
+      <a:schemeClr val="tx1"/>
+    </cs:fontRef>
+    <cs:spPr>
+      <a:ln w="9525" cap="flat" cmpd="sng" algn="ctr">
+        <a:solidFill>
+          <a:schemeClr val="tx1">
+            <a:lumMod val="5000"/>
+            <a:lumOff val="95000"/>
+          </a:schemeClr>
+        </a:solidFill>
+        <a:round/>
+      </a:ln>
+    </cs:spPr>
+  </cs:gridlineMinor>
+  <cs:hiLoLine>
+    <cs:lnRef idx="0"/>
+    <cs:fillRef idx="0"/>
+    <cs:effectRef idx="0"/>
+    <cs:fontRef idx="minor">
+      <a:schemeClr val="tx1"/>
+    </cs:fontRef>
+    <cs:spPr>
+      <a:ln w="9525" cap="flat" cmpd="sng" algn="ctr">
+        <a:solidFill>
+          <a:schemeClr val="tx1">
+            <a:lumMod val="75000"/>
+            <a:lumOff val="25000"/>
+          </a:schemeClr>
+        </a:solidFill>
+        <a:round/>
+      </a:ln>
+    </cs:spPr>
+  </cs:hiLoLine>
+  <cs:leaderLine>
+    <cs:lnRef idx="0"/>
+    <cs:fillRef idx="0"/>
+    <cs:effectRef idx="0"/>
+    <cs:fontRef idx="minor">
+      <a:schemeClr val="tx1"/>
+    </cs:fontRef>
+    <cs:spPr>
+      <a:ln w="9525" cap="flat" cmpd="sng" algn="ctr">
+        <a:solidFill>
+          <a:schemeClr val="tx1">
+            <a:lumMod val="35000"/>
+            <a:lumOff val="65000"/>
+          </a:schemeClr>
+        </a:solidFill>
+        <a:round/>
+      </a:ln>
+    </cs:spPr>
+  </cs:leaderLine>
+  <cs:legend>
+    <cs:lnRef idx="0"/>
+    <cs:fillRef idx="0"/>
+    <cs:effectRef idx="0"/>
+    <cs:fontRef idx="minor">
+      <a:schemeClr val="tx1">
+        <a:lumMod val="65000"/>
+        <a:lumOff val="35000"/>
+      </a:schemeClr>
+    </cs:fontRef>
+    <cs:defRPr sz="900" kern="1200"/>
+  </cs:legend>
+  <cs:plotArea mods="allowNoFillOverride allowNoLineOverride">
+    <cs:lnRef idx="0"/>
+    <cs:fillRef idx="0"/>
+    <cs:effectRef idx="0"/>
+    <cs:fontRef idx="minor">
+      <a:schemeClr val="tx1"/>
+    </cs:fontRef>
+  </cs:plotArea>
+  <cs:plotArea3D mods="allowNoFillOverride allowNoLineOverride">
+    <cs:lnRef idx="0"/>
+    <cs:fillRef idx="0"/>
+    <cs:effectRef idx="0"/>
+    <cs:fontRef idx="minor">
+      <a:schemeClr val="tx1"/>
+    </cs:fontRef>
+  </cs:plotArea3D>
+  <cs:seriesAxis>
+    <cs:lnRef idx="0"/>
+    <cs:fillRef idx="0"/>
+    <cs:effectRef idx="0"/>
+    <cs:fontRef idx="minor">
+      <a:schemeClr val="tx1">
+        <a:lumMod val="65000"/>
+        <a:lumOff val="35000"/>
+      </a:schemeClr>
+    </cs:fontRef>
+    <cs:defRPr sz="900" kern="1200"/>
+  </cs:seriesAxis>
+  <cs:seriesLine>
+    <cs:lnRef idx="0"/>
+    <cs:fillRef idx="0"/>
+    <cs:effectRef idx="0"/>
+    <cs:fontRef idx="minor">
+      <a:schemeClr val="tx1"/>
+    </cs:fontRef>
+    <cs:spPr>
+      <a:ln w="9525" cap="flat" cmpd="sng" algn="ctr">
+        <a:solidFill>
+          <a:schemeClr val="tx1">
+            <a:lumMod val="35000"/>
+            <a:lumOff val="65000"/>
+          </a:schemeClr>
+        </a:solidFill>
+        <a:round/>
+      </a:ln>
+    </cs:spPr>
+  </cs:seriesLine>
+  <cs:title>
+    <cs:lnRef idx="0"/>
+    <cs:fillRef idx="0"/>
+    <cs:effectRef idx="0"/>
+    <cs:fontRef idx="minor">
+      <a:schemeClr val="tx1">
+        <a:lumMod val="65000"/>
+        <a:lumOff val="35000"/>
+      </a:schemeClr>
+    </cs:fontRef>
+    <cs:defRPr sz="1400" b="0" kern="1200" spc="0" baseline="0"/>
+  </cs:title>
+  <cs:trendline>
+    <cs:lnRef idx="0">
+      <cs:styleClr val="auto"/>
+    </cs:lnRef>
+    <cs:fillRef idx="0"/>
+    <cs:effectRef idx="0"/>
+    <cs:fontRef idx="minor">
+      <a:schemeClr val="tx1"/>
+    </cs:fontRef>
+    <cs:spPr>
+      <a:ln w="19050" cap="rnd">
+        <a:solidFill>
+          <a:schemeClr val="phClr"/>
+        </a:solidFill>
+        <a:prstDash val="sysDot"/>
+      </a:ln>
+    </cs:spPr>
+  </cs:trendline>
+  <cs:trendlineLabel>
+    <cs:lnRef idx="0"/>
+    <cs:fillRef idx="0"/>
+    <cs:effectRef idx="0"/>
+    <cs:fontRef idx="minor">
+      <a:schemeClr val="tx1">
+        <a:lumMod val="65000"/>
+        <a:lumOff val="35000"/>
+      </a:schemeClr>
+    </cs:fontRef>
+    <cs:defRPr sz="900" kern="1200"/>
+  </cs:trendlineLabel>
+  <cs:upBar>
+    <cs:lnRef idx="0"/>
+    <cs:fillRef idx="0"/>
+    <cs:effectRef idx="0"/>
+    <cs:fontRef idx="minor">
+      <a:schemeClr val="dk1"/>
+    </cs:fontRef>
+    <cs:spPr>
+      <a:solidFill>
+        <a:schemeClr val="lt1"/>
+      </a:solidFill>
+      <a:ln w="9525">
+        <a:solidFill>
+          <a:schemeClr val="tx1">
+            <a:lumMod val="15000"/>
+            <a:lumOff val="85000"/>
+          </a:schemeClr>
+        </a:solidFill>
+      </a:ln>
+    </cs:spPr>
+  </cs:upBar>
+  <cs:valueAxis>
+    <cs:lnRef idx="0"/>
+    <cs:fillRef idx="0"/>
+    <cs:effectRef idx="0"/>
+    <cs:fontRef idx="minor">
+      <a:schemeClr val="tx1">
+        <a:lumMod val="65000"/>
+        <a:lumOff val="35000"/>
+      </a:schemeClr>
+    </cs:fontRef>
+    <cs:defRPr sz="900" kern="1200"/>
+  </cs:valueAxis>
+  <cs:wall>
+    <cs:lnRef idx="0"/>
+    <cs:fillRef idx="0"/>
+    <cs:effectRef idx="0"/>
+    <cs:fontRef idx="minor">
+      <a:schemeClr val="tx1"/>
+    </cs:fontRef>
+    <cs:spPr>
+      <a:noFill/>
+      <a:ln>
+        <a:noFill/>
+      </a:ln>
+    </cs:spPr>
+  </cs:wall>
+</cs:chartStyle>
+</file>
+
+<file path=word/charts/style2.xml><?xml version="1.0" encoding="utf-8"?>
+<cs:chartStyle xmlns:cs="http://schemas.microsoft.com/office/drawing/2012/chartStyle" xmlns:a="http://schemas.openxmlformats.org/drawingml/2006/main" id="332">
+  <cs:axisTitle>
+    <cs:lnRef idx="0"/>
+    <cs:fillRef idx="0"/>
+    <cs:effectRef idx="0"/>
+    <cs:fontRef idx="minor">
+      <a:schemeClr val="tx1">
+        <a:lumMod val="65000"/>
+        <a:lumOff val="35000"/>
+      </a:schemeClr>
+    </cs:fontRef>
+    <cs:defRPr sz="1000" kern="1200"/>
+  </cs:axisTitle>
+  <cs:categoryAxis>
+    <cs:lnRef idx="0"/>
+    <cs:fillRef idx="0"/>
+    <cs:effectRef idx="0"/>
+    <cs:fontRef idx="minor">
+      <a:schemeClr val="tx1">
+        <a:lumMod val="65000"/>
+        <a:lumOff val="35000"/>
+      </a:schemeClr>
+    </cs:fontRef>
+    <cs:spPr>
+      <a:ln w="9525" cap="flat" cmpd="sng" algn="ctr">
+        <a:solidFill>
+          <a:schemeClr val="tx1">
+            <a:lumMod val="15000"/>
+            <a:lumOff val="85000"/>
+          </a:schemeClr>
+        </a:solidFill>
+        <a:round/>
+      </a:ln>
+    </cs:spPr>
+    <cs:defRPr sz="900" kern="1200"/>
+  </cs:categoryAxis>
+  <cs:chartArea mods="allowNoFillOverride allowNoLineOverride">
+    <cs:lnRef idx="0"/>
+    <cs:fillRef idx="0"/>
+    <cs:effectRef idx="0"/>
+    <cs:fontRef idx="minor">
+      <a:schemeClr val="tx1"/>
+    </cs:fontRef>
+    <cs:spPr>
+      <a:solidFill>
+        <a:schemeClr val="bg1"/>
+      </a:solidFill>
+      <a:ln w="9525" cap="flat" cmpd="sng" algn="ctr">
+        <a:solidFill>
+          <a:schemeClr val="tx1">
+            <a:lumMod val="15000"/>
+            <a:lumOff val="85000"/>
+          </a:schemeClr>
+        </a:solidFill>
+        <a:round/>
+      </a:ln>
+    </cs:spPr>
+    <cs:defRPr sz="1000" kern="1200"/>
+  </cs:chartArea>
+  <cs:dataLabel>
+    <cs:lnRef idx="0"/>
+    <cs:fillRef idx="0"/>
+    <cs:effectRef idx="0"/>
+    <cs:fontRef idx="minor">
+      <a:schemeClr val="tx1">
+        <a:lumMod val="75000"/>
+        <a:lumOff val="25000"/>
+      </a:schemeClr>
+    </cs:fontRef>
+    <cs:defRPr sz="900" kern="1200"/>
+  </cs:dataLabel>
+  <cs:dataLabelCallout>
+    <cs:lnRef idx="0"/>
+    <cs:fillRef idx="0"/>
+    <cs:effectRef idx="0"/>
+    <cs:fontRef idx="minor">
+      <a:schemeClr val="dk1">
+        <a:lumMod val="65000"/>
+        <a:lumOff val="35000"/>
+      </a:schemeClr>
+    </cs:fontRef>
+    <cs:spPr>
+      <a:solidFill>
+        <a:schemeClr val="lt1"/>
+      </a:solidFill>
+      <a:ln>
+        <a:solidFill>
+          <a:schemeClr val="dk1">
+            <a:lumMod val="25000"/>
+            <a:lumOff val="75000"/>
+          </a:schemeClr>
+        </a:solidFill>
+      </a:ln>
+    </cs:spPr>
+    <cs:defRPr sz="900" kern="1200"/>
+    <cs:bodyPr rot="0" spcFirstLastPara="1" vertOverflow="clip" horzOverflow="clip" vert="horz" wrap="square" lIns="36576" tIns="18288" rIns="36576" bIns="18288" anchor="ctr" anchorCtr="1">
+      <a:spAutoFit/>
+    </cs:bodyPr>
+  </cs:dataLabelCallout>
+  <cs:dataPoint>
+    <cs:lnRef idx="0"/>
+    <cs:fillRef idx="1">
+      <cs:styleClr val="auto"/>
+    </cs:fillRef>
+    <cs:effectRef idx="0"/>
+    <cs:fontRef idx="minor">
+      <a:schemeClr val="tx1"/>
+    </cs:fontRef>
+  </cs:dataPoint>
+  <cs:dataPoint3D>
+    <cs:lnRef idx="0"/>
+    <cs:fillRef idx="1">
+      <cs:styleClr val="auto"/>
+    </cs:fillRef>
+    <cs:effectRef idx="0"/>
+    <cs:fontRef idx="minor">
+      <a:schemeClr val="tx1"/>
+    </cs:fontRef>
+  </cs:dataPoint3D>
+  <cs:dataPointLine>
+    <cs:lnRef idx="0">
+      <cs:styleClr val="auto"/>
+    </cs:lnRef>
+    <cs:fillRef idx="1"/>
+    <cs:effectRef idx="0"/>
+    <cs:fontRef idx="minor">
+      <a:schemeClr val="tx1"/>
+    </cs:fontRef>
+    <cs:spPr>
+      <a:ln w="28575" cap="rnd">
+        <a:solidFill>
+          <a:schemeClr val="phClr"/>
+        </a:solidFill>
+        <a:round/>
+      </a:ln>
+    </cs:spPr>
+  </cs:dataPointLine>
+  <cs:dataPointMarker>
+    <cs:lnRef idx="0">
+      <cs:styleClr val="auto"/>
+    </cs:lnRef>
+    <cs:fillRef idx="1">
+      <cs:styleClr val="auto"/>
+    </cs:fillRef>
+    <cs:effectRef idx="0"/>
+    <cs:fontRef idx="minor">
+      <a:schemeClr val="tx1"/>
+    </cs:fontRef>
+    <cs:spPr>
+      <a:ln w="9525">
+        <a:solidFill>
+          <a:schemeClr val="phClr"/>
+        </a:solidFill>
+      </a:ln>
+    </cs:spPr>
+  </cs:dataPointMarker>
+  <cs:dataPointMarkerLayout symbol="circle" size="5"/>
+  <cs:dataPointWireframe>
+    <cs:lnRef idx="0">
+      <cs:styleClr val="auto"/>
+    </cs:lnRef>
+    <cs:fillRef idx="1"/>
+    <cs:effectRef idx="0"/>
+    <cs:fontRef idx="minor">
+      <a:schemeClr val="tx1"/>
+    </cs:fontRef>
+    <cs:spPr>
+      <a:ln w="9525" cap="rnd">
+        <a:solidFill>
+          <a:schemeClr val="phClr"/>
+        </a:solidFill>
+        <a:round/>
+      </a:ln>
+    </cs:spPr>
+  </cs:dataPointWireframe>
+  <cs:dataTable>
+    <cs:lnRef idx="0"/>
+    <cs:fillRef idx="0"/>
+    <cs:effectRef idx="0"/>
+    <cs:fontRef idx="minor">
+      <a:schemeClr val="tx1">
+        <a:lumMod val="65000"/>
+        <a:lumOff val="35000"/>
+      </a:schemeClr>
+    </cs:fontRef>
+    <cs:spPr>
+      <a:noFill/>
+      <a:ln w="9525" cap="flat" cmpd="sng" algn="ctr">
+        <a:solidFill>
+          <a:schemeClr val="tx1">
+            <a:lumMod val="15000"/>
+            <a:lumOff val="85000"/>
+          </a:schemeClr>
+        </a:solidFill>
+        <a:round/>
+      </a:ln>
+    </cs:spPr>
+    <cs:defRPr sz="900" kern="1200"/>
+  </cs:dataTable>
+  <cs:downBar>
+    <cs:lnRef idx="0"/>
+    <cs:fillRef idx="0"/>
+    <cs:effectRef idx="0"/>
+    <cs:fontRef idx="minor">
+      <a:schemeClr val="dk1"/>
+    </cs:fontRef>
+    <cs:spPr>
+      <a:solidFill>
+        <a:schemeClr val="dk1">
+          <a:lumMod val="65000"/>
+          <a:lumOff val="35000"/>
+        </a:schemeClr>
+      </a:solidFill>
+      <a:ln w="9525">
+        <a:solidFill>
+          <a:schemeClr val="tx1">
+            <a:lumMod val="65000"/>
+            <a:lumOff val="35000"/>
+          </a:schemeClr>
+        </a:solidFill>
+      </a:ln>
+    </cs:spPr>
+  </cs:downBar>
+  <cs:dropLine>
+    <cs:lnRef idx="0"/>
+    <cs:fillRef idx="0"/>
+    <cs:effectRef idx="0"/>
+    <cs:fontRef idx="minor">
+      <a:schemeClr val="tx1"/>
+    </cs:fontRef>
+    <cs:spPr>
+      <a:ln w="9525" cap="flat" cmpd="sng" algn="ctr">
+        <a:solidFill>
+          <a:schemeClr val="tx1">
+            <a:lumMod val="35000"/>
+            <a:lumOff val="65000"/>
+          </a:schemeClr>
+        </a:solidFill>
+        <a:round/>
+      </a:ln>
+    </cs:spPr>
+  </cs:dropLine>
+  <cs:errorBar>
+    <cs:lnRef idx="0"/>
+    <cs:fillRef idx="0"/>
+    <cs:effectRef idx="0"/>
+    <cs:fontRef idx="minor">
+      <a:schemeClr val="tx1"/>
+    </cs:fontRef>
+    <cs:spPr>
+      <a:ln w="9525" cap="flat" cmpd="sng" algn="ctr">
+        <a:solidFill>
+          <a:schemeClr val="tx1">
+            <a:lumMod val="65000"/>
+            <a:lumOff val="35000"/>
+          </a:schemeClr>
+        </a:solidFill>
+        <a:round/>
+      </a:ln>
+    </cs:spPr>
+  </cs:errorBar>
+  <cs:floor>
+    <cs:lnRef idx="0"/>
+    <cs:fillRef idx="0"/>
+    <cs:effectRef idx="0"/>
+    <cs:fontRef idx="minor">
+      <a:schemeClr val="tx1"/>
+    </cs:fontRef>
+    <cs:spPr>
+      <a:noFill/>
+      <a:ln>
+        <a:noFill/>
+      </a:ln>
+    </cs:spPr>
+  </cs:floor>
+  <cs:gridlineMajor>
+    <cs:lnRef idx="0"/>
+    <cs:fillRef idx="0"/>
+    <cs:effectRef idx="0"/>
+    <cs:fontRef idx="minor">
+      <a:schemeClr val="tx1"/>
+    </cs:fontRef>
+    <cs:spPr>
+      <a:ln w="9525" cap="flat" cmpd="sng" algn="ctr">
+        <a:solidFill>
+          <a:schemeClr val="tx1">
+            <a:lumMod val="15000"/>
+            <a:lumOff val="85000"/>
+          </a:schemeClr>
+        </a:solidFill>
+        <a:round/>
+      </a:ln>
+    </cs:spPr>
+  </cs:gridlineMajor>
+  <cs:gridlineMinor>
+    <cs:lnRef idx="0"/>
+    <cs:fillRef idx="0"/>
+    <cs:effectRef idx="0"/>
+    <cs:fontRef idx="minor">
+      <a:schemeClr val="tx1"/>
+    </cs:fontRef>
+    <cs:spPr>
+      <a:ln w="9525" cap="flat" cmpd="sng" algn="ctr">
+        <a:solidFill>
+          <a:schemeClr val="tx1">
+            <a:lumMod val="5000"/>
+            <a:lumOff val="95000"/>
+          </a:schemeClr>
+        </a:solidFill>
+        <a:round/>
+      </a:ln>
+    </cs:spPr>
+  </cs:gridlineMinor>
+  <cs:hiLoLine>
+    <cs:lnRef idx="0"/>
+    <cs:fillRef idx="0"/>
+    <cs:effectRef idx="0"/>
+    <cs:fontRef idx="minor">
+      <a:schemeClr val="tx1"/>
+    </cs:fontRef>
+    <cs:spPr>
+      <a:ln w="9525" cap="flat" cmpd="sng" algn="ctr">
+        <a:solidFill>
+          <a:schemeClr val="tx1">
+            <a:lumMod val="75000"/>
+            <a:lumOff val="25000"/>
+          </a:schemeClr>
+        </a:solidFill>
+        <a:round/>
+      </a:ln>
+    </cs:spPr>
+  </cs:hiLoLine>
+  <cs:leaderLine>
+    <cs:lnRef idx="0"/>
+    <cs:fillRef idx="0"/>
+    <cs:effectRef idx="0"/>
+    <cs:fontRef idx="minor">
+      <a:schemeClr val="tx1"/>
+    </cs:fontRef>
+    <cs:spPr>
+      <a:ln w="9525" cap="flat" cmpd="sng" algn="ctr">
+        <a:solidFill>
+          <a:schemeClr val="tx1">
+            <a:lumMod val="35000"/>
+            <a:lumOff val="65000"/>
+          </a:schemeClr>
+        </a:solidFill>
+        <a:round/>
+      </a:ln>
+    </cs:spPr>
+  </cs:leaderLine>
+  <cs:legend>
+    <cs:lnRef idx="0"/>
+    <cs:fillRef idx="0"/>
+    <cs:effectRef idx="0"/>
+    <cs:fontRef idx="minor">
+      <a:schemeClr val="tx1">
+        <a:lumMod val="65000"/>
+        <a:lumOff val="35000"/>
+      </a:schemeClr>
+    </cs:fontRef>
+    <cs:defRPr sz="900" kern="1200"/>
+  </cs:legend>
+  <cs:plotArea mods="allowNoFillOverride allowNoLineOverride">
+    <cs:lnRef idx="0"/>
+    <cs:fillRef idx="0"/>
+    <cs:effectRef idx="0"/>
+    <cs:fontRef idx="minor">
+      <a:schemeClr val="tx1"/>
+    </cs:fontRef>
+  </cs:plotArea>
+  <cs:plotArea3D mods="allowNoFillOverride allowNoLineOverride">
+    <cs:lnRef idx="0"/>
+    <cs:fillRef idx="0"/>
+    <cs:effectRef idx="0"/>
+    <cs:fontRef idx="minor">
+      <a:schemeClr val="tx1"/>
+    </cs:fontRef>
+  </cs:plotArea3D>
+  <cs:seriesAxis>
+    <cs:lnRef idx="0"/>
+    <cs:fillRef idx="0"/>
+    <cs:effectRef idx="0"/>
+    <cs:fontRef idx="minor">
+      <a:schemeClr val="tx1">
+        <a:lumMod val="65000"/>
+        <a:lumOff val="35000"/>
+      </a:schemeClr>
+    </cs:fontRef>
+    <cs:defRPr sz="900" kern="1200"/>
+  </cs:seriesAxis>
+  <cs:seriesLine>
+    <cs:lnRef idx="0"/>
+    <cs:fillRef idx="0"/>
+    <cs:effectRef idx="0"/>
+    <cs:fontRef idx="minor">
+      <a:schemeClr val="tx1"/>
+    </cs:fontRef>
+    <cs:spPr>
+      <a:ln w="9525" cap="flat" cmpd="sng" algn="ctr">
+        <a:solidFill>
+          <a:schemeClr val="tx1">
+            <a:lumMod val="35000"/>
+            <a:lumOff val="65000"/>
+          </a:schemeClr>
+        </a:solidFill>
+        <a:round/>
+      </a:ln>
+    </cs:spPr>
+  </cs:seriesLine>
+  <cs:title>
+    <cs:lnRef idx="0"/>
+    <cs:fillRef idx="0"/>
+    <cs:effectRef idx="0"/>
+    <cs:fontRef idx="minor">
+      <a:schemeClr val="tx1">
+        <a:lumMod val="65000"/>
+        <a:lumOff val="35000"/>
+      </a:schemeClr>
+    </cs:fontRef>
+    <cs:defRPr sz="1400" b="0" kern="1200" spc="0" baseline="0"/>
+  </cs:title>
+  <cs:trendline>
+    <cs:lnRef idx="0">
+      <cs:styleClr val="auto"/>
+    </cs:lnRef>
+    <cs:fillRef idx="0"/>
+    <cs:effectRef idx="0"/>
+    <cs:fontRef idx="minor">
+      <a:schemeClr val="tx1"/>
+    </cs:fontRef>
+    <cs:spPr>
+      <a:ln w="19050" cap="rnd">
+        <a:solidFill>
+          <a:schemeClr val="phClr"/>
+        </a:solidFill>
+        <a:prstDash val="sysDot"/>
+      </a:ln>
+    </cs:spPr>
+  </cs:trendline>
+  <cs:trendlineLabel>
+    <cs:lnRef idx="0"/>
+    <cs:fillRef idx="0"/>
+    <cs:effectRef idx="0"/>
+    <cs:fontRef idx="minor">
+      <a:schemeClr val="tx1">
+        <a:lumMod val="65000"/>
+        <a:lumOff val="35000"/>
+      </a:schemeClr>
+    </cs:fontRef>
+    <cs:defRPr sz="900" kern="1200"/>
+  </cs:trendlineLabel>
+  <cs:upBar>
+    <cs:lnRef idx="0"/>
+    <cs:fillRef idx="0"/>
+    <cs:effectRef idx="0"/>
+    <cs:fontRef idx="minor">
+      <a:schemeClr val="dk1"/>
+    </cs:fontRef>
+    <cs:spPr>
+      <a:solidFill>
+        <a:schemeClr val="lt1"/>
+      </a:solidFill>
+      <a:ln w="9525">
+        <a:solidFill>
+          <a:schemeClr val="tx1">
+            <a:lumMod val="15000"/>
+            <a:lumOff val="85000"/>
+          </a:schemeClr>
+        </a:solidFill>
+      </a:ln>
+    </cs:spPr>
+  </cs:upBar>
+  <cs:valueAxis>
+    <cs:lnRef idx="0"/>
+    <cs:fillRef idx="0"/>
+    <cs:effectRef idx="0"/>
+    <cs:fontRef idx="minor">
+      <a:schemeClr val="tx1">
+        <a:lumMod val="65000"/>
+        <a:lumOff val="35000"/>
+      </a:schemeClr>
+    </cs:fontRef>
+    <cs:defRPr sz="900" kern="1200"/>
+  </cs:valueAxis>
+  <cs:wall>
+    <cs:lnRef idx="0"/>
+    <cs:fillRef idx="0"/>
+    <cs:effectRef idx="0"/>
+    <cs:fontRef idx="minor">
+      <a:schemeClr val="tx1"/>
+    </cs:fontRef>
+    <cs:spPr>
+      <a:noFill/>
+      <a:ln>
+        <a:noFill/>
+      </a:ln>
+    </cs:spPr>
+  </cs:wall>
+</cs:chartStyle>
 </file>
 
 <file path=word/theme/theme1.xml><?xml version="1.0" encoding="utf-8"?>
